--- a/docs/studyguides/trigonometricidentities-degrees.docx
+++ b/docs/studyguides/trigonometricidentities-degrees.docx
@@ -52,7 +52,7 @@
         </w:rPr>
         <w:t xml:space="preserve"> </w:t>
       </w:r>
-      <w:hyperlink r:id="rId20">
+      <w:hyperlink r:id="rId9">
         <w:r>
           <w:rPr>
             <w:rStyle w:val="Hyperlink"/>
@@ -83,7 +83,7 @@
         </w:rPr>
         <w:t xml:space="preserve"> </w:t>
       </w:r>
-      <w:hyperlink r:id="rId21">
+      <w:hyperlink r:id="rId10">
         <w:r>
           <w:rPr>
             <w:rStyle w:val="Hyperlink"/>
@@ -126,7 +126,7 @@
         </w:rPr>
         <w:t xml:space="preserve"> </w:t>
       </w:r>
-      <w:hyperlink r:id="rId22">
+      <w:hyperlink r:id="rId11">
         <w:r>
           <w:rPr>
             <w:rStyle w:val="Hyperlink"/>
@@ -144,7 +144,7 @@
         <w:t xml:space="preserve">.</w:t>
       </w:r>
     </w:p>
-    <w:bookmarkStart w:id="26" w:name="what-is-a-trigonometric-identity"/>
+    <w:bookmarkStart w:id="15" w:name="what-is-a-trigonometric-identity"/>
     <w:p>
       <w:pPr>
         <w:pStyle w:val="Heading1"/>
@@ -189,7 +189,7 @@
       <w:r>
         <w:t xml:space="preserve"> </w:t>
       </w:r>
-      <w:hyperlink r:id="rId20">
+      <w:hyperlink r:id="rId9">
         <w:r>
           <w:rPr>
             <w:rStyle w:val="Hyperlink"/>
@@ -206,7 +206,7 @@
       <w:r>
         <w:t xml:space="preserve"> </w:t>
       </w:r>
-      <w:hyperlink r:id="rId21">
+      <w:hyperlink r:id="rId10">
         <w:r>
           <w:rPr>
             <w:rStyle w:val="Hyperlink"/>
@@ -333,18 +333,18 @@
                 <wp:inline>
                   <wp:extent cx="152400" cy="152400"/>
                   <wp:effectExtent b="0" l="0" r="0" t="0"/>
-                  <wp:docPr descr="" title="" id="24" name="Picture"/>
+                  <wp:docPr descr="" title="" id="13" name="Picture"/>
                   <a:graphic>
                     <a:graphicData uri="http://schemas.openxmlformats.org/drawingml/2006/picture">
                       <pic:pic>
                         <pic:nvPicPr>
-                          <pic:cNvPr descr="/Applications/quarto/share/formats/docx/note.png" id="25" name="Picture"/>
+                          <pic:cNvPr descr="/Applications/quarto/share/formats/docx/note.png" id="14" name="Picture"/>
                           <pic:cNvPicPr>
                             <a:picLocks noChangeArrowheads="1" noChangeAspect="1"/>
                           </pic:cNvPicPr>
                         </pic:nvPicPr>
                         <pic:blipFill>
-                          <a:blip r:embed="rId23"/>
+                          <a:blip r:embed="rId12"/>
                           <a:stretch>
                             <a:fillRect/>
                           </a:stretch>
@@ -467,8 +467,8 @@
         <w:t xml:space="preserve">There are several fundamental types of trigonometric identities. Each type provides a different way of relating the various trigonometric functions to one another.</w:t>
       </w:r>
     </w:p>
-    <w:bookmarkEnd w:id="26"/>
-    <w:bookmarkStart w:id="36" w:name="pythagorean-identities"/>
+    <w:bookmarkEnd w:id="15"/>
+    <w:bookmarkStart w:id="25" w:name="pythagorean-identities"/>
     <w:p>
       <w:pPr>
         <w:pStyle w:val="Heading1"/>
@@ -526,18 +526,18 @@
                 <wp:inline>
                   <wp:extent cx="152400" cy="152400"/>
                   <wp:effectExtent b="0" l="0" r="0" t="0"/>
-                  <wp:docPr descr="" title="" id="27" name="Picture"/>
+                  <wp:docPr descr="" title="" id="16" name="Picture"/>
                   <a:graphic>
                     <a:graphicData uri="http://schemas.openxmlformats.org/drawingml/2006/picture">
                       <pic:pic>
                         <pic:nvPicPr>
-                          <pic:cNvPr descr="/Applications/quarto/share/formats/docx/note.png" id="28" name="Picture"/>
+                          <pic:cNvPr descr="/Applications/quarto/share/formats/docx/note.png" id="17" name="Picture"/>
                           <pic:cNvPicPr>
                             <a:picLocks noChangeArrowheads="1" noChangeAspect="1"/>
                           </pic:cNvPicPr>
                         </pic:nvPicPr>
                         <pic:blipFill>
-                          <a:blip r:embed="rId23"/>
+                          <a:blip r:embed="rId12"/>
                           <a:stretch>
                             <a:fillRect/>
                           </a:stretch>
@@ -601,7 +601,7 @@
             <w:pPr>
               <w:pStyle w:val="BodyText"/>
             </w:pPr>
-            <w:bookmarkStart w:id="29" w:name="eq-cossin"/>
+            <w:bookmarkStart w:id="18" w:name="eq-cossin"/>
             <m:oMathPara>
               <m:oMathParaPr>
                 <m:jc m:val="center"/>
@@ -622,19 +622,21 @@
                     </m:r>
                   </m:sup>
                 </m:sSup>
-                <m:d>
-                  <m:dPr>
-                    <m:begChr m:val="("/>
-                    <m:sepChr m:val=""/>
-                    <m:endChr m:val=")"/>
-                    <m:grow/>
-                  </m:dPr>
-                  <m:e>
-                    <m:r>
-                      <m:t>θ</m:t>
-                    </m:r>
-                  </m:e>
-                </m:d>
+                <m:r>
+                  <m:rPr>
+                    <m:sty m:val="p"/>
+                  </m:rPr>
+                  <m:t>(</m:t>
+                </m:r>
+                <m:r>
+                  <m:t>θ</m:t>
+                </m:r>
+                <m:r>
+                  <m:rPr>
+                    <m:sty m:val="p"/>
+                  </m:rPr>
+                  <m:t>)</m:t>
+                </m:r>
                 <m:r>
                   <m:rPr>
                     <m:sty m:val="p"/>
@@ -656,19 +658,21 @@
                     </m:r>
                   </m:sup>
                 </m:sSup>
-                <m:d>
-                  <m:dPr>
-                    <m:begChr m:val="("/>
-                    <m:sepChr m:val=""/>
-                    <m:endChr m:val=")"/>
-                    <m:grow/>
-                  </m:dPr>
-                  <m:e>
-                    <m:r>
-                      <m:t>θ</m:t>
-                    </m:r>
-                  </m:e>
-                </m:d>
+                <m:r>
+                  <m:rPr>
+                    <m:sty m:val="p"/>
+                  </m:rPr>
+                  <m:t>(</m:t>
+                </m:r>
+                <m:r>
+                  <m:t>θ</m:t>
+                </m:r>
+                <m:r>
+                  <m:rPr>
+                    <m:sty m:val="p"/>
+                  </m:rPr>
+                  <m:t>)</m:t>
+                </m:r>
                 <m:r>
                   <m:rPr>
                     <m:sty m:val="p"/>
@@ -687,22 +691,24 @@
                 <m:r>
                   <m:t>  </m:t>
                 </m:r>
-                <m:d>
-                  <m:dPr>
-                    <m:begChr m:val="("/>
-                    <m:sepChr m:val=""/>
-                    <m:endChr m:val=")"/>
-                    <m:grow/>
-                  </m:dPr>
-                  <m:e>
-                    <m:r>
-                      <m:t>1</m:t>
-                    </m:r>
-                  </m:e>
-                </m:d>
+                <m:r>
+                  <m:rPr>
+                    <m:sty m:val="p"/>
+                  </m:rPr>
+                  <m:t>(</m:t>
+                </m:r>
+                <m:r>
+                  <m:t>1</m:t>
+                </m:r>
+                <m:r>
+                  <m:rPr>
+                    <m:sty m:val="p"/>
+                  </m:rPr>
+                  <m:t>)</m:t>
+                </m:r>
               </m:oMath>
             </m:oMathPara>
-            <w:bookmarkEnd w:id="29"/>
+            <w:bookmarkEnd w:id="18"/>
           </w:p>
           <w:p>
             <w:pPr>
@@ -747,19 +753,21 @@
                   </m:r>
                 </m:sup>
               </m:sSup>
-              <m:d>
-                <m:dPr>
-                  <m:begChr m:val="("/>
-                  <m:sepChr m:val=""/>
-                  <m:endChr m:val=")"/>
-                  <m:grow/>
-                </m:dPr>
-                <m:e>
-                  <m:r>
-                    <m:t>θ</m:t>
-                  </m:r>
-                </m:e>
-              </m:d>
+              <m:r>
+                <m:rPr>
+                  <m:sty m:val="p"/>
+                </m:rPr>
+                <m:t>(</m:t>
+              </m:r>
+              <m:r>
+                <m:t>θ</m:t>
+              </m:r>
+              <m:r>
+                <m:rPr>
+                  <m:sty m:val="p"/>
+                </m:rPr>
+                <m:t>)</m:t>
+              </m:r>
             </m:oMath>
             <w:r>
               <w:t xml:space="preserve"> </w:t>
@@ -772,7 +780,7 @@
             <w:pPr>
               <w:pStyle w:val="BodyText"/>
             </w:pPr>
-            <w:bookmarkStart w:id="30" w:name="eq-tansec"/>
+            <w:bookmarkStart w:id="19" w:name="eq-tansec"/>
             <m:oMathPara>
               <m:oMathParaPr>
                 <m:jc m:val="center"/>
@@ -802,19 +810,21 @@
                     </m:r>
                   </m:sup>
                 </m:sSup>
-                <m:d>
-                  <m:dPr>
-                    <m:begChr m:val="("/>
-                    <m:sepChr m:val=""/>
-                    <m:endChr m:val=")"/>
-                    <m:grow/>
-                  </m:dPr>
-                  <m:e>
-                    <m:r>
-                      <m:t>θ</m:t>
-                    </m:r>
-                  </m:e>
-                </m:d>
+                <m:r>
+                  <m:rPr>
+                    <m:sty m:val="p"/>
+                  </m:rPr>
+                  <m:t>(</m:t>
+                </m:r>
+                <m:r>
+                  <m:t>θ</m:t>
+                </m:r>
+                <m:r>
+                  <m:rPr>
+                    <m:sty m:val="p"/>
+                  </m:rPr>
+                  <m:t>)</m:t>
+                </m:r>
                 <m:r>
                   <m:rPr>
                     <m:sty m:val="p"/>
@@ -836,38 +846,42 @@
                     </m:r>
                   </m:sup>
                 </m:sSup>
-                <m:d>
-                  <m:dPr>
-                    <m:begChr m:val="("/>
-                    <m:sepChr m:val=""/>
-                    <m:endChr m:val=")"/>
-                    <m:grow/>
-                  </m:dPr>
-                  <m:e>
-                    <m:r>
-                      <m:t>θ</m:t>
-                    </m:r>
-                  </m:e>
-                </m:d>
+                <m:r>
+                  <m:rPr>
+                    <m:sty m:val="p"/>
+                  </m:rPr>
+                  <m:t>(</m:t>
+                </m:r>
+                <m:r>
+                  <m:t>θ</m:t>
+                </m:r>
+                <m:r>
+                  <m:rPr>
+                    <m:sty m:val="p"/>
+                  </m:rPr>
+                  <m:t>)</m:t>
+                </m:r>
                 <m:r>
                   <m:t>  </m:t>
                 </m:r>
-                <m:d>
-                  <m:dPr>
-                    <m:begChr m:val="("/>
-                    <m:sepChr m:val=""/>
-                    <m:endChr m:val=")"/>
-                    <m:grow/>
-                  </m:dPr>
-                  <m:e>
-                    <m:r>
-                      <m:t>2</m:t>
-                    </m:r>
-                  </m:e>
-                </m:d>
+                <m:r>
+                  <m:rPr>
+                    <m:sty m:val="p"/>
+                  </m:rPr>
+                  <m:t>(</m:t>
+                </m:r>
+                <m:r>
+                  <m:t>2</m:t>
+                </m:r>
+                <m:r>
+                  <m:rPr>
+                    <m:sty m:val="p"/>
+                  </m:rPr>
+                  <m:t>)</m:t>
+                </m:r>
               </m:oMath>
             </m:oMathPara>
-            <w:bookmarkEnd w:id="30"/>
+            <w:bookmarkEnd w:id="19"/>
           </w:p>
           <w:p>
             <w:pPr>
@@ -912,19 +926,21 @@
                   </m:r>
                 </m:sup>
               </m:sSup>
-              <m:d>
-                <m:dPr>
-                  <m:begChr m:val="("/>
-                  <m:sepChr m:val=""/>
-                  <m:endChr m:val=")"/>
-                  <m:grow/>
-                </m:dPr>
-                <m:e>
-                  <m:r>
-                    <m:t>θ</m:t>
-                  </m:r>
-                </m:e>
-              </m:d>
+              <m:r>
+                <m:rPr>
+                  <m:sty m:val="p"/>
+                </m:rPr>
+                <m:t>(</m:t>
+              </m:r>
+              <m:r>
+                <m:t>θ</m:t>
+              </m:r>
+              <m:r>
+                <m:rPr>
+                  <m:sty m:val="p"/>
+                </m:rPr>
+                <m:t>)</m:t>
+              </m:r>
             </m:oMath>
             <w:r>
               <w:t xml:space="preserve"> </w:t>
@@ -937,7 +953,7 @@
             <w:pPr>
               <w:pStyle w:val="BodyText"/>
             </w:pPr>
-            <w:bookmarkStart w:id="31" w:name="eq-cotcsc"/>
+            <w:bookmarkStart w:id="20" w:name="eq-cotcsc"/>
             <m:oMathPara>
               <m:oMathParaPr>
                 <m:jc m:val="center"/>
@@ -958,19 +974,21 @@
                     </m:r>
                   </m:sup>
                 </m:sSup>
-                <m:d>
-                  <m:dPr>
-                    <m:begChr m:val="("/>
-                    <m:sepChr m:val=""/>
-                    <m:endChr m:val=")"/>
-                    <m:grow/>
-                  </m:dPr>
-                  <m:e>
-                    <m:r>
-                      <m:t>θ</m:t>
-                    </m:r>
-                  </m:e>
-                </m:d>
+                <m:r>
+                  <m:rPr>
+                    <m:sty m:val="p"/>
+                  </m:rPr>
+                  <m:t>(</m:t>
+                </m:r>
+                <m:r>
+                  <m:t>θ</m:t>
+                </m:r>
+                <m:r>
+                  <m:rPr>
+                    <m:sty m:val="p"/>
+                  </m:rPr>
+                  <m:t>)</m:t>
+                </m:r>
                 <m:r>
                   <m:rPr>
                     <m:sty m:val="p"/>
@@ -1001,38 +1019,42 @@
                     </m:r>
                   </m:sup>
                 </m:sSup>
-                <m:d>
-                  <m:dPr>
-                    <m:begChr m:val="("/>
-                    <m:sepChr m:val=""/>
-                    <m:endChr m:val=")"/>
-                    <m:grow/>
-                  </m:dPr>
-                  <m:e>
-                    <m:r>
-                      <m:t>θ</m:t>
-                    </m:r>
-                  </m:e>
-                </m:d>
+                <m:r>
+                  <m:rPr>
+                    <m:sty m:val="p"/>
+                  </m:rPr>
+                  <m:t>(</m:t>
+                </m:r>
+                <m:r>
+                  <m:t>θ</m:t>
+                </m:r>
+                <m:r>
+                  <m:rPr>
+                    <m:sty m:val="p"/>
+                  </m:rPr>
+                  <m:t>)</m:t>
+                </m:r>
                 <m:r>
                   <m:t>  </m:t>
                 </m:r>
-                <m:d>
-                  <m:dPr>
-                    <m:begChr m:val="("/>
-                    <m:sepChr m:val=""/>
-                    <m:endChr m:val=")"/>
-                    <m:grow/>
-                  </m:dPr>
-                  <m:e>
-                    <m:r>
-                      <m:t>3</m:t>
-                    </m:r>
-                  </m:e>
-                </m:d>
+                <m:r>
+                  <m:rPr>
+                    <m:sty m:val="p"/>
+                  </m:rPr>
+                  <m:t>(</m:t>
+                </m:r>
+                <m:r>
+                  <m:t>3</m:t>
+                </m:r>
+                <m:r>
+                  <m:rPr>
+                    <m:sty m:val="p"/>
+                  </m:rPr>
+                  <m:t>)</m:t>
+                </m:r>
               </m:oMath>
             </m:oMathPara>
-            <w:bookmarkEnd w:id="31"/>
+            <w:bookmarkEnd w:id="20"/>
           </w:p>
           <w:p/>
         </w:tc>
@@ -1086,18 +1108,18 @@
                 <wp:inline>
                   <wp:extent cx="152400" cy="152400"/>
                   <wp:effectExtent b="0" l="0" r="0" t="0"/>
-                  <wp:docPr descr="" title="" id="32" name="Picture"/>
+                  <wp:docPr descr="" title="" id="21" name="Picture"/>
                   <a:graphic>
                     <a:graphicData uri="http://schemas.openxmlformats.org/drawingml/2006/picture">
                       <pic:pic>
                         <pic:nvPicPr>
-                          <pic:cNvPr descr="/Applications/quarto/share/formats/docx/note.png" id="33" name="Picture"/>
+                          <pic:cNvPr descr="/Applications/quarto/share/formats/docx/note.png" id="22" name="Picture"/>
                           <pic:cNvPicPr>
                             <a:picLocks noChangeArrowheads="1" noChangeAspect="1"/>
                           </pic:cNvPicPr>
                         </pic:nvPicPr>
                         <pic:blipFill>
-                          <a:blip r:embed="rId23"/>
+                          <a:blip r:embed="rId12"/>
                           <a:stretch>
                             <a:fillRect/>
                           </a:stretch>
@@ -1182,19 +1204,21 @@
                   </m:r>
                 </m:sup>
               </m:sSup>
-              <m:d>
-                <m:dPr>
-                  <m:begChr m:val="("/>
-                  <m:sepChr m:val=""/>
-                  <m:endChr m:val=")"/>
-                  <m:grow/>
-                </m:dPr>
-                <m:e>
-                  <m:r>
-                    <m:t>θ</m:t>
-                  </m:r>
-                </m:e>
-              </m:d>
+              <m:r>
+                <m:rPr>
+                  <m:sty m:val="p"/>
+                </m:rPr>
+                <m:t>(</m:t>
+              </m:r>
+              <m:r>
+                <m:t>θ</m:t>
+              </m:r>
+              <m:r>
+                <m:rPr>
+                  <m:sty m:val="p"/>
+                </m:rPr>
+                <m:t>)</m:t>
+              </m:r>
               <m:r>
                 <m:rPr>
                   <m:sty m:val="p"/>
@@ -1219,19 +1243,21 @@
                   </m:r>
                 </m:sup>
               </m:sSup>
-              <m:d>
-                <m:dPr>
-                  <m:begChr m:val="("/>
-                  <m:sepChr m:val=""/>
-                  <m:endChr m:val=")"/>
-                  <m:grow/>
-                </m:dPr>
-                <m:e>
-                  <m:r>
-                    <m:t>θ</m:t>
-                  </m:r>
-                </m:e>
-              </m:d>
+              <m:r>
+                <m:rPr>
+                  <m:sty m:val="p"/>
+                </m:rPr>
+                <m:t>(</m:t>
+              </m:r>
+              <m:r>
+                <m:t>θ</m:t>
+              </m:r>
+              <m:r>
+                <m:rPr>
+                  <m:sty m:val="p"/>
+                </m:rPr>
+                <m:t>)</m:t>
+              </m:r>
             </m:oMath>
             <w:r>
               <w:t xml:space="preserve"> </w:t>
@@ -1276,19 +1302,21 @@
                   </m:r>
                 </m:sup>
               </m:sSup>
-              <m:d>
-                <m:dPr>
-                  <m:begChr m:val="("/>
-                  <m:sepChr m:val=""/>
-                  <m:endChr m:val=")"/>
-                  <m:grow/>
-                </m:dPr>
-                <m:e>
-                  <m:r>
-                    <m:t>θ</m:t>
-                  </m:r>
-                </m:e>
-              </m:d>
+              <m:r>
+                <m:rPr>
+                  <m:sty m:val="p"/>
+                </m:rPr>
+                <m:t>(</m:t>
+              </m:r>
+              <m:r>
+                <m:t>θ</m:t>
+              </m:r>
+              <m:r>
+                <m:rPr>
+                  <m:sty m:val="p"/>
+                </m:rPr>
+                <m:t>)</m:t>
+              </m:r>
               <m:r>
                 <m:rPr>
                   <m:sty m:val="p"/>
@@ -1310,19 +1338,21 @@
                   </m:r>
                 </m:sup>
               </m:sSup>
-              <m:d>
-                <m:dPr>
-                  <m:begChr m:val="("/>
-                  <m:sepChr m:val=""/>
-                  <m:endChr m:val=")"/>
-                  <m:grow/>
-                </m:dPr>
-                <m:e>
-                  <m:r>
-                    <m:t>θ</m:t>
-                  </m:r>
-                </m:e>
-              </m:d>
+              <m:r>
+                <m:rPr>
+                  <m:sty m:val="p"/>
+                </m:rPr>
+                <m:t>(</m:t>
+              </m:r>
+              <m:r>
+                <m:t>θ</m:t>
+              </m:r>
+              <m:r>
+                <m:rPr>
+                  <m:sty m:val="p"/>
+                </m:rPr>
+                <m:t>)</m:t>
+              </m:r>
             </m:oMath>
             <w:r>
               <w:t xml:space="preserve">. You can see that</w:t>
@@ -1381,19 +1411,21 @@
                   </m:r>
                 </m:sup>
               </m:sSup>
-              <m:d>
-                <m:dPr>
-                  <m:begChr m:val="("/>
-                  <m:sepChr m:val=""/>
-                  <m:endChr m:val=")"/>
-                  <m:grow/>
-                </m:dPr>
-                <m:e>
-                  <m:r>
-                    <m:t>θ</m:t>
-                  </m:r>
-                </m:e>
-              </m:d>
+              <m:r>
+                <m:rPr>
+                  <m:sty m:val="p"/>
+                </m:rPr>
+                <m:t>(</m:t>
+              </m:r>
+              <m:r>
+                <m:t>θ</m:t>
+              </m:r>
+              <m:r>
+                <m:rPr>
+                  <m:sty m:val="p"/>
+                </m:rPr>
+                <m:t>)</m:t>
+              </m:r>
               <m:r>
                 <m:rPr>
                   <m:sty m:val="p"/>
@@ -1418,19 +1450,21 @@
                   </m:r>
                 </m:sup>
               </m:sSup>
-              <m:d>
-                <m:dPr>
-                  <m:begChr m:val="("/>
-                  <m:sepChr m:val=""/>
-                  <m:endChr m:val=")"/>
-                  <m:grow/>
-                </m:dPr>
-                <m:e>
-                  <m:r>
-                    <m:t>θ</m:t>
-                  </m:r>
-                </m:e>
-              </m:d>
+              <m:r>
+                <m:rPr>
+                  <m:sty m:val="p"/>
+                </m:rPr>
+                <m:t>(</m:t>
+              </m:r>
+              <m:r>
+                <m:t>θ</m:t>
+              </m:r>
+              <m:r>
+                <m:rPr>
+                  <m:sty m:val="p"/>
+                </m:rPr>
+                <m:t>)</m:t>
+              </m:r>
               <m:r>
                 <m:rPr>
                   <m:sty m:val="p"/>
@@ -1455,19 +1489,21 @@
                   </m:r>
                 </m:sup>
               </m:sSup>
-              <m:d>
-                <m:dPr>
-                  <m:begChr m:val="("/>
-                  <m:sepChr m:val=""/>
-                  <m:endChr m:val=")"/>
-                  <m:grow/>
-                </m:dPr>
-                <m:e>
-                  <m:r>
-                    <m:t>θ</m:t>
-                  </m:r>
-                </m:e>
-              </m:d>
+              <m:r>
+                <m:rPr>
+                  <m:sty m:val="p"/>
+                </m:rPr>
+                <m:t>(</m:t>
+              </m:r>
+              <m:r>
+                <m:t>θ</m:t>
+              </m:r>
+              <m:r>
+                <m:rPr>
+                  <m:sty m:val="p"/>
+                </m:rPr>
+                <m:t>)</m:t>
+              </m:r>
             </m:oMath>
             <w:r>
               <w:t xml:space="preserve">. So you can then factorise and write</w:t>
@@ -1509,19 +1545,21 @@
                     </m:r>
                   </m:sup>
                 </m:sSup>
-                <m:d>
-                  <m:dPr>
-                    <m:begChr m:val="("/>
-                    <m:sepChr m:val=""/>
-                    <m:endChr m:val=")"/>
-                    <m:grow/>
-                  </m:dPr>
-                  <m:e>
-                    <m:r>
-                      <m:t>θ</m:t>
-                    </m:r>
-                  </m:e>
-                </m:d>
+                <m:r>
+                  <m:rPr>
+                    <m:sty m:val="p"/>
+                  </m:rPr>
+                  <m:t>(</m:t>
+                </m:r>
+                <m:r>
+                  <m:t>θ</m:t>
+                </m:r>
+                <m:r>
+                  <m:rPr>
+                    <m:sty m:val="p"/>
+                  </m:rPr>
+                  <m:t>)</m:t>
+                </m:r>
                 <m:r>
                   <m:rPr>
                     <m:sty m:val="p"/>
@@ -1546,117 +1584,80 @@
                     </m:r>
                   </m:sup>
                 </m:sSup>
-                <m:d>
-                  <m:dPr>
-                    <m:begChr m:val="("/>
-                    <m:sepChr m:val=""/>
-                    <m:endChr m:val=")"/>
-                    <m:grow/>
-                  </m:dPr>
+                <m:r>
+                  <m:rPr>
+                    <m:sty m:val="p"/>
+                  </m:rPr>
+                  <m:t>(</m:t>
+                </m:r>
+                <m:r>
+                  <m:t>θ</m:t>
+                </m:r>
+                <m:r>
+                  <m:rPr>
+                    <m:sty m:val="p"/>
+                  </m:rPr>
+                  <m:t>)</m:t>
+                </m:r>
+                <m:r>
+                  <m:rPr>
+                    <m:sty m:val="p"/>
+                  </m:rPr>
+                  <m:t>=</m:t>
+                </m:r>
+                <m:r>
+                  <m:t>6</m:t>
+                </m:r>
+                <m:r>
+                  <m:rPr>
+                    <m:sty m:val="p"/>
+                  </m:rPr>
+                  <m:t>+</m:t>
+                </m:r>
+                <m:r>
+                  <m:t>12</m:t>
+                </m:r>
+                <m:r>
+                  <m:rPr>
+                    <m:sty m:val="p"/>
+                  </m:rPr>
+                  <m:t>(</m:t>
+                </m:r>
+                <m:sSup>
                   <m:e>
-                    <m:r>
-                      <m:t>θ</m:t>
-                    </m:r>
-                  </m:e>
-                </m:d>
-                <m:r>
-                  <m:rPr>
-                    <m:sty m:val="p"/>
-                  </m:rPr>
-                  <m:t>=</m:t>
-                </m:r>
-                <m:r>
-                  <m:t>6</m:t>
-                </m:r>
-                <m:r>
-                  <m:rPr>
-                    <m:sty m:val="p"/>
-                  </m:rPr>
-                  <m:t>+</m:t>
-                </m:r>
-                <m:r>
-                  <m:t>12</m:t>
-                </m:r>
-                <m:d>
-                  <m:dPr>
-                    <m:begChr m:val="("/>
-                    <m:sepChr m:val=""/>
-                    <m:endChr m:val=")"/>
-                    <m:grow/>
-                  </m:dPr>
-                  <m:e>
-                    <m:sSup>
-                      <m:e>
-                        <m:r>
-                          <m:rPr>
-                            <m:sty m:val="p"/>
-                          </m:rPr>
-                          <m:t>sin</m:t>
-                        </m:r>
-                      </m:e>
-                      <m:sup>
-                        <m:r>
-                          <m:t>2</m:t>
-                        </m:r>
-                      </m:sup>
-                    </m:sSup>
-                    <m:d>
-                      <m:dPr>
-                        <m:begChr m:val="("/>
-                        <m:sepChr m:val=""/>
-                        <m:endChr m:val=")"/>
-                        <m:grow/>
-                      </m:dPr>
-                      <m:e>
-                        <m:r>
-                          <m:t>θ</m:t>
-                        </m:r>
-                      </m:e>
-                    </m:d>
                     <m:r>
                       <m:rPr>
                         <m:sty m:val="p"/>
                       </m:rPr>
-                      <m:t>+</m:t>
-                    </m:r>
-                    <m:sSup>
-                      <m:e>
-                        <m:r>
-                          <m:rPr>
-                            <m:sty m:val="p"/>
-                          </m:rPr>
-                          <m:t>cos</m:t>
-                        </m:r>
-                      </m:e>
-                      <m:sup>
-                        <m:r>
-                          <m:t>2</m:t>
-                        </m:r>
-                      </m:sup>
-                    </m:sSup>
-                    <m:d>
-                      <m:dPr>
-                        <m:begChr m:val="("/>
-                        <m:sepChr m:val=""/>
-                        <m:endChr m:val=")"/>
-                        <m:grow/>
-                      </m:dPr>
-                      <m:e>
-                        <m:r>
-                          <m:t>θ</m:t>
-                        </m:r>
-                      </m:e>
-                    </m:d>
+                      <m:t>sin</m:t>
+                    </m:r>
                   </m:e>
-                </m:d>
+                  <m:sup>
+                    <m:r>
+                      <m:t>2</m:t>
+                    </m:r>
+                  </m:sup>
+                </m:sSup>
+                <m:r>
+                  <m:rPr>
+                    <m:sty m:val="p"/>
+                  </m:rPr>
+                  <m:t>(</m:t>
+                </m:r>
+                <m:r>
+                  <m:t>θ</m:t>
+                </m:r>
+                <m:r>
+                  <m:rPr>
+                    <m:sty m:val="p"/>
+                  </m:rPr>
+                  <m:t>)</m:t>
+                </m:r>
                 <m:r>
                   <m:rPr>
                     <m:sty m:val="p"/>
                   </m:rPr>
                   <m:t>+</m:t>
-                </m:r>
-                <m:r>
-                  <m:t>3</m:t>
                 </m:r>
                 <m:sSup>
                   <m:e>
@@ -1673,19 +1674,66 @@
                     </m:r>
                   </m:sup>
                 </m:sSup>
-                <m:d>
-                  <m:dPr>
-                    <m:begChr m:val="("/>
-                    <m:sepChr m:val=""/>
-                    <m:endChr m:val=")"/>
-                    <m:grow/>
-                  </m:dPr>
+                <m:r>
+                  <m:rPr>
+                    <m:sty m:val="p"/>
+                  </m:rPr>
+                  <m:t>(</m:t>
+                </m:r>
+                <m:r>
+                  <m:t>θ</m:t>
+                </m:r>
+                <m:r>
+                  <m:rPr>
+                    <m:sty m:val="p"/>
+                  </m:rPr>
+                  <m:t>)</m:t>
+                </m:r>
+                <m:r>
+                  <m:rPr>
+                    <m:sty m:val="p"/>
+                  </m:rPr>
+                  <m:t>)</m:t>
+                </m:r>
+                <m:r>
+                  <m:rPr>
+                    <m:sty m:val="p"/>
+                  </m:rPr>
+                  <m:t>+</m:t>
+                </m:r>
+                <m:r>
+                  <m:t>3</m:t>
+                </m:r>
+                <m:sSup>
                   <m:e>
                     <m:r>
-                      <m:t>θ</m:t>
+                      <m:rPr>
+                        <m:sty m:val="p"/>
+                      </m:rPr>
+                      <m:t>cos</m:t>
                     </m:r>
                   </m:e>
-                </m:d>
+                  <m:sup>
+                    <m:r>
+                      <m:t>2</m:t>
+                    </m:r>
+                  </m:sup>
+                </m:sSup>
+                <m:r>
+                  <m:rPr>
+                    <m:sty m:val="p"/>
+                  </m:rPr>
+                  <m:t>(</m:t>
+                </m:r>
+                <m:r>
+                  <m:t>θ</m:t>
+                </m:r>
+                <m:r>
+                  <m:rPr>
+                    <m:sty m:val="p"/>
+                  </m:rPr>
+                  <m:t>)</m:t>
+                </m:r>
               </m:oMath>
             </m:oMathPara>
           </w:p>
@@ -1715,19 +1763,21 @@
                   </m:r>
                 </m:sup>
               </m:sSup>
-              <m:d>
-                <m:dPr>
-                  <m:begChr m:val="("/>
-                  <m:sepChr m:val=""/>
-                  <m:endChr m:val=")"/>
-                  <m:grow/>
-                </m:dPr>
-                <m:e>
-                  <m:r>
-                    <m:t>θ</m:t>
-                  </m:r>
-                </m:e>
-              </m:d>
+              <m:r>
+                <m:rPr>
+                  <m:sty m:val="p"/>
+                </m:rPr>
+                <m:t>(</m:t>
+              </m:r>
+              <m:r>
+                <m:t>θ</m:t>
+              </m:r>
+              <m:r>
+                <m:rPr>
+                  <m:sty m:val="p"/>
+                </m:rPr>
+                <m:t>)</m:t>
+              </m:r>
               <m:r>
                 <m:rPr>
                   <m:sty m:val="p"/>
@@ -1749,19 +1799,21 @@
                   </m:r>
                 </m:sup>
               </m:sSup>
-              <m:d>
-                <m:dPr>
-                  <m:begChr m:val="("/>
-                  <m:sepChr m:val=""/>
-                  <m:endChr m:val=")"/>
-                  <m:grow/>
-                </m:dPr>
-                <m:e>
-                  <m:r>
-                    <m:t>θ</m:t>
-                  </m:r>
-                </m:e>
-              </m:d>
+              <m:r>
+                <m:rPr>
+                  <m:sty m:val="p"/>
+                </m:rPr>
+                <m:t>(</m:t>
+              </m:r>
+              <m:r>
+                <m:t>θ</m:t>
+              </m:r>
+              <m:r>
+                <m:rPr>
+                  <m:sty m:val="p"/>
+                </m:rPr>
+                <m:t>)</m:t>
+              </m:r>
               <m:r>
                 <m:rPr>
                   <m:sty m:val="p"/>
@@ -1797,86 +1849,47 @@
                 <m:r>
                   <m:t>12</m:t>
                 </m:r>
-                <m:d>
-                  <m:dPr>
-                    <m:begChr m:val="("/>
-                    <m:sepChr m:val=""/>
-                    <m:endChr m:val=")"/>
-                    <m:grow/>
-                  </m:dPr>
+                <m:r>
+                  <m:rPr>
+                    <m:sty m:val="p"/>
+                  </m:rPr>
+                  <m:t>(</m:t>
+                </m:r>
+                <m:sSup>
                   <m:e>
-                    <m:sSup>
-                      <m:e>
-                        <m:r>
-                          <m:rPr>
-                            <m:sty m:val="p"/>
-                          </m:rPr>
-                          <m:t>sin</m:t>
-                        </m:r>
-                      </m:e>
-                      <m:sup>
-                        <m:r>
-                          <m:t>2</m:t>
-                        </m:r>
-                      </m:sup>
-                    </m:sSup>
-                    <m:d>
-                      <m:dPr>
-                        <m:begChr m:val="("/>
-                        <m:sepChr m:val=""/>
-                        <m:endChr m:val=")"/>
-                        <m:grow/>
-                      </m:dPr>
-                      <m:e>
-                        <m:r>
-                          <m:t>θ</m:t>
-                        </m:r>
-                      </m:e>
-                    </m:d>
                     <m:r>
                       <m:rPr>
                         <m:sty m:val="p"/>
                       </m:rPr>
-                      <m:t>+</m:t>
-                    </m:r>
-                    <m:sSup>
-                      <m:e>
-                        <m:r>
-                          <m:rPr>
-                            <m:sty m:val="p"/>
-                          </m:rPr>
-                          <m:t>cos</m:t>
-                        </m:r>
-                      </m:e>
-                      <m:sup>
-                        <m:r>
-                          <m:t>2</m:t>
-                        </m:r>
-                      </m:sup>
-                    </m:sSup>
-                    <m:d>
-                      <m:dPr>
-                        <m:begChr m:val="("/>
-                        <m:sepChr m:val=""/>
-                        <m:endChr m:val=")"/>
-                        <m:grow/>
-                      </m:dPr>
-                      <m:e>
-                        <m:r>
-                          <m:t>θ</m:t>
-                        </m:r>
-                      </m:e>
-                    </m:d>
+                      <m:t>sin</m:t>
+                    </m:r>
                   </m:e>
-                </m:d>
+                  <m:sup>
+                    <m:r>
+                      <m:t>2</m:t>
+                    </m:r>
+                  </m:sup>
+                </m:sSup>
+                <m:r>
+                  <m:rPr>
+                    <m:sty m:val="p"/>
+                  </m:rPr>
+                  <m:t>(</m:t>
+                </m:r>
+                <m:r>
+                  <m:t>θ</m:t>
+                </m:r>
+                <m:r>
+                  <m:rPr>
+                    <m:sty m:val="p"/>
+                  </m:rPr>
+                  <m:t>)</m:t>
+                </m:r>
                 <m:r>
                   <m:rPr>
                     <m:sty m:val="p"/>
                   </m:rPr>
                   <m:t>+</m:t>
-                </m:r>
-                <m:r>
-                  <m:t>3</m:t>
                 </m:r>
                 <m:sSup>
                   <m:e>
@@ -1893,50 +1906,27 @@
                     </m:r>
                   </m:sup>
                 </m:sSup>
-                <m:d>
-                  <m:dPr>
-                    <m:begChr m:val="("/>
-                    <m:sepChr m:val=""/>
-                    <m:endChr m:val=")"/>
-                    <m:grow/>
-                  </m:dPr>
-                  <m:e>
-                    <m:r>
-                      <m:t>θ</m:t>
-                    </m:r>
-                  </m:e>
-                </m:d>
-                <m:r>
-                  <m:rPr>
-                    <m:sty m:val="p"/>
-                  </m:rPr>
-                  <m:t>=</m:t>
-                </m:r>
-                <m:r>
-                  <m:t>6</m:t>
-                </m:r>
-                <m:r>
-                  <m:rPr>
-                    <m:sty m:val="p"/>
-                  </m:rPr>
-                  <m:t>+</m:t>
-                </m:r>
-                <m:r>
-                  <m:t>12</m:t>
-                </m:r>
-                <m:d>
-                  <m:dPr>
-                    <m:begChr m:val="("/>
-                    <m:sepChr m:val=""/>
-                    <m:endChr m:val=")"/>
-                    <m:grow/>
-                  </m:dPr>
-                  <m:e>
-                    <m:r>
-                      <m:t>1</m:t>
-                    </m:r>
-                  </m:e>
-                </m:d>
+                <m:r>
+                  <m:rPr>
+                    <m:sty m:val="p"/>
+                  </m:rPr>
+                  <m:t>(</m:t>
+                </m:r>
+                <m:r>
+                  <m:t>θ</m:t>
+                </m:r>
+                <m:r>
+                  <m:rPr>
+                    <m:sty m:val="p"/>
+                  </m:rPr>
+                  <m:t>)</m:t>
+                </m:r>
+                <m:r>
+                  <m:rPr>
+                    <m:sty m:val="p"/>
+                  </m:rPr>
+                  <m:t>)</m:t>
+                </m:r>
                 <m:r>
                   <m:rPr>
                     <m:sty m:val="p"/>
@@ -1961,19 +1951,93 @@
                     </m:r>
                   </m:sup>
                 </m:sSup>
-                <m:d>
-                  <m:dPr>
-                    <m:begChr m:val="("/>
-                    <m:sepChr m:val=""/>
-                    <m:endChr m:val=")"/>
-                    <m:grow/>
-                  </m:dPr>
+                <m:r>
+                  <m:rPr>
+                    <m:sty m:val="p"/>
+                  </m:rPr>
+                  <m:t>(</m:t>
+                </m:r>
+                <m:r>
+                  <m:t>θ</m:t>
+                </m:r>
+                <m:r>
+                  <m:rPr>
+                    <m:sty m:val="p"/>
+                  </m:rPr>
+                  <m:t>)</m:t>
+                </m:r>
+                <m:r>
+                  <m:rPr>
+                    <m:sty m:val="p"/>
+                  </m:rPr>
+                  <m:t>=</m:t>
+                </m:r>
+                <m:r>
+                  <m:t>6</m:t>
+                </m:r>
+                <m:r>
+                  <m:rPr>
+                    <m:sty m:val="p"/>
+                  </m:rPr>
+                  <m:t>+</m:t>
+                </m:r>
+                <m:r>
+                  <m:t>12</m:t>
+                </m:r>
+                <m:r>
+                  <m:rPr>
+                    <m:sty m:val="p"/>
+                  </m:rPr>
+                  <m:t>(</m:t>
+                </m:r>
+                <m:r>
+                  <m:t>1</m:t>
+                </m:r>
+                <m:r>
+                  <m:rPr>
+                    <m:sty m:val="p"/>
+                  </m:rPr>
+                  <m:t>)</m:t>
+                </m:r>
+                <m:r>
+                  <m:rPr>
+                    <m:sty m:val="p"/>
+                  </m:rPr>
+                  <m:t>+</m:t>
+                </m:r>
+                <m:r>
+                  <m:t>3</m:t>
+                </m:r>
+                <m:sSup>
                   <m:e>
                     <m:r>
-                      <m:t>θ</m:t>
+                      <m:rPr>
+                        <m:sty m:val="p"/>
+                      </m:rPr>
+                      <m:t>cos</m:t>
                     </m:r>
                   </m:e>
-                </m:d>
+                  <m:sup>
+                    <m:r>
+                      <m:t>2</m:t>
+                    </m:r>
+                  </m:sup>
+                </m:sSup>
+                <m:r>
+                  <m:rPr>
+                    <m:sty m:val="p"/>
+                  </m:rPr>
+                  <m:t>(</m:t>
+                </m:r>
+                <m:r>
+                  <m:t>θ</m:t>
+                </m:r>
+                <m:r>
+                  <m:rPr>
+                    <m:sty m:val="p"/>
+                  </m:rPr>
+                  <m:t>)</m:t>
+                </m:r>
               </m:oMath>
             </m:oMathPara>
           </w:p>
@@ -2021,19 +2085,21 @@
                     </m:r>
                   </m:sup>
                 </m:sSup>
-                <m:d>
-                  <m:dPr>
-                    <m:begChr m:val="("/>
-                    <m:sepChr m:val=""/>
-                    <m:endChr m:val=")"/>
-                    <m:grow/>
-                  </m:dPr>
-                  <m:e>
-                    <m:r>
-                      <m:t>θ</m:t>
-                    </m:r>
-                  </m:e>
-                </m:d>
+                <m:r>
+                  <m:rPr>
+                    <m:sty m:val="p"/>
+                  </m:rPr>
+                  <m:t>(</m:t>
+                </m:r>
+                <m:r>
+                  <m:t>θ</m:t>
+                </m:r>
+                <m:r>
+                  <m:rPr>
+                    <m:sty m:val="p"/>
+                  </m:rPr>
+                  <m:t>)</m:t>
+                </m:r>
                 <m:r>
                   <m:rPr>
                     <m:sty m:val="p"/>
@@ -2058,19 +2124,21 @@
                     </m:r>
                   </m:sup>
                 </m:sSup>
-                <m:d>
-                  <m:dPr>
-                    <m:begChr m:val="("/>
-                    <m:sepChr m:val=""/>
-                    <m:endChr m:val=")"/>
-                    <m:grow/>
-                  </m:dPr>
-                  <m:e>
-                    <m:r>
-                      <m:t>θ</m:t>
-                    </m:r>
-                  </m:e>
-                </m:d>
+                <m:r>
+                  <m:rPr>
+                    <m:sty m:val="p"/>
+                  </m:rPr>
+                  <m:t>(</m:t>
+                </m:r>
+                <m:r>
+                  <m:t>θ</m:t>
+                </m:r>
+                <m:r>
+                  <m:rPr>
+                    <m:sty m:val="p"/>
+                  </m:rPr>
+                  <m:t>)</m:t>
+                </m:r>
                 <m:r>
                   <m:rPr>
                     <m:sty m:val="p"/>
@@ -2104,19 +2172,21 @@
                     </m:r>
                   </m:sup>
                 </m:sSup>
-                <m:d>
-                  <m:dPr>
-                    <m:begChr m:val="("/>
-                    <m:sepChr m:val=""/>
-                    <m:endChr m:val=")"/>
-                    <m:grow/>
-                  </m:dPr>
-                  <m:e>
-                    <m:r>
-                      <m:t>θ</m:t>
-                    </m:r>
-                  </m:e>
-                </m:d>
+                <m:r>
+                  <m:rPr>
+                    <m:sty m:val="p"/>
+                  </m:rPr>
+                  <m:t>(</m:t>
+                </m:r>
+                <m:r>
+                  <m:t>θ</m:t>
+                </m:r>
+                <m:r>
+                  <m:rPr>
+                    <m:sty m:val="p"/>
+                  </m:rPr>
+                  <m:t>)</m:t>
+                </m:r>
               </m:oMath>
             </m:oMathPara>
           </w:p>
@@ -2179,18 +2249,18 @@
                 <wp:inline>
                   <wp:extent cx="152400" cy="152400"/>
                   <wp:effectExtent b="0" l="0" r="0" t="0"/>
-                  <wp:docPr descr="" title="" id="34" name="Picture"/>
+                  <wp:docPr descr="" title="" id="23" name="Picture"/>
                   <a:graphic>
                     <a:graphicData uri="http://schemas.openxmlformats.org/drawingml/2006/picture">
                       <pic:pic>
                         <pic:nvPicPr>
-                          <pic:cNvPr descr="/Applications/quarto/share/formats/docx/note.png" id="35" name="Picture"/>
+                          <pic:cNvPr descr="/Applications/quarto/share/formats/docx/note.png" id="24" name="Picture"/>
                           <pic:cNvPicPr>
                             <a:picLocks noChangeArrowheads="1" noChangeAspect="1"/>
                           </pic:cNvPicPr>
                         </pic:nvPicPr>
                         <pic:blipFill>
-                          <a:blip r:embed="rId23"/>
+                          <a:blip r:embed="rId12"/>
                           <a:stretch>
                             <a:fillRect/>
                           </a:stretch>
@@ -2254,73 +2324,81 @@
                 </m:rPr>
                 <m:t>sin</m:t>
               </m:r>
-              <m:d>
-                <m:dPr>
-                  <m:begChr m:val="("/>
-                  <m:sepChr m:val=""/>
-                  <m:endChr m:val=")"/>
-                  <m:grow/>
-                </m:dPr>
-                <m:e>
-                  <m:r>
-                    <m:t>θ</m:t>
-                  </m:r>
-                </m:e>
-              </m:d>
-              <m:d>
-                <m:dPr>
-                  <m:begChr m:val="("/>
-                  <m:sepChr m:val=""/>
-                  <m:endChr m:val=")"/>
-                  <m:grow/>
-                </m:dPr>
-                <m:e>
-                  <m:r>
-                    <m:rPr>
-                      <m:sty m:val="p"/>
-                    </m:rPr>
-                    <m:t>csc</m:t>
-                  </m:r>
-                  <m:d>
-                    <m:dPr>
-                      <m:begChr m:val="("/>
-                      <m:sepChr m:val=""/>
-                      <m:endChr m:val=")"/>
-                      <m:grow/>
-                    </m:dPr>
-                    <m:e>
-                      <m:r>
-                        <m:t>θ</m:t>
-                      </m:r>
-                    </m:e>
-                  </m:d>
-                  <m:r>
-                    <m:rPr>
-                      <m:sty m:val="p"/>
-                    </m:rPr>
-                    <m:t>−</m:t>
-                  </m:r>
-                  <m:r>
-                    <m:rPr>
-                      <m:sty m:val="p"/>
-                    </m:rPr>
-                    <m:t>sin</m:t>
-                  </m:r>
-                  <m:d>
-                    <m:dPr>
-                      <m:begChr m:val="("/>
-                      <m:sepChr m:val=""/>
-                      <m:endChr m:val=")"/>
-                      <m:grow/>
-                    </m:dPr>
-                    <m:e>
-                      <m:r>
-                        <m:t>θ</m:t>
-                      </m:r>
-                    </m:e>
-                  </m:d>
-                </m:e>
-              </m:d>
+              <m:r>
+                <m:rPr>
+                  <m:sty m:val="p"/>
+                </m:rPr>
+                <m:t>(</m:t>
+              </m:r>
+              <m:r>
+                <m:t>θ</m:t>
+              </m:r>
+              <m:r>
+                <m:rPr>
+                  <m:sty m:val="p"/>
+                </m:rPr>
+                <m:t>)</m:t>
+              </m:r>
+              <m:r>
+                <m:rPr>
+                  <m:sty m:val="p"/>
+                </m:rPr>
+                <m:t>(</m:t>
+              </m:r>
+              <m:r>
+                <m:rPr>
+                  <m:sty m:val="p"/>
+                </m:rPr>
+                <m:t>csc</m:t>
+              </m:r>
+              <m:r>
+                <m:rPr>
+                  <m:sty m:val="p"/>
+                </m:rPr>
+                <m:t>(</m:t>
+              </m:r>
+              <m:r>
+                <m:t>θ</m:t>
+              </m:r>
+              <m:r>
+                <m:rPr>
+                  <m:sty m:val="p"/>
+                </m:rPr>
+                <m:t>)</m:t>
+              </m:r>
+              <m:r>
+                <m:rPr>
+                  <m:sty m:val="p"/>
+                </m:rPr>
+                <m:t>−</m:t>
+              </m:r>
+              <m:r>
+                <m:rPr>
+                  <m:sty m:val="p"/>
+                </m:rPr>
+                <m:t>sin</m:t>
+              </m:r>
+              <m:r>
+                <m:rPr>
+                  <m:sty m:val="p"/>
+                </m:rPr>
+                <m:t>(</m:t>
+              </m:r>
+              <m:r>
+                <m:t>θ</m:t>
+              </m:r>
+              <m:r>
+                <m:rPr>
+                  <m:sty m:val="p"/>
+                </m:rPr>
+                <m:t>)</m:t>
+              </m:r>
+              <m:r>
+                <m:rPr>
+                  <m:sty m:val="p"/>
+                </m:rPr>
+                <m:t>)</m:t>
+              </m:r>
             </m:oMath>
             <w:r>
               <w:t xml:space="preserve"> </w:t>
@@ -2338,19 +2416,21 @@
                 </m:rPr>
                 <m:t>cos</m:t>
               </m:r>
-              <m:d>
-                <m:dPr>
-                  <m:begChr m:val="("/>
-                  <m:sepChr m:val=""/>
-                  <m:endChr m:val=")"/>
-                  <m:grow/>
-                </m:dPr>
-                <m:e>
-                  <m:r>
-                    <m:t>θ</m:t>
-                  </m:r>
-                </m:e>
-              </m:d>
+              <m:r>
+                <m:rPr>
+                  <m:sty m:val="p"/>
+                </m:rPr>
+                <m:t>(</m:t>
+              </m:r>
+              <m:r>
+                <m:t>θ</m:t>
+              </m:r>
+              <m:r>
+                <m:rPr>
+                  <m:sty m:val="p"/>
+                </m:rPr>
+                <m:t>)</m:t>
+              </m:r>
             </m:oMath>
             <w:r>
               <w:t xml:space="preserve">.</w:t>
@@ -2391,19 +2471,21 @@
                 </m:rPr>
                 <m:t>csc</m:t>
               </m:r>
-              <m:d>
-                <m:dPr>
-                  <m:begChr m:val="("/>
-                  <m:sepChr m:val=""/>
-                  <m:endChr m:val=")"/>
-                  <m:grow/>
-                </m:dPr>
-                <m:e>
-                  <m:r>
-                    <m:t>θ</m:t>
-                  </m:r>
-                </m:e>
-              </m:d>
+              <m:r>
+                <m:rPr>
+                  <m:sty m:val="p"/>
+                </m:rPr>
+                <m:t>(</m:t>
+              </m:r>
+              <m:r>
+                <m:t>θ</m:t>
+              </m:r>
+              <m:r>
+                <m:rPr>
+                  <m:sty m:val="p"/>
+                </m:rPr>
+                <m:t>)</m:t>
+              </m:r>
             </m:oMath>
             <w:r>
               <w:t xml:space="preserve">, which is</w:t>
@@ -2427,19 +2509,21 @@
                 </m:rPr>
                 <m:t>sin</m:t>
               </m:r>
-              <m:d>
-                <m:dPr>
-                  <m:begChr m:val="("/>
-                  <m:sepChr m:val=""/>
-                  <m:endChr m:val=")"/>
-                  <m:grow/>
-                </m:dPr>
-                <m:e>
-                  <m:r>
-                    <m:t>θ</m:t>
-                  </m:r>
-                </m:e>
-              </m:d>
+              <m:r>
+                <m:rPr>
+                  <m:sty m:val="p"/>
+                </m:rPr>
+                <m:t>(</m:t>
+              </m:r>
+              <m:r>
+                <m:t>θ</m:t>
+              </m:r>
+              <m:r>
+                <m:rPr>
+                  <m:sty m:val="p"/>
+                </m:rPr>
+                <m:t>)</m:t>
+              </m:r>
             </m:oMath>
             <w:r>
               <w:t xml:space="preserve">. Writing this in gives</w:t>
@@ -2460,6 +2544,21 @@
                   </m:rPr>
                   <m:t>sin</m:t>
                 </m:r>
+                <m:r>
+                  <m:rPr>
+                    <m:sty m:val="p"/>
+                  </m:rPr>
+                  <m:t>(</m:t>
+                </m:r>
+                <m:r>
+                  <m:t>θ</m:t>
+                </m:r>
+                <m:r>
+                  <m:rPr>
+                    <m:sty m:val="p"/>
+                  </m:rPr>
+                  <m:t>)</m:t>
+                </m:r>
                 <m:d>
                   <m:dPr>
                     <m:begChr m:val="("/>
@@ -2469,37 +2568,26 @@
                   </m:dPr>
                   <m:e>
                     <m:r>
-                      <m:t>θ</m:t>
-                    </m:r>
-                  </m:e>
-                </m:d>
-                <m:d>
-                  <m:dPr>
-                    <m:begChr m:val="("/>
-                    <m:sepChr m:val=""/>
-                    <m:endChr m:val=")"/>
-                    <m:grow/>
-                  </m:dPr>
-                  <m:e>
-                    <m:r>
                       <m:rPr>
                         <m:sty m:val="p"/>
                       </m:rPr>
                       <m:t>csc</m:t>
                     </m:r>
-                    <m:d>
-                      <m:dPr>
-                        <m:begChr m:val="("/>
-                        <m:sepChr m:val=""/>
-                        <m:endChr m:val=")"/>
-                        <m:grow/>
-                      </m:dPr>
-                      <m:e>
-                        <m:r>
-                          <m:t>θ</m:t>
-                        </m:r>
-                      </m:e>
-                    </m:d>
+                    <m:r>
+                      <m:rPr>
+                        <m:sty m:val="p"/>
+                      </m:rPr>
+                      <m:t>(</m:t>
+                    </m:r>
+                    <m:r>
+                      <m:t>θ</m:t>
+                    </m:r>
+                    <m:r>
+                      <m:rPr>
+                        <m:sty m:val="p"/>
+                      </m:rPr>
+                      <m:t>)</m:t>
+                    </m:r>
                     <m:r>
                       <m:rPr>
                         <m:sty m:val="p"/>
@@ -2512,19 +2600,21 @@
                       </m:rPr>
                       <m:t>sin</m:t>
                     </m:r>
-                    <m:d>
-                      <m:dPr>
-                        <m:begChr m:val="("/>
-                        <m:sepChr m:val=""/>
-                        <m:endChr m:val=")"/>
-                        <m:grow/>
-                      </m:dPr>
-                      <m:e>
-                        <m:r>
-                          <m:t>θ</m:t>
-                        </m:r>
-                      </m:e>
-                    </m:d>
+                    <m:r>
+                      <m:rPr>
+                        <m:sty m:val="p"/>
+                      </m:rPr>
+                      <m:t>(</m:t>
+                    </m:r>
+                    <m:r>
+                      <m:t>θ</m:t>
+                    </m:r>
+                    <m:r>
+                      <m:rPr>
+                        <m:sty m:val="p"/>
+                      </m:rPr>
+                      <m:t>)</m:t>
+                    </m:r>
                   </m:e>
                 </m:d>
                 <m:r>
@@ -2539,19 +2629,21 @@
                   </m:rPr>
                   <m:t>sin</m:t>
                 </m:r>
-                <m:d>
-                  <m:dPr>
-                    <m:begChr m:val="("/>
-                    <m:sepChr m:val=""/>
-                    <m:endChr m:val=")"/>
-                    <m:grow/>
-                  </m:dPr>
-                  <m:e>
-                    <m:r>
-                      <m:t>θ</m:t>
-                    </m:r>
-                  </m:e>
-                </m:d>
+                <m:r>
+                  <m:rPr>
+                    <m:sty m:val="p"/>
+                  </m:rPr>
+                  <m:t>(</m:t>
+                </m:r>
+                <m:r>
+                  <m:t>θ</m:t>
+                </m:r>
+                <m:r>
+                  <m:rPr>
+                    <m:sty m:val="p"/>
+                  </m:rPr>
+                  <m:t>)</m:t>
+                </m:r>
                 <m:d>
                   <m:dPr>
                     <m:begChr m:val="("/>
@@ -2576,19 +2668,21 @@
                           </m:rPr>
                           <m:t>sin</m:t>
                         </m:r>
-                        <m:d>
-                          <m:dPr>
-                            <m:begChr m:val="("/>
-                            <m:sepChr m:val=""/>
-                            <m:endChr m:val=")"/>
-                            <m:grow/>
-                          </m:dPr>
-                          <m:e>
-                            <m:r>
-                              <m:t>θ</m:t>
-                            </m:r>
-                          </m:e>
-                        </m:d>
+                        <m:r>
+                          <m:rPr>
+                            <m:sty m:val="p"/>
+                          </m:rPr>
+                          <m:t>(</m:t>
+                        </m:r>
+                        <m:r>
+                          <m:t>θ</m:t>
+                        </m:r>
+                        <m:r>
+                          <m:rPr>
+                            <m:sty m:val="p"/>
+                          </m:rPr>
+                          <m:t>)</m:t>
+                        </m:r>
                       </m:den>
                     </m:f>
                     <m:r>
@@ -2603,19 +2697,21 @@
                       </m:rPr>
                       <m:t>sin</m:t>
                     </m:r>
-                    <m:d>
-                      <m:dPr>
-                        <m:begChr m:val="("/>
-                        <m:sepChr m:val=""/>
-                        <m:endChr m:val=")"/>
-                        <m:grow/>
-                      </m:dPr>
-                      <m:e>
-                        <m:r>
-                          <m:t>θ</m:t>
-                        </m:r>
-                      </m:e>
-                    </m:d>
+                    <m:r>
+                      <m:rPr>
+                        <m:sty m:val="p"/>
+                      </m:rPr>
+                      <m:t>(</m:t>
+                    </m:r>
+                    <m:r>
+                      <m:t>θ</m:t>
+                    </m:r>
+                    <m:r>
+                      <m:rPr>
+                        <m:sty m:val="p"/>
+                      </m:rPr>
+                      <m:t>)</m:t>
+                    </m:r>
                   </m:e>
                 </m:d>
               </m:oMath>
@@ -2644,19 +2740,21 @@
                   </m:rPr>
                   <m:t>sin</m:t>
                 </m:r>
-                <m:d>
-                  <m:dPr>
-                    <m:begChr m:val="("/>
-                    <m:sepChr m:val=""/>
-                    <m:endChr m:val=")"/>
-                    <m:grow/>
-                  </m:dPr>
-                  <m:e>
-                    <m:r>
-                      <m:t>θ</m:t>
-                    </m:r>
-                  </m:e>
-                </m:d>
+                <m:r>
+                  <m:rPr>
+                    <m:sty m:val="p"/>
+                  </m:rPr>
+                  <m:t>(</m:t>
+                </m:r>
+                <m:r>
+                  <m:t>θ</m:t>
+                </m:r>
+                <m:r>
+                  <m:rPr>
+                    <m:sty m:val="p"/>
+                  </m:rPr>
+                  <m:t>)</m:t>
+                </m:r>
                 <m:d>
                   <m:dPr>
                     <m:begChr m:val="("/>
@@ -2681,19 +2779,21 @@
                           </m:rPr>
                           <m:t>sin</m:t>
                         </m:r>
-                        <m:d>
-                          <m:dPr>
-                            <m:begChr m:val="("/>
-                            <m:sepChr m:val=""/>
-                            <m:endChr m:val=")"/>
-                            <m:grow/>
-                          </m:dPr>
-                          <m:e>
-                            <m:r>
-                              <m:t>θ</m:t>
-                            </m:r>
-                          </m:e>
-                        </m:d>
+                        <m:r>
+                          <m:rPr>
+                            <m:sty m:val="p"/>
+                          </m:rPr>
+                          <m:t>(</m:t>
+                        </m:r>
+                        <m:r>
+                          <m:t>θ</m:t>
+                        </m:r>
+                        <m:r>
+                          <m:rPr>
+                            <m:sty m:val="p"/>
+                          </m:rPr>
+                          <m:t>)</m:t>
+                        </m:r>
                       </m:den>
                     </m:f>
                     <m:r>
@@ -2708,19 +2808,21 @@
                       </m:rPr>
                       <m:t>sin</m:t>
                     </m:r>
-                    <m:d>
-                      <m:dPr>
-                        <m:begChr m:val="("/>
-                        <m:sepChr m:val=""/>
-                        <m:endChr m:val=")"/>
-                        <m:grow/>
-                      </m:dPr>
-                      <m:e>
-                        <m:r>
-                          <m:t>θ</m:t>
-                        </m:r>
-                      </m:e>
-                    </m:d>
+                    <m:r>
+                      <m:rPr>
+                        <m:sty m:val="p"/>
+                      </m:rPr>
+                      <m:t>(</m:t>
+                    </m:r>
+                    <m:r>
+                      <m:t>θ</m:t>
+                    </m:r>
+                    <m:r>
+                      <m:rPr>
+                        <m:sty m:val="p"/>
+                      </m:rPr>
+                      <m:t>)</m:t>
+                    </m:r>
                   </m:e>
                 </m:d>
                 <m:r>
@@ -2740,19 +2842,21 @@
                       </m:rPr>
                       <m:t>sin</m:t>
                     </m:r>
-                    <m:d>
-                      <m:dPr>
-                        <m:begChr m:val="("/>
-                        <m:sepChr m:val=""/>
-                        <m:endChr m:val=")"/>
-                        <m:grow/>
-                      </m:dPr>
-                      <m:e>
-                        <m:r>
-                          <m:t>θ</m:t>
-                        </m:r>
-                      </m:e>
-                    </m:d>
+                    <m:r>
+                      <m:rPr>
+                        <m:sty m:val="p"/>
+                      </m:rPr>
+                      <m:t>(</m:t>
+                    </m:r>
+                    <m:r>
+                      <m:t>θ</m:t>
+                    </m:r>
+                    <m:r>
+                      <m:rPr>
+                        <m:sty m:val="p"/>
+                      </m:rPr>
+                      <m:t>)</m:t>
+                    </m:r>
                   </m:num>
                   <m:den>
                     <m:r>
@@ -2761,19 +2865,21 @@
                       </m:rPr>
                       <m:t>sin</m:t>
                     </m:r>
-                    <m:d>
-                      <m:dPr>
-                        <m:begChr m:val="("/>
-                        <m:sepChr m:val=""/>
-                        <m:endChr m:val=")"/>
-                        <m:grow/>
-                      </m:dPr>
-                      <m:e>
-                        <m:r>
-                          <m:t>θ</m:t>
-                        </m:r>
-                      </m:e>
-                    </m:d>
+                    <m:r>
+                      <m:rPr>
+                        <m:sty m:val="p"/>
+                      </m:rPr>
+                      <m:t>(</m:t>
+                    </m:r>
+                    <m:r>
+                      <m:t>θ</m:t>
+                    </m:r>
+                    <m:r>
+                      <m:rPr>
+                        <m:sty m:val="p"/>
+                      </m:rPr>
+                      <m:t>)</m:t>
+                    </m:r>
                   </m:den>
                 </m:f>
                 <m:r>
@@ -2797,19 +2903,21 @@
                     </m:r>
                   </m:sup>
                 </m:sSup>
-                <m:d>
-                  <m:dPr>
-                    <m:begChr m:val="("/>
-                    <m:sepChr m:val=""/>
-                    <m:endChr m:val=")"/>
-                    <m:grow/>
-                  </m:dPr>
-                  <m:e>
-                    <m:r>
-                      <m:t>θ</m:t>
-                    </m:r>
-                  </m:e>
-                </m:d>
+                <m:r>
+                  <m:rPr>
+                    <m:sty m:val="p"/>
+                  </m:rPr>
+                  <m:t>(</m:t>
+                </m:r>
+                <m:r>
+                  <m:t>θ</m:t>
+                </m:r>
+                <m:r>
+                  <m:rPr>
+                    <m:sty m:val="p"/>
+                  </m:rPr>
+                  <m:t>)</m:t>
+                </m:r>
                 <m:r>
                   <m:rPr>
                     <m:sty m:val="p"/>
@@ -2840,19 +2948,21 @@
                     </m:r>
                   </m:sup>
                 </m:sSup>
-                <m:d>
-                  <m:dPr>
-                    <m:begChr m:val="("/>
-                    <m:sepChr m:val=""/>
-                    <m:endChr m:val=")"/>
-                    <m:grow/>
-                  </m:dPr>
-                  <m:e>
-                    <m:r>
-                      <m:t>θ</m:t>
-                    </m:r>
-                  </m:e>
-                </m:d>
+                <m:r>
+                  <m:rPr>
+                    <m:sty m:val="p"/>
+                  </m:rPr>
+                  <m:t>(</m:t>
+                </m:r>
+                <m:r>
+                  <m:t>θ</m:t>
+                </m:r>
+                <m:r>
+                  <m:rPr>
+                    <m:sty m:val="p"/>
+                  </m:rPr>
+                  <m:t>)</m:t>
+                </m:r>
               </m:oMath>
             </m:oMathPara>
           </w:p>
@@ -2882,19 +2992,21 @@
                   </m:r>
                 </m:sup>
               </m:sSup>
-              <m:d>
-                <m:dPr>
-                  <m:begChr m:val="("/>
-                  <m:sepChr m:val=""/>
-                  <m:endChr m:val=")"/>
-                  <m:grow/>
-                </m:dPr>
-                <m:e>
-                  <m:r>
-                    <m:t>θ</m:t>
-                  </m:r>
-                </m:e>
-              </m:d>
+              <m:r>
+                <m:rPr>
+                  <m:sty m:val="p"/>
+                </m:rPr>
+                <m:t>(</m:t>
+              </m:r>
+              <m:r>
+                <m:t>θ</m:t>
+              </m:r>
+              <m:r>
+                <m:rPr>
+                  <m:sty m:val="p"/>
+                </m:rPr>
+                <m:t>)</m:t>
+              </m:r>
               <m:r>
                 <m:rPr>
                   <m:sty m:val="p"/>
@@ -2916,19 +3028,21 @@
                   </m:r>
                 </m:sup>
               </m:sSup>
-              <m:d>
-                <m:dPr>
-                  <m:begChr m:val="("/>
-                  <m:sepChr m:val=""/>
-                  <m:endChr m:val=")"/>
-                  <m:grow/>
-                </m:dPr>
-                <m:e>
-                  <m:r>
-                    <m:t>θ</m:t>
-                  </m:r>
-                </m:e>
-              </m:d>
+              <m:r>
+                <m:rPr>
+                  <m:sty m:val="p"/>
+                </m:rPr>
+                <m:t>(</m:t>
+              </m:r>
+              <m:r>
+                <m:t>θ</m:t>
+              </m:r>
+              <m:r>
+                <m:rPr>
+                  <m:sty m:val="p"/>
+                </m:rPr>
+                <m:t>)</m:t>
+              </m:r>
               <m:r>
                 <m:rPr>
                   <m:sty m:val="p"/>
@@ -2964,19 +3078,21 @@
                   </m:r>
                 </m:sup>
               </m:sSup>
-              <m:d>
-                <m:dPr>
-                  <m:begChr m:val="("/>
-                  <m:sepChr m:val=""/>
-                  <m:endChr m:val=")"/>
-                  <m:grow/>
-                </m:dPr>
-                <m:e>
-                  <m:r>
-                    <m:t>θ</m:t>
-                  </m:r>
-                </m:e>
-              </m:d>
+              <m:r>
+                <m:rPr>
+                  <m:sty m:val="p"/>
+                </m:rPr>
+                <m:t>(</m:t>
+              </m:r>
+              <m:r>
+                <m:t>θ</m:t>
+              </m:r>
+              <m:r>
+                <m:rPr>
+                  <m:sty m:val="p"/>
+                </m:rPr>
+                <m:t>)</m:t>
+              </m:r>
               <m:r>
                 <m:rPr>
                   <m:sty m:val="p"/>
@@ -3007,19 +3123,21 @@
                   </m:r>
                 </m:sup>
               </m:sSup>
-              <m:d>
-                <m:dPr>
-                  <m:begChr m:val="("/>
-                  <m:sepChr m:val=""/>
-                  <m:endChr m:val=")"/>
-                  <m:grow/>
-                </m:dPr>
-                <m:e>
-                  <m:r>
-                    <m:t>θ</m:t>
-                  </m:r>
-                </m:e>
-              </m:d>
+              <m:r>
+                <m:rPr>
+                  <m:sty m:val="p"/>
+                </m:rPr>
+                <m:t>(</m:t>
+              </m:r>
+              <m:r>
+                <m:t>θ</m:t>
+              </m:r>
+              <m:r>
+                <m:rPr>
+                  <m:sty m:val="p"/>
+                </m:rPr>
+                <m:t>)</m:t>
+              </m:r>
             </m:oMath>
             <w:r>
               <w:t xml:space="preserve">, and so</w:t>
@@ -3040,96 +3158,104 @@
                   </m:rPr>
                   <m:t>sin</m:t>
                 </m:r>
-                <m:d>
-                  <m:dPr>
-                    <m:begChr m:val="("/>
-                    <m:sepChr m:val=""/>
-                    <m:endChr m:val=")"/>
-                    <m:grow/>
-                  </m:dPr>
+                <m:r>
+                  <m:rPr>
+                    <m:sty m:val="p"/>
+                  </m:rPr>
+                  <m:t>(</m:t>
+                </m:r>
+                <m:r>
+                  <m:t>θ</m:t>
+                </m:r>
+                <m:r>
+                  <m:rPr>
+                    <m:sty m:val="p"/>
+                  </m:rPr>
+                  <m:t>)</m:t>
+                </m:r>
+                <m:r>
+                  <m:rPr>
+                    <m:sty m:val="p"/>
+                  </m:rPr>
+                  <m:t>(</m:t>
+                </m:r>
+                <m:r>
+                  <m:rPr>
+                    <m:sty m:val="p"/>
+                  </m:rPr>
+                  <m:t>csc</m:t>
+                </m:r>
+                <m:r>
+                  <m:rPr>
+                    <m:sty m:val="p"/>
+                  </m:rPr>
+                  <m:t>(</m:t>
+                </m:r>
+                <m:r>
+                  <m:t>θ</m:t>
+                </m:r>
+                <m:r>
+                  <m:rPr>
+                    <m:sty m:val="p"/>
+                  </m:rPr>
+                  <m:t>)</m:t>
+                </m:r>
+                <m:r>
+                  <m:rPr>
+                    <m:sty m:val="p"/>
+                  </m:rPr>
+                  <m:t>−</m:t>
+                </m:r>
+                <m:r>
+                  <m:rPr>
+                    <m:sty m:val="p"/>
+                  </m:rPr>
+                  <m:t>sin</m:t>
+                </m:r>
+                <m:r>
+                  <m:rPr>
+                    <m:sty m:val="p"/>
+                  </m:rPr>
+                  <m:t>(</m:t>
+                </m:r>
+                <m:r>
+                  <m:t>θ</m:t>
+                </m:r>
+                <m:r>
+                  <m:rPr>
+                    <m:sty m:val="p"/>
+                  </m:rPr>
+                  <m:t>)</m:t>
+                </m:r>
+                <m:r>
+                  <m:rPr>
+                    <m:sty m:val="p"/>
+                  </m:rPr>
+                  <m:t>)</m:t>
+                </m:r>
+                <m:r>
+                  <m:rPr>
+                    <m:sty m:val="p"/>
+                  </m:rPr>
+                  <m:t>=</m:t>
+                </m:r>
+                <m:r>
+                  <m:t>1</m:t>
+                </m:r>
+                <m:r>
+                  <m:rPr>
+                    <m:sty m:val="p"/>
+                  </m:rPr>
+                  <m:t>−</m:t>
+                </m:r>
+                <m:sSup>
                   <m:e>
-                    <m:r>
-                      <m:t>θ</m:t>
-                    </m:r>
-                  </m:e>
-                </m:d>
-                <m:d>
-                  <m:dPr>
-                    <m:begChr m:val="("/>
-                    <m:sepChr m:val=""/>
-                    <m:endChr m:val=")"/>
-                    <m:grow/>
-                  </m:dPr>
-                  <m:e>
-                    <m:r>
-                      <m:rPr>
-                        <m:sty m:val="p"/>
-                      </m:rPr>
-                      <m:t>csc</m:t>
-                    </m:r>
-                    <m:d>
-                      <m:dPr>
-                        <m:begChr m:val="("/>
-                        <m:sepChr m:val=""/>
-                        <m:endChr m:val=")"/>
-                        <m:grow/>
-                      </m:dPr>
-                      <m:e>
-                        <m:r>
-                          <m:t>θ</m:t>
-                        </m:r>
-                      </m:e>
-                    </m:d>
-                    <m:r>
-                      <m:rPr>
-                        <m:sty m:val="p"/>
-                      </m:rPr>
-                      <m:t>−</m:t>
-                    </m:r>
                     <m:r>
                       <m:rPr>
                         <m:sty m:val="p"/>
                       </m:rPr>
                       <m:t>sin</m:t>
                     </m:r>
-                    <m:d>
-                      <m:dPr>
-                        <m:begChr m:val="("/>
-                        <m:sepChr m:val=""/>
-                        <m:endChr m:val=")"/>
-                        <m:grow/>
-                      </m:dPr>
-                      <m:e>
-                        <m:r>
-                          <m:t>θ</m:t>
-                        </m:r>
-                      </m:e>
-                    </m:d>
-                  </m:e>
-                </m:d>
-                <m:r>
-                  <m:rPr>
-                    <m:sty m:val="p"/>
-                  </m:rPr>
-                  <m:t>=</m:t>
-                </m:r>
-                <m:r>
-                  <m:t>1</m:t>
-                </m:r>
-                <m:r>
-                  <m:rPr>
-                    <m:sty m:val="p"/>
-                  </m:rPr>
-                  <m:t>−</m:t>
-                </m:r>
-                <m:sSup>
-                  <m:e>
-                    <m:r>
-                      <m:rPr>
-                        <m:sty m:val="p"/>
-                      </m:rPr>
-                      <m:t>sin</m:t>
-                    </m:r>
                   </m:e>
                   <m:sup>
                     <m:r>
@@ -3137,19 +3263,21 @@
                     </m:r>
                   </m:sup>
                 </m:sSup>
-                <m:d>
-                  <m:dPr>
-                    <m:begChr m:val="("/>
-                    <m:sepChr m:val=""/>
-                    <m:endChr m:val=")"/>
-                    <m:grow/>
-                  </m:dPr>
-                  <m:e>
-                    <m:r>
-                      <m:t>θ</m:t>
-                    </m:r>
-                  </m:e>
-                </m:d>
+                <m:r>
+                  <m:rPr>
+                    <m:sty m:val="p"/>
+                  </m:rPr>
+                  <m:t>(</m:t>
+                </m:r>
+                <m:r>
+                  <m:t>θ</m:t>
+                </m:r>
+                <m:r>
+                  <m:rPr>
+                    <m:sty m:val="p"/>
+                  </m:rPr>
+                  <m:t>)</m:t>
+                </m:r>
                 <m:r>
                   <m:rPr>
                     <m:sty m:val="p"/>
@@ -3171,19 +3299,21 @@
                     </m:r>
                   </m:sup>
                 </m:sSup>
-                <m:d>
-                  <m:dPr>
-                    <m:begChr m:val="("/>
-                    <m:sepChr m:val=""/>
-                    <m:endChr m:val=")"/>
-                    <m:grow/>
-                  </m:dPr>
-                  <m:e>
-                    <m:r>
-                      <m:t>θ</m:t>
-                    </m:r>
-                  </m:e>
-                </m:d>
+                <m:r>
+                  <m:rPr>
+                    <m:sty m:val="p"/>
+                  </m:rPr>
+                  <m:t>(</m:t>
+                </m:r>
+                <m:r>
+                  <m:t>θ</m:t>
+                </m:r>
+                <m:r>
+                  <m:rPr>
+                    <m:sty m:val="p"/>
+                  </m:rPr>
+                  <m:t>)</m:t>
+                </m:r>
               </m:oMath>
             </m:oMathPara>
           </w:p>
@@ -3198,8 +3328,8 @@
         </w:tc>
       </w:tr>
     </w:tbl>
-    <w:bookmarkEnd w:id="36"/>
-    <w:bookmarkStart w:id="43" w:name="sum-and-difference-identities"/>
+    <w:bookmarkEnd w:id="25"/>
+    <w:bookmarkStart w:id="32" w:name="sum-and-difference-identities"/>
     <w:p>
       <w:pPr>
         <w:pStyle w:val="Heading1"/>
@@ -3225,28 +3355,30 @@
           </m:rPr>
           <m:t>cos</m:t>
         </m:r>
-        <m:d>
-          <m:dPr>
-            <m:begChr m:val="("/>
-            <m:sepChr m:val=""/>
-            <m:endChr m:val=")"/>
-            <m:grow/>
-          </m:dPr>
-          <m:e>
-            <m:r>
-              <m:t>x</m:t>
-            </m:r>
-            <m:r>
-              <m:rPr>
-                <m:sty m:val="p"/>
-              </m:rPr>
-              <m:t>+</m:t>
-            </m:r>
-            <m:r>
-              <m:t>h</m:t>
-            </m:r>
-          </m:e>
-        </m:d>
+        <m:r>
+          <m:rPr>
+            <m:sty m:val="p"/>
+          </m:rPr>
+          <m:t>(</m:t>
+        </m:r>
+        <m:r>
+          <m:t>x</m:t>
+        </m:r>
+        <m:r>
+          <m:rPr>
+            <m:sty m:val="p"/>
+          </m:rPr>
+          <m:t>+</m:t>
+        </m:r>
+        <m:r>
+          <m:t>h</m:t>
+        </m:r>
+        <m:r>
+          <m:rPr>
+            <m:sty m:val="p"/>
+          </m:rPr>
+          <m:t>)</m:t>
+        </m:r>
       </m:oMath>
       <w:r>
         <w:t xml:space="preserve"> </w:t>
@@ -3280,7 +3412,7 @@
       <w:pPr>
         <w:pStyle w:val="BodyText"/>
       </w:pPr>
-      <w:bookmarkStart w:id="37" w:name="eq-sinsum"/>
+      <w:bookmarkStart w:id="26" w:name="eq-sinsum"/>
       <m:oMathPara>
         <m:oMathParaPr>
           <m:jc m:val="center"/>
@@ -3292,28 +3424,30 @@
             </m:rPr>
             <m:t>sin</m:t>
           </m:r>
-          <m:d>
-            <m:dPr>
-              <m:begChr m:val="("/>
-              <m:sepChr m:val=""/>
-              <m:endChr m:val=")"/>
-              <m:grow/>
-            </m:dPr>
-            <m:e>
-              <m:r>
-                <m:t>α</m:t>
-              </m:r>
-              <m:r>
-                <m:rPr>
-                  <m:sty m:val="p"/>
-                </m:rPr>
-                <m:t>±</m:t>
-              </m:r>
-              <m:r>
-                <m:t>β</m:t>
-              </m:r>
-            </m:e>
-          </m:d>
+          <m:r>
+            <m:rPr>
+              <m:sty m:val="p"/>
+            </m:rPr>
+            <m:t>(</m:t>
+          </m:r>
+          <m:r>
+            <m:t>α</m:t>
+          </m:r>
+          <m:r>
+            <m:rPr>
+              <m:sty m:val="p"/>
+            </m:rPr>
+            <m:t>±</m:t>
+          </m:r>
+          <m:r>
+            <m:t>β</m:t>
+          </m:r>
+          <m:r>
+            <m:rPr>
+              <m:sty m:val="p"/>
+            </m:rPr>
+            <m:t>)</m:t>
+          </m:r>
           <m:r>
             <m:rPr>
               <m:sty m:val="p"/>
@@ -3326,38 +3460,42 @@
             </m:rPr>
             <m:t>sin</m:t>
           </m:r>
-          <m:d>
-            <m:dPr>
-              <m:begChr m:val="("/>
-              <m:sepChr m:val=""/>
-              <m:endChr m:val=")"/>
-              <m:grow/>
-            </m:dPr>
-            <m:e>
-              <m:r>
-                <m:t>α</m:t>
-              </m:r>
-            </m:e>
-          </m:d>
+          <m:r>
+            <m:rPr>
+              <m:sty m:val="p"/>
+            </m:rPr>
+            <m:t>(</m:t>
+          </m:r>
+          <m:r>
+            <m:t>α</m:t>
+          </m:r>
+          <m:r>
+            <m:rPr>
+              <m:sty m:val="p"/>
+            </m:rPr>
+            <m:t>)</m:t>
+          </m:r>
           <m:r>
             <m:rPr>
               <m:sty m:val="p"/>
             </m:rPr>
             <m:t>cos</m:t>
           </m:r>
-          <m:d>
-            <m:dPr>
-              <m:begChr m:val="("/>
-              <m:sepChr m:val=""/>
-              <m:endChr m:val=")"/>
-              <m:grow/>
-            </m:dPr>
-            <m:e>
-              <m:r>
-                <m:t>β</m:t>
-              </m:r>
-            </m:e>
-          </m:d>
+          <m:r>
+            <m:rPr>
+              <m:sty m:val="p"/>
+            </m:rPr>
+            <m:t>(</m:t>
+          </m:r>
+          <m:r>
+            <m:t>β</m:t>
+          </m:r>
+          <m:r>
+            <m:rPr>
+              <m:sty m:val="p"/>
+            </m:rPr>
+            <m:t>)</m:t>
+          </m:r>
           <m:r>
             <m:rPr>
               <m:sty m:val="p"/>
@@ -3370,57 +3508,63 @@
             </m:rPr>
             <m:t>cos</m:t>
           </m:r>
-          <m:d>
-            <m:dPr>
-              <m:begChr m:val="("/>
-              <m:sepChr m:val=""/>
-              <m:endChr m:val=")"/>
-              <m:grow/>
-            </m:dPr>
-            <m:e>
-              <m:r>
-                <m:t>α</m:t>
-              </m:r>
-            </m:e>
-          </m:d>
+          <m:r>
+            <m:rPr>
+              <m:sty m:val="p"/>
+            </m:rPr>
+            <m:t>(</m:t>
+          </m:r>
+          <m:r>
+            <m:t>α</m:t>
+          </m:r>
+          <m:r>
+            <m:rPr>
+              <m:sty m:val="p"/>
+            </m:rPr>
+            <m:t>)</m:t>
+          </m:r>
           <m:r>
             <m:rPr>
               <m:sty m:val="p"/>
             </m:rPr>
             <m:t>sin</m:t>
           </m:r>
-          <m:d>
-            <m:dPr>
-              <m:begChr m:val="("/>
-              <m:sepChr m:val=""/>
-              <m:endChr m:val=")"/>
-              <m:grow/>
-            </m:dPr>
-            <m:e>
-              <m:r>
-                <m:t>β</m:t>
-              </m:r>
-            </m:e>
-          </m:d>
+          <m:r>
+            <m:rPr>
+              <m:sty m:val="p"/>
+            </m:rPr>
+            <m:t>(</m:t>
+          </m:r>
+          <m:r>
+            <m:t>β</m:t>
+          </m:r>
+          <m:r>
+            <m:rPr>
+              <m:sty m:val="p"/>
+            </m:rPr>
+            <m:t>)</m:t>
+          </m:r>
           <m:r>
             <m:t>  </m:t>
           </m:r>
-          <m:d>
-            <m:dPr>
-              <m:begChr m:val="("/>
-              <m:sepChr m:val=""/>
-              <m:endChr m:val=")"/>
-              <m:grow/>
-            </m:dPr>
-            <m:e>
-              <m:r>
-                <m:t>4</m:t>
-              </m:r>
-            </m:e>
-          </m:d>
+          <m:r>
+            <m:rPr>
+              <m:sty m:val="p"/>
+            </m:rPr>
+            <m:t>(</m:t>
+          </m:r>
+          <m:r>
+            <m:t>4</m:t>
+          </m:r>
+          <m:r>
+            <m:rPr>
+              <m:sty m:val="p"/>
+            </m:rPr>
+            <m:t>)</m:t>
+          </m:r>
         </m:oMath>
       </m:oMathPara>
-      <w:bookmarkEnd w:id="37"/>
+      <w:bookmarkEnd w:id="26"/>
     </w:p>
     <w:p>
       <w:pPr>
@@ -3451,7 +3595,7 @@
       <w:pPr>
         <w:pStyle w:val="BodyText"/>
       </w:pPr>
-      <w:bookmarkStart w:id="38" w:name="eq-cossum"/>
+      <w:bookmarkStart w:id="27" w:name="eq-cossum"/>
       <m:oMathPara>
         <m:oMathParaPr>
           <m:jc m:val="center"/>
@@ -3463,28 +3607,30 @@
             </m:rPr>
             <m:t>cos</m:t>
           </m:r>
-          <m:d>
-            <m:dPr>
-              <m:begChr m:val="("/>
-              <m:sepChr m:val=""/>
-              <m:endChr m:val=")"/>
-              <m:grow/>
-            </m:dPr>
-            <m:e>
-              <m:r>
-                <m:t>α</m:t>
-              </m:r>
-              <m:r>
-                <m:rPr>
-                  <m:sty m:val="p"/>
-                </m:rPr>
-                <m:t>±</m:t>
-              </m:r>
-              <m:r>
-                <m:t>β</m:t>
-              </m:r>
-            </m:e>
-          </m:d>
+          <m:r>
+            <m:rPr>
+              <m:sty m:val="p"/>
+            </m:rPr>
+            <m:t>(</m:t>
+          </m:r>
+          <m:r>
+            <m:t>α</m:t>
+          </m:r>
+          <m:r>
+            <m:rPr>
+              <m:sty m:val="p"/>
+            </m:rPr>
+            <m:t>±</m:t>
+          </m:r>
+          <m:r>
+            <m:t>β</m:t>
+          </m:r>
+          <m:r>
+            <m:rPr>
+              <m:sty m:val="p"/>
+            </m:rPr>
+            <m:t>)</m:t>
+          </m:r>
           <m:r>
             <m:rPr>
               <m:sty m:val="p"/>
@@ -3497,38 +3643,42 @@
             </m:rPr>
             <m:t>cos</m:t>
           </m:r>
-          <m:d>
-            <m:dPr>
-              <m:begChr m:val="("/>
-              <m:sepChr m:val=""/>
-              <m:endChr m:val=")"/>
-              <m:grow/>
-            </m:dPr>
-            <m:e>
-              <m:r>
-                <m:t>α</m:t>
-              </m:r>
-            </m:e>
-          </m:d>
+          <m:r>
+            <m:rPr>
+              <m:sty m:val="p"/>
+            </m:rPr>
+            <m:t>(</m:t>
+          </m:r>
+          <m:r>
+            <m:t>α</m:t>
+          </m:r>
+          <m:r>
+            <m:rPr>
+              <m:sty m:val="p"/>
+            </m:rPr>
+            <m:t>)</m:t>
+          </m:r>
           <m:r>
             <m:rPr>
               <m:sty m:val="p"/>
             </m:rPr>
             <m:t>cos</m:t>
           </m:r>
-          <m:d>
-            <m:dPr>
-              <m:begChr m:val="("/>
-              <m:sepChr m:val=""/>
-              <m:endChr m:val=")"/>
-              <m:grow/>
-            </m:dPr>
-            <m:e>
-              <m:r>
-                <m:t>β</m:t>
-              </m:r>
-            </m:e>
-          </m:d>
+          <m:r>
+            <m:rPr>
+              <m:sty m:val="p"/>
+            </m:rPr>
+            <m:t>(</m:t>
+          </m:r>
+          <m:r>
+            <m:t>β</m:t>
+          </m:r>
+          <m:r>
+            <m:rPr>
+              <m:sty m:val="p"/>
+            </m:rPr>
+            <m:t>)</m:t>
+          </m:r>
           <m:r>
             <m:rPr>
               <m:sty m:val="p"/>
@@ -3541,57 +3691,63 @@
             </m:rPr>
             <m:t>sin</m:t>
           </m:r>
-          <m:d>
-            <m:dPr>
-              <m:begChr m:val="("/>
-              <m:sepChr m:val=""/>
-              <m:endChr m:val=")"/>
-              <m:grow/>
-            </m:dPr>
-            <m:e>
-              <m:r>
-                <m:t>α</m:t>
-              </m:r>
-            </m:e>
-          </m:d>
+          <m:r>
+            <m:rPr>
+              <m:sty m:val="p"/>
+            </m:rPr>
+            <m:t>(</m:t>
+          </m:r>
+          <m:r>
+            <m:t>α</m:t>
+          </m:r>
+          <m:r>
+            <m:rPr>
+              <m:sty m:val="p"/>
+            </m:rPr>
+            <m:t>)</m:t>
+          </m:r>
           <m:r>
             <m:rPr>
               <m:sty m:val="p"/>
             </m:rPr>
             <m:t>sin</m:t>
           </m:r>
-          <m:d>
-            <m:dPr>
-              <m:begChr m:val="("/>
-              <m:sepChr m:val=""/>
-              <m:endChr m:val=")"/>
-              <m:grow/>
-            </m:dPr>
-            <m:e>
-              <m:r>
-                <m:t>β</m:t>
-              </m:r>
-            </m:e>
-          </m:d>
+          <m:r>
+            <m:rPr>
+              <m:sty m:val="p"/>
+            </m:rPr>
+            <m:t>(</m:t>
+          </m:r>
+          <m:r>
+            <m:t>β</m:t>
+          </m:r>
+          <m:r>
+            <m:rPr>
+              <m:sty m:val="p"/>
+            </m:rPr>
+            <m:t>)</m:t>
+          </m:r>
           <m:r>
             <m:t>  </m:t>
           </m:r>
-          <m:d>
-            <m:dPr>
-              <m:begChr m:val="("/>
-              <m:sepChr m:val=""/>
-              <m:endChr m:val=")"/>
-              <m:grow/>
-            </m:dPr>
-            <m:e>
-              <m:r>
-                <m:t>5</m:t>
-              </m:r>
-            </m:e>
-          </m:d>
+          <m:r>
+            <m:rPr>
+              <m:sty m:val="p"/>
+            </m:rPr>
+            <m:t>(</m:t>
+          </m:r>
+          <m:r>
+            <m:t>5</m:t>
+          </m:r>
+          <m:r>
+            <m:rPr>
+              <m:sty m:val="p"/>
+            </m:rPr>
+            <m:t>)</m:t>
+          </m:r>
         </m:oMath>
       </m:oMathPara>
-      <w:bookmarkEnd w:id="38"/>
+      <w:bookmarkEnd w:id="27"/>
     </w:p>
     <w:p>
       <w:pPr>
@@ -3639,7 +3795,7 @@
       <w:pPr>
         <w:pStyle w:val="BodyText"/>
       </w:pPr>
-      <w:bookmarkStart w:id="39" w:name="eq-tansum"/>
+      <w:bookmarkStart w:id="28" w:name="eq-tansum"/>
       <m:oMathPara>
         <m:oMathParaPr>
           <m:jc m:val="center"/>
@@ -3651,28 +3807,30 @@
             </m:rPr>
             <m:t>tan</m:t>
           </m:r>
-          <m:d>
-            <m:dPr>
-              <m:begChr m:val="("/>
-              <m:sepChr m:val=""/>
-              <m:endChr m:val=")"/>
-              <m:grow/>
-            </m:dPr>
-            <m:e>
-              <m:r>
-                <m:t>α</m:t>
-              </m:r>
-              <m:r>
-                <m:rPr>
-                  <m:sty m:val="p"/>
-                </m:rPr>
-                <m:t>±</m:t>
-              </m:r>
-              <m:r>
-                <m:t>β</m:t>
-              </m:r>
-            </m:e>
-          </m:d>
+          <m:r>
+            <m:rPr>
+              <m:sty m:val="p"/>
+            </m:rPr>
+            <m:t>(</m:t>
+          </m:r>
+          <m:r>
+            <m:t>α</m:t>
+          </m:r>
+          <m:r>
+            <m:rPr>
+              <m:sty m:val="p"/>
+            </m:rPr>
+            <m:t>±</m:t>
+          </m:r>
+          <m:r>
+            <m:t>β</m:t>
+          </m:r>
+          <m:r>
+            <m:rPr>
+              <m:sty m:val="p"/>
+            </m:rPr>
+            <m:t>)</m:t>
+          </m:r>
           <m:r>
             <m:rPr>
               <m:sty m:val="p"/>
@@ -3690,19 +3848,21 @@
                 </m:rPr>
                 <m:t>tan</m:t>
               </m:r>
-              <m:d>
-                <m:dPr>
-                  <m:begChr m:val="("/>
-                  <m:sepChr m:val=""/>
-                  <m:endChr m:val=")"/>
-                  <m:grow/>
-                </m:dPr>
-                <m:e>
-                  <m:r>
-                    <m:t>α</m:t>
-                  </m:r>
-                </m:e>
-              </m:d>
+              <m:r>
+                <m:rPr>
+                  <m:sty m:val="p"/>
+                </m:rPr>
+                <m:t>(</m:t>
+              </m:r>
+              <m:r>
+                <m:t>α</m:t>
+              </m:r>
+              <m:r>
+                <m:rPr>
+                  <m:sty m:val="p"/>
+                </m:rPr>
+                <m:t>)</m:t>
+              </m:r>
               <m:r>
                 <m:rPr>
                   <m:sty m:val="p"/>
@@ -3715,99 +3875,109 @@
                 </m:rPr>
                 <m:t>tan</m:t>
               </m:r>
-              <m:d>
-                <m:dPr>
-                  <m:begChr m:val="("/>
-                  <m:sepChr m:val=""/>
-                  <m:endChr m:val=")"/>
-                  <m:grow/>
-                </m:dPr>
-                <m:e>
-                  <m:r>
-                    <m:t>β</m:t>
-                  </m:r>
-                </m:e>
-              </m:d>
+              <m:r>
+                <m:rPr>
+                  <m:sty m:val="p"/>
+                </m:rPr>
+                <m:t>(</m:t>
+              </m:r>
+              <m:r>
+                <m:t>β</m:t>
+              </m:r>
+              <m:r>
+                <m:rPr>
+                  <m:sty m:val="p"/>
+                </m:rPr>
+                <m:t>)</m:t>
+              </m:r>
             </m:num>
             <m:den>
-              <m:d>
-                <m:dPr>
-                  <m:begChr m:val="("/>
-                  <m:sepChr m:val=""/>
-                  <m:endChr m:val=")"/>
-                  <m:grow/>
-                </m:dPr>
-                <m:e>
-                  <m:r>
-                    <m:t>1</m:t>
-                  </m:r>
-                  <m:r>
-                    <m:rPr>
-                      <m:sty m:val="p"/>
-                    </m:rPr>
-                    <m:t>∓</m:t>
-                  </m:r>
-                  <m:r>
-                    <m:rPr>
-                      <m:sty m:val="p"/>
-                    </m:rPr>
-                    <m:t>tan</m:t>
-                  </m:r>
-                  <m:d>
-                    <m:dPr>
-                      <m:begChr m:val="("/>
-                      <m:sepChr m:val=""/>
-                      <m:endChr m:val=")"/>
-                      <m:grow/>
-                    </m:dPr>
-                    <m:e>
-                      <m:r>
-                        <m:t>α</m:t>
-                      </m:r>
-                    </m:e>
-                  </m:d>
-                  <m:r>
-                    <m:rPr>
-                      <m:sty m:val="p"/>
-                    </m:rPr>
-                    <m:t>tan</m:t>
-                  </m:r>
-                  <m:d>
-                    <m:dPr>
-                      <m:begChr m:val="("/>
-                      <m:sepChr m:val=""/>
-                      <m:endChr m:val=")"/>
-                      <m:grow/>
-                    </m:dPr>
-                    <m:e>
-                      <m:r>
-                        <m:t>β</m:t>
-                      </m:r>
-                    </m:e>
-                  </m:d>
-                </m:e>
-              </m:d>
+              <m:r>
+                <m:rPr>
+                  <m:sty m:val="p"/>
+                </m:rPr>
+                <m:t>(</m:t>
+              </m:r>
+              <m:r>
+                <m:t>1</m:t>
+              </m:r>
+              <m:r>
+                <m:rPr>
+                  <m:sty m:val="p"/>
+                </m:rPr>
+                <m:t>∓</m:t>
+              </m:r>
+              <m:r>
+                <m:rPr>
+                  <m:sty m:val="p"/>
+                </m:rPr>
+                <m:t>tan</m:t>
+              </m:r>
+              <m:r>
+                <m:rPr>
+                  <m:sty m:val="p"/>
+                </m:rPr>
+                <m:t>(</m:t>
+              </m:r>
+              <m:r>
+                <m:t>α</m:t>
+              </m:r>
+              <m:r>
+                <m:rPr>
+                  <m:sty m:val="p"/>
+                </m:rPr>
+                <m:t>)</m:t>
+              </m:r>
+              <m:r>
+                <m:rPr>
+                  <m:sty m:val="p"/>
+                </m:rPr>
+                <m:t>tan</m:t>
+              </m:r>
+              <m:r>
+                <m:rPr>
+                  <m:sty m:val="p"/>
+                </m:rPr>
+                <m:t>(</m:t>
+              </m:r>
+              <m:r>
+                <m:t>β</m:t>
+              </m:r>
+              <m:r>
+                <m:rPr>
+                  <m:sty m:val="p"/>
+                </m:rPr>
+                <m:t>)</m:t>
+              </m:r>
+              <m:r>
+                <m:rPr>
+                  <m:sty m:val="p"/>
+                </m:rPr>
+                <m:t>)</m:t>
+              </m:r>
             </m:den>
           </m:f>
           <m:r>
             <m:t>  </m:t>
           </m:r>
-          <m:d>
-            <m:dPr>
-              <m:begChr m:val="("/>
-              <m:sepChr m:val=""/>
-              <m:endChr m:val=")"/>
-              <m:grow/>
-            </m:dPr>
-            <m:e>
-              <m:r>
-                <m:t>6</m:t>
-              </m:r>
-            </m:e>
-          </m:d>
+          <m:r>
+            <m:rPr>
+              <m:sty m:val="p"/>
+            </m:rPr>
+            <m:t>(</m:t>
+          </m:r>
+          <m:r>
+            <m:t>6</m:t>
+          </m:r>
+          <m:r>
+            <m:rPr>
+              <m:sty m:val="p"/>
+            </m:rPr>
+            <m:t>)</m:t>
+          </m:r>
         </m:oMath>
       </m:oMathPara>
-      <w:bookmarkEnd w:id="39"/>
+      <w:bookmarkEnd w:id="28"/>
     </w:p>
     <w:tbl>
       <w:tblPr>
@@ -3849,18 +4019,18 @@
                 <wp:inline>
                   <wp:extent cx="152400" cy="152400"/>
                   <wp:effectExtent b="0" l="0" r="0" t="0"/>
-                  <wp:docPr descr="" title="" id="40" name="Picture"/>
+                  <wp:docPr descr="" title="" id="29" name="Picture"/>
                   <a:graphic>
                     <a:graphicData uri="http://schemas.openxmlformats.org/drawingml/2006/picture">
                       <pic:pic>
                         <pic:nvPicPr>
-                          <pic:cNvPr descr="/Applications/quarto/share/formats/docx/note.png" id="41" name="Picture"/>
+                          <pic:cNvPr descr="/Applications/quarto/share/formats/docx/note.png" id="30" name="Picture"/>
                           <pic:cNvPicPr>
                             <a:picLocks noChangeArrowheads="1" noChangeAspect="1"/>
                           </pic:cNvPicPr>
                         </pic:nvPicPr>
                         <pic:blipFill>
-                          <a:blip r:embed="rId23"/>
+                          <a:blip r:embed="rId12"/>
                           <a:stretch>
                             <a:fillRect/>
                           </a:stretch>
@@ -3924,19 +4094,21 @@
                 </m:rPr>
                 <m:t>tan</m:t>
               </m:r>
-              <m:d>
-                <m:dPr>
-                  <m:begChr m:val="("/>
-                  <m:sepChr m:val=""/>
-                  <m:endChr m:val=")"/>
-                  <m:grow/>
-                </m:dPr>
-                <m:e>
-                  <m:r>
-                    <m:t>15</m:t>
-                  </m:r>
-                </m:e>
-              </m:d>
+              <m:r>
+                <m:rPr>
+                  <m:sty m:val="p"/>
+                </m:rPr>
+                <m:t>(</m:t>
+              </m:r>
+              <m:r>
+                <m:t>15</m:t>
+              </m:r>
+              <m:r>
+                <m:rPr>
+                  <m:sty m:val="p"/>
+                </m:rPr>
+                <m:t>)</m:t>
+              </m:r>
             </m:oMath>
             <w:r>
               <w:t xml:space="preserve">.</w:t>
@@ -3959,7 +4131,7 @@
             <w:r>
               <w:t xml:space="preserve"> </w:t>
             </w:r>
-            <w:hyperlink r:id="rId20">
+            <w:hyperlink r:id="rId9">
               <w:r>
                 <w:rPr>
                   <w:rStyle w:val="Hyperlink"/>
@@ -3986,19 +4158,21 @@
                   </m:rPr>
                   <m:t>tan</m:t>
                 </m:r>
-                <m:d>
-                  <m:dPr>
-                    <m:begChr m:val="("/>
-                    <m:sepChr m:val=""/>
-                    <m:endChr m:val=")"/>
-                    <m:grow/>
-                  </m:dPr>
-                  <m:e>
-                    <m:r>
-                      <m:t>15</m:t>
-                    </m:r>
-                  </m:e>
-                </m:d>
+                <m:r>
+                  <m:rPr>
+                    <m:sty m:val="p"/>
+                  </m:rPr>
+                  <m:t>(</m:t>
+                </m:r>
+                <m:r>
+                  <m:t>15</m:t>
+                </m:r>
+                <m:r>
+                  <m:rPr>
+                    <m:sty m:val="p"/>
+                  </m:rPr>
+                  <m:t>)</m:t>
+                </m:r>
                 <m:r>
                   <m:rPr>
                     <m:sty m:val="p"/>
@@ -4011,28 +4185,30 @@
                   </m:rPr>
                   <m:t>tan</m:t>
                 </m:r>
-                <m:d>
-                  <m:dPr>
-                    <m:begChr m:val="("/>
-                    <m:sepChr m:val=""/>
-                    <m:endChr m:val=")"/>
-                    <m:grow/>
-                  </m:dPr>
-                  <m:e>
-                    <m:r>
-                      <m:t>45</m:t>
-                    </m:r>
-                    <m:r>
-                      <m:rPr>
-                        <m:sty m:val="p"/>
-                      </m:rPr>
-                      <m:t>−</m:t>
-                    </m:r>
-                    <m:r>
-                      <m:t>30</m:t>
-                    </m:r>
-                  </m:e>
-                </m:d>
+                <m:r>
+                  <m:rPr>
+                    <m:sty m:val="p"/>
+                  </m:rPr>
+                  <m:t>(</m:t>
+                </m:r>
+                <m:r>
+                  <m:t>45</m:t>
+                </m:r>
+                <m:r>
+                  <m:rPr>
+                    <m:sty m:val="p"/>
+                  </m:rPr>
+                  <m:t>−</m:t>
+                </m:r>
+                <m:r>
+                  <m:t>30</m:t>
+                </m:r>
+                <m:r>
+                  <m:rPr>
+                    <m:sty m:val="p"/>
+                  </m:rPr>
+                  <m:t>)</m:t>
+                </m:r>
               </m:oMath>
             </m:oMathPara>
           </w:p>
@@ -4076,28 +4252,30 @@
                   </m:rPr>
                   <m:t>tan</m:t>
                 </m:r>
-                <m:d>
-                  <m:dPr>
-                    <m:begChr m:val="("/>
-                    <m:sepChr m:val=""/>
-                    <m:endChr m:val=")"/>
-                    <m:grow/>
-                  </m:dPr>
-                  <m:e>
-                    <m:r>
-                      <m:t>45</m:t>
-                    </m:r>
-                    <m:r>
-                      <m:rPr>
-                        <m:sty m:val="p"/>
-                      </m:rPr>
-                      <m:t>−</m:t>
-                    </m:r>
-                    <m:r>
-                      <m:t>30</m:t>
-                    </m:r>
-                  </m:e>
-                </m:d>
+                <m:r>
+                  <m:rPr>
+                    <m:sty m:val="p"/>
+                  </m:rPr>
+                  <m:t>(</m:t>
+                </m:r>
+                <m:r>
+                  <m:t>45</m:t>
+                </m:r>
+                <m:r>
+                  <m:rPr>
+                    <m:sty m:val="p"/>
+                  </m:rPr>
+                  <m:t>−</m:t>
+                </m:r>
+                <m:r>
+                  <m:t>30</m:t>
+                </m:r>
+                <m:r>
+                  <m:rPr>
+                    <m:sty m:val="p"/>
+                  </m:rPr>
+                  <m:t>)</m:t>
+                </m:r>
                 <m:r>
                   <m:rPr>
                     <m:sty m:val="p"/>
@@ -4115,19 +4293,21 @@
                       </m:rPr>
                       <m:t>tan</m:t>
                     </m:r>
-                    <m:d>
-                      <m:dPr>
-                        <m:begChr m:val="("/>
-                        <m:sepChr m:val=""/>
-                        <m:endChr m:val=")"/>
-                        <m:grow/>
-                      </m:dPr>
-                      <m:e>
-                        <m:r>
-                          <m:t>45</m:t>
-                        </m:r>
-                      </m:e>
-                    </m:d>
+                    <m:r>
+                      <m:rPr>
+                        <m:sty m:val="p"/>
+                      </m:rPr>
+                      <m:t>(</m:t>
+                    </m:r>
+                    <m:r>
+                      <m:t>45</m:t>
+                    </m:r>
+                    <m:r>
+                      <m:rPr>
+                        <m:sty m:val="p"/>
+                      </m:rPr>
+                      <m:t>)</m:t>
+                    </m:r>
                     <m:r>
                       <m:rPr>
                         <m:sty m:val="p"/>
@@ -4140,19 +4320,21 @@
                       </m:rPr>
                       <m:t>tan</m:t>
                     </m:r>
-                    <m:d>
-                      <m:dPr>
-                        <m:begChr m:val="("/>
-                        <m:sepChr m:val=""/>
-                        <m:endChr m:val=")"/>
-                        <m:grow/>
-                      </m:dPr>
-                      <m:e>
-                        <m:r>
-                          <m:t>30</m:t>
-                        </m:r>
-                      </m:e>
-                    </m:d>
+                    <m:r>
+                      <m:rPr>
+                        <m:sty m:val="p"/>
+                      </m:rPr>
+                      <m:t>(</m:t>
+                    </m:r>
+                    <m:r>
+                      <m:t>30</m:t>
+                    </m:r>
+                    <m:r>
+                      <m:rPr>
+                        <m:sty m:val="p"/>
+                      </m:rPr>
+                      <m:t>)</m:t>
+                    </m:r>
                   </m:num>
                   <m:den>
                     <m:r>
@@ -4170,38 +4352,42 @@
                       </m:rPr>
                       <m:t>tan</m:t>
                     </m:r>
-                    <m:d>
-                      <m:dPr>
-                        <m:begChr m:val="("/>
-                        <m:sepChr m:val=""/>
-                        <m:endChr m:val=")"/>
-                        <m:grow/>
-                      </m:dPr>
-                      <m:e>
-                        <m:r>
-                          <m:t>45</m:t>
-                        </m:r>
-                      </m:e>
-                    </m:d>
+                    <m:r>
+                      <m:rPr>
+                        <m:sty m:val="p"/>
+                      </m:rPr>
+                      <m:t>(</m:t>
+                    </m:r>
+                    <m:r>
+                      <m:t>45</m:t>
+                    </m:r>
+                    <m:r>
+                      <m:rPr>
+                        <m:sty m:val="p"/>
+                      </m:rPr>
+                      <m:t>)</m:t>
+                    </m:r>
                     <m:r>
                       <m:rPr>
                         <m:sty m:val="p"/>
                       </m:rPr>
                       <m:t>tan</m:t>
                     </m:r>
-                    <m:d>
-                      <m:dPr>
-                        <m:begChr m:val="("/>
-                        <m:sepChr m:val=""/>
-                        <m:endChr m:val=")"/>
-                        <m:grow/>
-                      </m:dPr>
-                      <m:e>
-                        <m:r>
-                          <m:t>30</m:t>
-                        </m:r>
-                      </m:e>
-                    </m:d>
+                    <m:r>
+                      <m:rPr>
+                        <m:sty m:val="p"/>
+                      </m:rPr>
+                      <m:t>(</m:t>
+                    </m:r>
+                    <m:r>
+                      <m:t>30</m:t>
+                    </m:r>
+                    <m:r>
+                      <m:rPr>
+                        <m:sty m:val="p"/>
+                      </m:rPr>
+                      <m:t>)</m:t>
+                    </m:r>
                   </m:den>
                 </m:f>
               </m:oMath>
@@ -4224,19 +4410,21 @@
                 </m:rPr>
                 <m:t>tan</m:t>
               </m:r>
-              <m:d>
-                <m:dPr>
-                  <m:begChr m:val="("/>
-                  <m:sepChr m:val=""/>
-                  <m:endChr m:val=")"/>
-                  <m:grow/>
-                </m:dPr>
-                <m:e>
-                  <m:r>
-                    <m:t>45</m:t>
-                  </m:r>
-                </m:e>
-              </m:d>
+              <m:r>
+                <m:rPr>
+                  <m:sty m:val="p"/>
+                </m:rPr>
+                <m:t>(</m:t>
+              </m:r>
+              <m:r>
+                <m:t>45</m:t>
+              </m:r>
+              <m:r>
+                <m:rPr>
+                  <m:sty m:val="p"/>
+                </m:rPr>
+                <m:t>)</m:t>
+              </m:r>
               <m:r>
                 <m:rPr>
                   <m:sty m:val="p"/>
@@ -4263,19 +4451,21 @@
                 </m:rPr>
                 <m:t>tan</m:t>
               </m:r>
-              <m:d>
-                <m:dPr>
-                  <m:begChr m:val="("/>
-                  <m:sepChr m:val=""/>
-                  <m:endChr m:val=")"/>
-                  <m:grow/>
-                </m:dPr>
-                <m:e>
-                  <m:r>
-                    <m:t>30</m:t>
-                  </m:r>
-                </m:e>
-              </m:d>
+              <m:r>
+                <m:rPr>
+                  <m:sty m:val="p"/>
+                </m:rPr>
+                <m:t>(</m:t>
+              </m:r>
+              <m:r>
+                <m:t>30</m:t>
+              </m:r>
+              <m:r>
+                <m:rPr>
+                  <m:sty m:val="p"/>
+                </m:rPr>
+                <m:t>)</m:t>
+              </m:r>
               <m:r>
                 <m:rPr>
                   <m:sty m:val="p"/>
@@ -4327,19 +4517,21 @@
                       </m:rPr>
                       <m:t>tan</m:t>
                     </m:r>
-                    <m:d>
-                      <m:dPr>
-                        <m:begChr m:val="("/>
-                        <m:sepChr m:val=""/>
-                        <m:endChr m:val=")"/>
-                        <m:grow/>
-                      </m:dPr>
-                      <m:e>
-                        <m:r>
-                          <m:t>45</m:t>
-                        </m:r>
-                      </m:e>
-                    </m:d>
+                    <m:r>
+                      <m:rPr>
+                        <m:sty m:val="p"/>
+                      </m:rPr>
+                      <m:t>(</m:t>
+                    </m:r>
+                    <m:r>
+                      <m:t>45</m:t>
+                    </m:r>
+                    <m:r>
+                      <m:rPr>
+                        <m:sty m:val="p"/>
+                      </m:rPr>
+                      <m:t>)</m:t>
+                    </m:r>
                     <m:r>
                       <m:rPr>
                         <m:sty m:val="p"/>
@@ -4352,19 +4544,21 @@
                       </m:rPr>
                       <m:t>tan</m:t>
                     </m:r>
-                    <m:d>
-                      <m:dPr>
-                        <m:begChr m:val="("/>
-                        <m:sepChr m:val=""/>
-                        <m:endChr m:val=")"/>
-                        <m:grow/>
-                      </m:dPr>
-                      <m:e>
-                        <m:r>
-                          <m:t>30</m:t>
-                        </m:r>
-                      </m:e>
-                    </m:d>
+                    <m:r>
+                      <m:rPr>
+                        <m:sty m:val="p"/>
+                      </m:rPr>
+                      <m:t>(</m:t>
+                    </m:r>
+                    <m:r>
+                      <m:t>30</m:t>
+                    </m:r>
+                    <m:r>
+                      <m:rPr>
+                        <m:sty m:val="p"/>
+                      </m:rPr>
+                      <m:t>)</m:t>
+                    </m:r>
                   </m:num>
                   <m:den>
                     <m:r>
@@ -4382,38 +4576,42 @@
                       </m:rPr>
                       <m:t>tan</m:t>
                     </m:r>
-                    <m:d>
-                      <m:dPr>
-                        <m:begChr m:val="("/>
-                        <m:sepChr m:val=""/>
-                        <m:endChr m:val=")"/>
-                        <m:grow/>
-                      </m:dPr>
-                      <m:e>
-                        <m:r>
-                          <m:t>45</m:t>
-                        </m:r>
-                      </m:e>
-                    </m:d>
+                    <m:r>
+                      <m:rPr>
+                        <m:sty m:val="p"/>
+                      </m:rPr>
+                      <m:t>(</m:t>
+                    </m:r>
+                    <m:r>
+                      <m:t>45</m:t>
+                    </m:r>
+                    <m:r>
+                      <m:rPr>
+                        <m:sty m:val="p"/>
+                      </m:rPr>
+                      <m:t>)</m:t>
+                    </m:r>
                     <m:r>
                       <m:rPr>
                         <m:sty m:val="p"/>
                       </m:rPr>
                       <m:t>tan</m:t>
                     </m:r>
-                    <m:d>
-                      <m:dPr>
-                        <m:begChr m:val="("/>
-                        <m:sepChr m:val=""/>
-                        <m:endChr m:val=")"/>
-                        <m:grow/>
-                      </m:dPr>
-                      <m:e>
-                        <m:r>
-                          <m:t>30</m:t>
-                        </m:r>
-                      </m:e>
-                    </m:d>
+                    <m:r>
+                      <m:rPr>
+                        <m:sty m:val="p"/>
+                      </m:rPr>
+                      <m:t>(</m:t>
+                    </m:r>
+                    <m:r>
+                      <m:t>30</m:t>
+                    </m:r>
+                    <m:r>
+                      <m:rPr>
+                        <m:sty m:val="p"/>
+                      </m:rPr>
+                      <m:t>)</m:t>
+                    </m:r>
                   </m:den>
                 </m:f>
                 <m:r>
@@ -4470,19 +4668,21 @@
                       </m:rPr>
                       <m:t>+</m:t>
                     </m:r>
-                    <m:d>
-                      <m:dPr>
-                        <m:begChr m:val="("/>
-                        <m:sepChr m:val=""/>
-                        <m:endChr m:val=")"/>
-                        <m:grow/>
-                      </m:dPr>
-                      <m:e>
-                        <m:r>
-                          <m:t>1</m:t>
-                        </m:r>
-                      </m:e>
-                    </m:d>
+                    <m:r>
+                      <m:rPr>
+                        <m:sty m:val="p"/>
+                      </m:rPr>
+                      <m:t>(</m:t>
+                    </m:r>
+                    <m:r>
+                      <m:t>1</m:t>
+                    </m:r>
+                    <m:r>
+                      <m:rPr>
+                        <m:sty m:val="p"/>
+                      </m:rPr>
+                      <m:t>)</m:t>
+                    </m:r>
                     <m:d>
                       <m:dPr>
                         <m:begChr m:val="("/>
@@ -4589,19 +4789,21 @@
                       </m:rPr>
                       <m:t>+</m:t>
                     </m:r>
-                    <m:d>
-                      <m:dPr>
-                        <m:begChr m:val="("/>
-                        <m:sepChr m:val=""/>
-                        <m:endChr m:val=")"/>
-                        <m:grow/>
-                      </m:dPr>
-                      <m:e>
-                        <m:r>
-                          <m:t>1</m:t>
-                        </m:r>
-                      </m:e>
-                    </m:d>
+                    <m:r>
+                      <m:rPr>
+                        <m:sty m:val="p"/>
+                      </m:rPr>
+                      <m:t>(</m:t>
+                    </m:r>
+                    <m:r>
+                      <m:t>1</m:t>
+                    </m:r>
+                    <m:r>
+                      <m:rPr>
+                        <m:sty m:val="p"/>
+                      </m:rPr>
+                      <m:t>)</m:t>
+                    </m:r>
                     <m:d>
                       <m:dPr>
                         <m:begChr m:val="("/>
@@ -4807,19 +5009,21 @@
                 </m:rPr>
                 <m:t>tan</m:t>
               </m:r>
-              <m:d>
-                <m:dPr>
-                  <m:begChr m:val="("/>
-                  <m:sepChr m:val=""/>
-                  <m:endChr m:val=")"/>
-                  <m:grow/>
-                </m:dPr>
-                <m:e>
-                  <m:r>
-                    <m:t>15</m:t>
-                  </m:r>
-                </m:e>
-              </m:d>
+              <m:r>
+                <m:rPr>
+                  <m:sty m:val="p"/>
+                </m:rPr>
+                <m:t>(</m:t>
+              </m:r>
+              <m:r>
+                <m:t>15</m:t>
+              </m:r>
+              <m:r>
+                <m:rPr>
+                  <m:sty m:val="p"/>
+                </m:rPr>
+                <m:t>)</m:t>
+              </m:r>
               <m:r>
                 <m:rPr>
                   <m:sty m:val="p"/>
@@ -4882,7 +5086,7 @@
             <w:r>
               <w:t xml:space="preserve"> </w:t>
             </w:r>
-            <w:hyperlink r:id="rId42">
+            <w:hyperlink r:id="rId31">
               <w:r>
                 <w:rPr>
                   <w:rStyle w:val="Hyperlink"/>
@@ -4906,19 +5110,21 @@
                 </m:rPr>
                 <m:t>tan</m:t>
               </m:r>
-              <m:d>
-                <m:dPr>
-                  <m:begChr m:val="("/>
-                  <m:sepChr m:val=""/>
-                  <m:endChr m:val=")"/>
-                  <m:grow/>
-                </m:dPr>
-                <m:e>
-                  <m:r>
-                    <m:t>15</m:t>
-                  </m:r>
-                </m:e>
-              </m:d>
+              <m:r>
+                <m:rPr>
+                  <m:sty m:val="p"/>
+                </m:rPr>
+                <m:t>(</m:t>
+              </m:r>
+              <m:r>
+                <m:t>15</m:t>
+              </m:r>
+              <m:r>
+                <m:rPr>
+                  <m:sty m:val="p"/>
+                </m:rPr>
+                <m:t>)</m:t>
+              </m:r>
               <m:r>
                 <m:rPr>
                   <m:sty m:val="p"/>
@@ -4953,8 +5159,8 @@
         </w:tc>
       </w:tr>
     </w:tbl>
-    <w:bookmarkEnd w:id="43"/>
-    <w:bookmarkStart w:id="49" w:name="double-angle-identities"/>
+    <w:bookmarkEnd w:id="32"/>
+    <w:bookmarkStart w:id="38" w:name="double-angle-identities"/>
     <w:p>
       <w:pPr>
         <w:pStyle w:val="Heading1"/>
@@ -5027,19 +5233,21 @@
           </m:rPr>
           <m:t>sin</m:t>
         </m:r>
-        <m:d>
-          <m:dPr>
-            <m:begChr m:val="("/>
-            <m:sepChr m:val=""/>
-            <m:endChr m:val=")"/>
-            <m:grow/>
-          </m:dPr>
-          <m:e>
-            <m:r>
-              <m:t>θ</m:t>
-            </m:r>
-          </m:e>
-        </m:d>
+        <m:r>
+          <m:rPr>
+            <m:sty m:val="p"/>
+          </m:rPr>
+          <m:t>(</m:t>
+        </m:r>
+        <m:r>
+          <m:t>θ</m:t>
+        </m:r>
+        <m:r>
+          <m:rPr>
+            <m:sty m:val="p"/>
+          </m:rPr>
+          <m:t>)</m:t>
+        </m:r>
       </m:oMath>
       <w:r>
         <w:t xml:space="preserve">,</w:t>
@@ -5054,19 +5262,21 @@
           </m:rPr>
           <m:t>cos</m:t>
         </m:r>
-        <m:d>
-          <m:dPr>
-            <m:begChr m:val="("/>
-            <m:sepChr m:val=""/>
-            <m:endChr m:val=")"/>
-            <m:grow/>
-          </m:dPr>
-          <m:e>
-            <m:r>
-              <m:t>θ</m:t>
-            </m:r>
-          </m:e>
-        </m:d>
+        <m:r>
+          <m:rPr>
+            <m:sty m:val="p"/>
+          </m:rPr>
+          <m:t>(</m:t>
+        </m:r>
+        <m:r>
+          <m:t>θ</m:t>
+        </m:r>
+        <m:r>
+          <m:rPr>
+            <m:sty m:val="p"/>
+          </m:rPr>
+          <m:t>)</m:t>
+        </m:r>
       </m:oMath>
       <w:r>
         <w:t xml:space="preserve"> </w:t>
@@ -5084,19 +5294,21 @@
           </m:rPr>
           <m:t>tan</m:t>
         </m:r>
-        <m:d>
-          <m:dPr>
-            <m:begChr m:val="("/>
-            <m:sepChr m:val=""/>
-            <m:endChr m:val=")"/>
-            <m:grow/>
-          </m:dPr>
-          <m:e>
-            <m:r>
-              <m:t>θ</m:t>
-            </m:r>
-          </m:e>
-        </m:d>
+        <m:r>
+          <m:rPr>
+            <m:sty m:val="p"/>
+          </m:rPr>
+          <m:t>(</m:t>
+        </m:r>
+        <m:r>
+          <m:t>θ</m:t>
+        </m:r>
+        <m:r>
+          <m:rPr>
+            <m:sty m:val="p"/>
+          </m:rPr>
+          <m:t>)</m:t>
+        </m:r>
       </m:oMath>
       <w:r>
         <w:t xml:space="preserve">. The formulas are</w:t>
@@ -5106,7 +5318,7 @@
       <w:pPr>
         <w:pStyle w:val="BodyText"/>
       </w:pPr>
-      <w:bookmarkStart w:id="44" w:name="eq-twosin"/>
+      <w:bookmarkStart w:id="33" w:name="eq-twosin"/>
       <m:oMathPara>
         <m:oMathParaPr>
           <m:jc m:val="center"/>
@@ -5118,22 +5330,24 @@
             </m:rPr>
             <m:t>sin</m:t>
           </m:r>
-          <m:d>
-            <m:dPr>
-              <m:begChr m:val="("/>
-              <m:sepChr m:val=""/>
-              <m:endChr m:val=")"/>
-              <m:grow/>
-            </m:dPr>
-            <m:e>
-              <m:r>
-                <m:t>2</m:t>
-              </m:r>
-              <m:r>
-                <m:t>θ</m:t>
-              </m:r>
-            </m:e>
-          </m:d>
+          <m:r>
+            <m:rPr>
+              <m:sty m:val="p"/>
+            </m:rPr>
+            <m:t>(</m:t>
+          </m:r>
+          <m:r>
+            <m:t>2</m:t>
+          </m:r>
+          <m:r>
+            <m:t>θ</m:t>
+          </m:r>
+          <m:r>
+            <m:rPr>
+              <m:sty m:val="p"/>
+            </m:rPr>
+            <m:t>)</m:t>
+          </m:r>
           <m:r>
             <m:rPr>
               <m:sty m:val="p"/>
@@ -5149,63 +5363,69 @@
             </m:rPr>
             <m:t>sin</m:t>
           </m:r>
-          <m:d>
-            <m:dPr>
-              <m:begChr m:val="("/>
-              <m:sepChr m:val=""/>
-              <m:endChr m:val=")"/>
-              <m:grow/>
-            </m:dPr>
-            <m:e>
-              <m:r>
-                <m:t>θ</m:t>
-              </m:r>
-            </m:e>
-          </m:d>
+          <m:r>
+            <m:rPr>
+              <m:sty m:val="p"/>
+            </m:rPr>
+            <m:t>(</m:t>
+          </m:r>
+          <m:r>
+            <m:t>θ</m:t>
+          </m:r>
+          <m:r>
+            <m:rPr>
+              <m:sty m:val="p"/>
+            </m:rPr>
+            <m:t>)</m:t>
+          </m:r>
           <m:r>
             <m:rPr>
               <m:sty m:val="p"/>
             </m:rPr>
             <m:t>cos</m:t>
           </m:r>
-          <m:d>
-            <m:dPr>
-              <m:begChr m:val="("/>
-              <m:sepChr m:val=""/>
-              <m:endChr m:val=")"/>
-              <m:grow/>
-            </m:dPr>
-            <m:e>
-              <m:r>
-                <m:t>θ</m:t>
-              </m:r>
-            </m:e>
-          </m:d>
+          <m:r>
+            <m:rPr>
+              <m:sty m:val="p"/>
+            </m:rPr>
+            <m:t>(</m:t>
+          </m:r>
+          <m:r>
+            <m:t>θ</m:t>
+          </m:r>
+          <m:r>
+            <m:rPr>
+              <m:sty m:val="p"/>
+            </m:rPr>
+            <m:t>)</m:t>
+          </m:r>
           <m:r>
             <m:t>  </m:t>
           </m:r>
-          <m:d>
-            <m:dPr>
-              <m:begChr m:val="("/>
-              <m:sepChr m:val=""/>
-              <m:endChr m:val=")"/>
-              <m:grow/>
-            </m:dPr>
-            <m:e>
-              <m:r>
-                <m:t>7</m:t>
-              </m:r>
-            </m:e>
-          </m:d>
+          <m:r>
+            <m:rPr>
+              <m:sty m:val="p"/>
+            </m:rPr>
+            <m:t>(</m:t>
+          </m:r>
+          <m:r>
+            <m:t>7</m:t>
+          </m:r>
+          <m:r>
+            <m:rPr>
+              <m:sty m:val="p"/>
+            </m:rPr>
+            <m:t>)</m:t>
+          </m:r>
         </m:oMath>
       </m:oMathPara>
-      <w:bookmarkEnd w:id="44"/>
+      <w:bookmarkEnd w:id="33"/>
     </w:p>
     <w:p>
       <w:pPr>
         <w:pStyle w:val="FirstParagraph"/>
       </w:pPr>
-      <w:bookmarkStart w:id="45" w:name="eq-twocos"/>
+      <w:bookmarkStart w:id="34" w:name="eq-twocos"/>
       <m:oMathPara>
         <m:oMathParaPr>
           <m:jc m:val="center"/>
@@ -5217,22 +5437,24 @@
             </m:rPr>
             <m:t>cos</m:t>
           </m:r>
-          <m:d>
-            <m:dPr>
-              <m:begChr m:val="("/>
-              <m:sepChr m:val=""/>
-              <m:endChr m:val=")"/>
-              <m:grow/>
-            </m:dPr>
-            <m:e>
-              <m:r>
-                <m:t>2</m:t>
-              </m:r>
-              <m:r>
-                <m:t>θ</m:t>
-              </m:r>
-            </m:e>
-          </m:d>
+          <m:r>
+            <m:rPr>
+              <m:sty m:val="p"/>
+            </m:rPr>
+            <m:t>(</m:t>
+          </m:r>
+          <m:r>
+            <m:t>2</m:t>
+          </m:r>
+          <m:r>
+            <m:t>θ</m:t>
+          </m:r>
+          <m:r>
+            <m:rPr>
+              <m:sty m:val="p"/>
+            </m:rPr>
+            <m:t>)</m:t>
+          </m:r>
           <m:r>
             <m:rPr>
               <m:sty m:val="p"/>
@@ -5254,19 +5476,21 @@
               </m:r>
             </m:sup>
           </m:sSup>
-          <m:d>
-            <m:dPr>
-              <m:begChr m:val="("/>
-              <m:sepChr m:val=""/>
-              <m:endChr m:val=")"/>
-              <m:grow/>
-            </m:dPr>
-            <m:e>
-              <m:r>
-                <m:t>θ</m:t>
-              </m:r>
-            </m:e>
-          </m:d>
+          <m:r>
+            <m:rPr>
+              <m:sty m:val="p"/>
+            </m:rPr>
+            <m:t>(</m:t>
+          </m:r>
+          <m:r>
+            <m:t>θ</m:t>
+          </m:r>
+          <m:r>
+            <m:rPr>
+              <m:sty m:val="p"/>
+            </m:rPr>
+            <m:t>)</m:t>
+          </m:r>
           <m:r>
             <m:rPr>
               <m:sty m:val="p"/>
@@ -5288,44 +5512,48 @@
               </m:r>
             </m:sup>
           </m:sSup>
-          <m:d>
-            <m:dPr>
-              <m:begChr m:val="("/>
-              <m:sepChr m:val=""/>
-              <m:endChr m:val=")"/>
-              <m:grow/>
-            </m:dPr>
-            <m:e>
-              <m:r>
-                <m:t>θ</m:t>
-              </m:r>
-            </m:e>
-          </m:d>
+          <m:r>
+            <m:rPr>
+              <m:sty m:val="p"/>
+            </m:rPr>
+            <m:t>(</m:t>
+          </m:r>
+          <m:r>
+            <m:t>θ</m:t>
+          </m:r>
+          <m:r>
+            <m:rPr>
+              <m:sty m:val="p"/>
+            </m:rPr>
+            <m:t>)</m:t>
+          </m:r>
           <m:r>
             <m:t>  </m:t>
           </m:r>
-          <m:d>
-            <m:dPr>
-              <m:begChr m:val="("/>
-              <m:sepChr m:val=""/>
-              <m:endChr m:val=")"/>
-              <m:grow/>
-            </m:dPr>
-            <m:e>
-              <m:r>
-                <m:t>8</m:t>
-              </m:r>
-            </m:e>
-          </m:d>
+          <m:r>
+            <m:rPr>
+              <m:sty m:val="p"/>
+            </m:rPr>
+            <m:t>(</m:t>
+          </m:r>
+          <m:r>
+            <m:t>8</m:t>
+          </m:r>
+          <m:r>
+            <m:rPr>
+              <m:sty m:val="p"/>
+            </m:rPr>
+            <m:t>)</m:t>
+          </m:r>
         </m:oMath>
       </m:oMathPara>
-      <w:bookmarkEnd w:id="45"/>
+      <w:bookmarkEnd w:id="34"/>
     </w:p>
     <w:p>
       <w:pPr>
         <w:pStyle w:val="FirstParagraph"/>
       </w:pPr>
-      <w:bookmarkStart w:id="46" w:name="eq-twotan"/>
+      <w:bookmarkStart w:id="35" w:name="eq-twotan"/>
       <m:oMathPara>
         <m:oMathParaPr>
           <m:jc m:val="center"/>
@@ -5337,22 +5565,24 @@
             </m:rPr>
             <m:t>tan</m:t>
           </m:r>
-          <m:d>
-            <m:dPr>
-              <m:begChr m:val="("/>
-              <m:sepChr m:val=""/>
-              <m:endChr m:val=")"/>
-              <m:grow/>
-            </m:dPr>
-            <m:e>
-              <m:r>
-                <m:t>2</m:t>
-              </m:r>
-              <m:r>
-                <m:t>θ</m:t>
-              </m:r>
-            </m:e>
-          </m:d>
+          <m:r>
+            <m:rPr>
+              <m:sty m:val="p"/>
+            </m:rPr>
+            <m:t>(</m:t>
+          </m:r>
+          <m:r>
+            <m:t>2</m:t>
+          </m:r>
+          <m:r>
+            <m:t>θ</m:t>
+          </m:r>
+          <m:r>
+            <m:rPr>
+              <m:sty m:val="p"/>
+            </m:rPr>
+            <m:t>)</m:t>
+          </m:r>
           <m:r>
             <m:rPr>
               <m:sty m:val="p"/>
@@ -5373,19 +5603,21 @@
                 </m:rPr>
                 <m:t>tan</m:t>
               </m:r>
-              <m:d>
-                <m:dPr>
-                  <m:begChr m:val="("/>
-                  <m:sepChr m:val=""/>
-                  <m:endChr m:val=")"/>
-                  <m:grow/>
-                </m:dPr>
-                <m:e>
-                  <m:r>
-                    <m:t>θ</m:t>
-                  </m:r>
-                </m:e>
-              </m:d>
+              <m:r>
+                <m:rPr>
+                  <m:sty m:val="p"/>
+                </m:rPr>
+                <m:t>(</m:t>
+              </m:r>
+              <m:r>
+                <m:t>θ</m:t>
+              </m:r>
+              <m:r>
+                <m:rPr>
+                  <m:sty m:val="p"/>
+                </m:rPr>
+                <m:t>)</m:t>
+              </m:r>
             </m:num>
             <m:den>
               <m:r>
@@ -5412,40 +5644,44 @@
                   </m:r>
                 </m:sup>
               </m:sSup>
-              <m:d>
-                <m:dPr>
-                  <m:begChr m:val="("/>
-                  <m:sepChr m:val=""/>
-                  <m:endChr m:val=")"/>
-                  <m:grow/>
-                </m:dPr>
-                <m:e>
-                  <m:r>
-                    <m:t>θ</m:t>
-                  </m:r>
-                </m:e>
-              </m:d>
+              <m:r>
+                <m:rPr>
+                  <m:sty m:val="p"/>
+                </m:rPr>
+                <m:t>(</m:t>
+              </m:r>
+              <m:r>
+                <m:t>θ</m:t>
+              </m:r>
+              <m:r>
+                <m:rPr>
+                  <m:sty m:val="p"/>
+                </m:rPr>
+                <m:t>)</m:t>
+              </m:r>
             </m:den>
           </m:f>
           <m:r>
             <m:t>  </m:t>
           </m:r>
-          <m:d>
-            <m:dPr>
-              <m:begChr m:val="("/>
-              <m:sepChr m:val=""/>
-              <m:endChr m:val=")"/>
-              <m:grow/>
-            </m:dPr>
-            <m:e>
-              <m:r>
-                <m:t>9</m:t>
-              </m:r>
-            </m:e>
-          </m:d>
+          <m:r>
+            <m:rPr>
+              <m:sty m:val="p"/>
+            </m:rPr>
+            <m:t>(</m:t>
+          </m:r>
+          <m:r>
+            <m:t>9</m:t>
+          </m:r>
+          <m:r>
+            <m:rPr>
+              <m:sty m:val="p"/>
+            </m:rPr>
+            <m:t>)</m:t>
+          </m:r>
         </m:oMath>
       </m:oMathPara>
-      <w:bookmarkEnd w:id="46"/>
+      <w:bookmarkEnd w:id="35"/>
     </w:p>
     <w:p>
       <w:pPr>
@@ -5464,22 +5700,24 @@
           </m:rPr>
           <m:t>cos</m:t>
         </m:r>
-        <m:d>
-          <m:dPr>
-            <m:begChr m:val="("/>
-            <m:sepChr m:val=""/>
-            <m:endChr m:val=")"/>
-            <m:grow/>
-          </m:dPr>
-          <m:e>
-            <m:r>
-              <m:t>2</m:t>
-            </m:r>
-            <m:r>
-              <m:t>x</m:t>
-            </m:r>
-          </m:e>
-        </m:d>
+        <m:r>
+          <m:rPr>
+            <m:sty m:val="p"/>
+          </m:rPr>
+          <m:t>(</m:t>
+        </m:r>
+        <m:r>
+          <m:t>2</m:t>
+        </m:r>
+        <m:r>
+          <m:t>x</m:t>
+        </m:r>
+        <m:r>
+          <m:rPr>
+            <m:sty m:val="p"/>
+          </m:rPr>
+          <m:t>)</m:t>
+        </m:r>
       </m:oMath>
       <w:r>
         <w:t xml:space="preserve"> </w:t>
@@ -5506,19 +5744,21 @@
             </m:r>
           </m:sup>
         </m:sSup>
-        <m:d>
-          <m:dPr>
-            <m:begChr m:val="("/>
-            <m:sepChr m:val=""/>
-            <m:endChr m:val=")"/>
-            <m:grow/>
-          </m:dPr>
-          <m:e>
-            <m:r>
-              <m:t>x</m:t>
-            </m:r>
-          </m:e>
-        </m:d>
+        <m:r>
+          <m:rPr>
+            <m:sty m:val="p"/>
+          </m:rPr>
+          <m:t>(</m:t>
+        </m:r>
+        <m:r>
+          <m:t>x</m:t>
+        </m:r>
+        <m:r>
+          <m:rPr>
+            <m:sty m:val="p"/>
+          </m:rPr>
+          <m:t>)</m:t>
+        </m:r>
       </m:oMath>
       <w:r>
         <w:t xml:space="preserve">!</w:t>
@@ -5564,18 +5804,18 @@
                 <wp:inline>
                   <wp:extent cx="152400" cy="152400"/>
                   <wp:effectExtent b="0" l="0" r="0" t="0"/>
-                  <wp:docPr descr="" title="" id="47" name="Picture"/>
+                  <wp:docPr descr="" title="" id="36" name="Picture"/>
                   <a:graphic>
                     <a:graphicData uri="http://schemas.openxmlformats.org/drawingml/2006/picture">
                       <pic:pic>
                         <pic:nvPicPr>
-                          <pic:cNvPr descr="/Applications/quarto/share/formats/docx/note.png" id="48" name="Picture"/>
+                          <pic:cNvPr descr="/Applications/quarto/share/formats/docx/note.png" id="37" name="Picture"/>
                           <pic:cNvPicPr>
                             <a:picLocks noChangeArrowheads="1" noChangeAspect="1"/>
                           </pic:cNvPicPr>
                         </pic:nvPicPr>
                         <pic:blipFill>
-                          <a:blip r:embed="rId23"/>
+                          <a:blip r:embed="rId12"/>
                           <a:stretch>
                             <a:fillRect/>
                           </a:stretch>
@@ -5648,19 +5888,21 @@
                   </m:r>
                 </m:sup>
               </m:sSup>
-              <m:d>
-                <m:dPr>
-                  <m:begChr m:val="("/>
-                  <m:sepChr m:val=""/>
-                  <m:endChr m:val=")"/>
-                  <m:grow/>
-                </m:dPr>
-                <m:e>
-                  <m:r>
-                    <m:t>x</m:t>
-                  </m:r>
-                </m:e>
-              </m:d>
+              <m:r>
+                <m:rPr>
+                  <m:sty m:val="p"/>
+                </m:rPr>
+                <m:t>(</m:t>
+              </m:r>
+              <m:r>
+                <m:t>x</m:t>
+              </m:r>
+              <m:r>
+                <m:rPr>
+                  <m:sty m:val="p"/>
+                </m:rPr>
+                <m:t>)</m:t>
+              </m:r>
             </m:oMath>
             <w:r>
               <w:t xml:space="preserve"> </w:t>
@@ -5678,22 +5920,24 @@
                 </m:rPr>
                 <m:t>cos</m:t>
               </m:r>
-              <m:d>
-                <m:dPr>
-                  <m:begChr m:val="("/>
-                  <m:sepChr m:val=""/>
-                  <m:endChr m:val=")"/>
-                  <m:grow/>
-                </m:dPr>
-                <m:e>
-                  <m:r>
-                    <m:t>2</m:t>
-                  </m:r>
-                  <m:r>
-                    <m:t>x</m:t>
-                  </m:r>
-                </m:e>
-              </m:d>
+              <m:r>
+                <m:rPr>
+                  <m:sty m:val="p"/>
+                </m:rPr>
+                <m:t>(</m:t>
+              </m:r>
+              <m:r>
+                <m:t>2</m:t>
+              </m:r>
+              <m:r>
+                <m:t>x</m:t>
+              </m:r>
+              <m:r>
+                <m:rPr>
+                  <m:sty m:val="p"/>
+                </m:rPr>
+                <m:t>)</m:t>
+              </m:r>
             </m:oMath>
             <w:r>
               <w:t xml:space="preserve">.</w:t>
@@ -5732,22 +5976,24 @@
                   </m:rPr>
                   <m:t>cos</m:t>
                 </m:r>
-                <m:d>
-                  <m:dPr>
-                    <m:begChr m:val="("/>
-                    <m:sepChr m:val=""/>
-                    <m:endChr m:val=")"/>
-                    <m:grow/>
-                  </m:dPr>
-                  <m:e>
-                    <m:r>
-                      <m:t>2</m:t>
-                    </m:r>
-                    <m:r>
-                      <m:t>x</m:t>
-                    </m:r>
-                  </m:e>
-                </m:d>
+                <m:r>
+                  <m:rPr>
+                    <m:sty m:val="p"/>
+                  </m:rPr>
+                  <m:t>(</m:t>
+                </m:r>
+                <m:r>
+                  <m:t>2</m:t>
+                </m:r>
+                <m:r>
+                  <m:t>x</m:t>
+                </m:r>
+                <m:r>
+                  <m:rPr>
+                    <m:sty m:val="p"/>
+                  </m:rPr>
+                  <m:t>)</m:t>
+                </m:r>
                 <m:r>
                   <m:rPr>
                     <m:sty m:val="p"/>
@@ -5769,19 +6015,21 @@
                     </m:r>
                   </m:sup>
                 </m:sSup>
-                <m:d>
-                  <m:dPr>
-                    <m:begChr m:val="("/>
-                    <m:sepChr m:val=""/>
-                    <m:endChr m:val=")"/>
-                    <m:grow/>
-                  </m:dPr>
-                  <m:e>
-                    <m:r>
-                      <m:t>x</m:t>
-                    </m:r>
-                  </m:e>
-                </m:d>
+                <m:r>
+                  <m:rPr>
+                    <m:sty m:val="p"/>
+                  </m:rPr>
+                  <m:t>(</m:t>
+                </m:r>
+                <m:r>
+                  <m:t>x</m:t>
+                </m:r>
+                <m:r>
+                  <m:rPr>
+                    <m:sty m:val="p"/>
+                  </m:rPr>
+                  <m:t>)</m:t>
+                </m:r>
                 <m:r>
                   <m:rPr>
                     <m:sty m:val="p"/>
@@ -5803,19 +6051,21 @@
                     </m:r>
                   </m:sup>
                 </m:sSup>
-                <m:d>
-                  <m:dPr>
-                    <m:begChr m:val="("/>
-                    <m:sepChr m:val=""/>
-                    <m:endChr m:val=")"/>
-                    <m:grow/>
-                  </m:dPr>
-                  <m:e>
-                    <m:r>
-                      <m:t>x</m:t>
-                    </m:r>
-                  </m:e>
-                </m:d>
+                <m:r>
+                  <m:rPr>
+                    <m:sty m:val="p"/>
+                  </m:rPr>
+                  <m:t>(</m:t>
+                </m:r>
+                <m:r>
+                  <m:t>x</m:t>
+                </m:r>
+                <m:r>
+                  <m:rPr>
+                    <m:sty m:val="p"/>
+                  </m:rPr>
+                  <m:t>)</m:t>
+                </m:r>
               </m:oMath>
             </m:oMathPara>
           </w:p>
@@ -5862,19 +6112,21 @@
                   </m:r>
                 </m:sup>
               </m:sSup>
-              <m:d>
-                <m:dPr>
-                  <m:begChr m:val="("/>
-                  <m:sepChr m:val=""/>
-                  <m:endChr m:val=")"/>
-                  <m:grow/>
-                </m:dPr>
-                <m:e>
-                  <m:r>
-                    <m:t>x</m:t>
-                  </m:r>
-                </m:e>
-              </m:d>
+              <m:r>
+                <m:rPr>
+                  <m:sty m:val="p"/>
+                </m:rPr>
+                <m:t>(</m:t>
+              </m:r>
+              <m:r>
+                <m:t>x</m:t>
+              </m:r>
+              <m:r>
+                <m:rPr>
+                  <m:sty m:val="p"/>
+                </m:rPr>
+                <m:t>)</m:t>
+              </m:r>
               <m:r>
                 <m:rPr>
                   <m:sty m:val="p"/>
@@ -5896,19 +6148,21 @@
                   </m:r>
                 </m:sup>
               </m:sSup>
-              <m:d>
-                <m:dPr>
-                  <m:begChr m:val="("/>
-                  <m:sepChr m:val=""/>
-                  <m:endChr m:val=")"/>
-                  <m:grow/>
-                </m:dPr>
-                <m:e>
-                  <m:r>
-                    <m:t>x</m:t>
-                  </m:r>
-                </m:e>
-              </m:d>
+              <m:r>
+                <m:rPr>
+                  <m:sty m:val="p"/>
+                </m:rPr>
+                <m:t>(</m:t>
+              </m:r>
+              <m:r>
+                <m:t>x</m:t>
+              </m:r>
+              <m:r>
+                <m:rPr>
+                  <m:sty m:val="p"/>
+                </m:rPr>
+                <m:t>)</m:t>
+              </m:r>
               <m:r>
                 <m:rPr>
                   <m:sty m:val="p"/>
@@ -5941,19 +6195,21 @@
                   </m:r>
                 </m:sup>
               </m:sSup>
-              <m:d>
-                <m:dPr>
-                  <m:begChr m:val="("/>
-                  <m:sepChr m:val=""/>
-                  <m:endChr m:val=")"/>
-                  <m:grow/>
-                </m:dPr>
-                <m:e>
-                  <m:r>
-                    <m:t>x</m:t>
-                  </m:r>
-                </m:e>
-              </m:d>
+              <m:r>
+                <m:rPr>
+                  <m:sty m:val="p"/>
+                </m:rPr>
+                <m:t>(</m:t>
+              </m:r>
+              <m:r>
+                <m:t>x</m:t>
+              </m:r>
+              <m:r>
+                <m:rPr>
+                  <m:sty m:val="p"/>
+                </m:rPr>
+                <m:t>)</m:t>
+              </m:r>
             </m:oMath>
             <w:r>
               <w:t xml:space="preserve"> </w:t>
@@ -5971,22 +6227,24 @@
                 </m:rPr>
                 <m:t>cos</m:t>
               </m:r>
-              <m:d>
-                <m:dPr>
-                  <m:begChr m:val="("/>
-                  <m:sepChr m:val=""/>
-                  <m:endChr m:val=")"/>
-                  <m:grow/>
-                </m:dPr>
-                <m:e>
-                  <m:r>
-                    <m:t>2</m:t>
-                  </m:r>
-                  <m:r>
-                    <m:t>x</m:t>
-                  </m:r>
-                </m:e>
-              </m:d>
+              <m:r>
+                <m:rPr>
+                  <m:sty m:val="p"/>
+                </m:rPr>
+                <m:t>(</m:t>
+              </m:r>
+              <m:r>
+                <m:t>2</m:t>
+              </m:r>
+              <m:r>
+                <m:t>x</m:t>
+              </m:r>
+              <m:r>
+                <m:rPr>
+                  <m:sty m:val="p"/>
+                </m:rPr>
+                <m:t>)</m:t>
+              </m:r>
             </m:oMath>
             <w:r>
               <w:t xml:space="preserve">, so the</w:t>
@@ -6010,19 +6268,21 @@
                   </m:r>
                 </m:sup>
               </m:sSup>
-              <m:d>
-                <m:dPr>
-                  <m:begChr m:val="("/>
-                  <m:sepChr m:val=""/>
-                  <m:endChr m:val=")"/>
-                  <m:grow/>
-                </m:dPr>
-                <m:e>
-                  <m:r>
-                    <m:t>x</m:t>
-                  </m:r>
-                </m:e>
-              </m:d>
+              <m:r>
+                <m:rPr>
+                  <m:sty m:val="p"/>
+                </m:rPr>
+                <m:t>(</m:t>
+              </m:r>
+              <m:r>
+                <m:t>x</m:t>
+              </m:r>
+              <m:r>
+                <m:rPr>
+                  <m:sty m:val="p"/>
+                </m:rPr>
+                <m:t>)</m:t>
+              </m:r>
             </m:oMath>
             <w:r>
               <w:t xml:space="preserve"> </w:t>
@@ -6063,19 +6323,21 @@
                   </m:r>
                 </m:sup>
               </m:sSup>
-              <m:d>
-                <m:dPr>
-                  <m:begChr m:val="("/>
-                  <m:sepChr m:val=""/>
-                  <m:endChr m:val=")"/>
-                  <m:grow/>
-                </m:dPr>
-                <m:e>
-                  <m:r>
-                    <m:t>x</m:t>
-                  </m:r>
-                </m:e>
-              </m:d>
+              <m:r>
+                <m:rPr>
+                  <m:sty m:val="p"/>
+                </m:rPr>
+                <m:t>(</m:t>
+              </m:r>
+              <m:r>
+                <m:t>x</m:t>
+              </m:r>
+              <m:r>
+                <m:rPr>
+                  <m:sty m:val="p"/>
+                </m:rPr>
+                <m:t>)</m:t>
+              </m:r>
               <m:r>
                 <m:rPr>
                   <m:sty m:val="p"/>
@@ -6106,19 +6368,21 @@
                   </m:r>
                 </m:sup>
               </m:sSup>
-              <m:d>
-                <m:dPr>
-                  <m:begChr m:val="("/>
-                  <m:sepChr m:val=""/>
-                  <m:endChr m:val=")"/>
-                  <m:grow/>
-                </m:dPr>
-                <m:e>
-                  <m:r>
-                    <m:t>x</m:t>
-                  </m:r>
-                </m:e>
-              </m:d>
+              <m:r>
+                <m:rPr>
+                  <m:sty m:val="p"/>
+                </m:rPr>
+                <m:t>(</m:t>
+              </m:r>
+              <m:r>
+                <m:t>x</m:t>
+              </m:r>
+              <m:r>
+                <m:rPr>
+                  <m:sty m:val="p"/>
+                </m:rPr>
+                <m:t>)</m:t>
+              </m:r>
             </m:oMath>
             <w:r>
               <w:t xml:space="preserve">. Taking care of the signs, you can substitute this into the expression for</w:t>
@@ -6133,22 +6397,24 @@
                 </m:rPr>
                 <m:t>cos</m:t>
               </m:r>
-              <m:d>
-                <m:dPr>
-                  <m:begChr m:val="("/>
-                  <m:sepChr m:val=""/>
-                  <m:endChr m:val=")"/>
-                  <m:grow/>
-                </m:dPr>
-                <m:e>
-                  <m:r>
-                    <m:t>2</m:t>
-                  </m:r>
-                  <m:r>
-                    <m:t>x</m:t>
-                  </m:r>
-                </m:e>
-              </m:d>
+              <m:r>
+                <m:rPr>
+                  <m:sty m:val="p"/>
+                </m:rPr>
+                <m:t>(</m:t>
+              </m:r>
+              <m:r>
+                <m:t>2</m:t>
+              </m:r>
+              <m:r>
+                <m:t>x</m:t>
+              </m:r>
+              <m:r>
+                <m:rPr>
+                  <m:sty m:val="p"/>
+                </m:rPr>
+                <m:t>)</m:t>
+              </m:r>
             </m:oMath>
             <w:r>
               <w:t xml:space="preserve"> </w:t>
@@ -6184,19 +6450,21 @@
                   </m:r>
                 </m:sup>
               </m:sSup>
-              <m:d>
-                <m:dPr>
-                  <m:begChr m:val="("/>
-                  <m:sepChr m:val=""/>
-                  <m:endChr m:val=")"/>
-                  <m:grow/>
-                </m:dPr>
-                <m:e>
-                  <m:r>
-                    <m:t>x</m:t>
-                  </m:r>
-                </m:e>
-              </m:d>
+              <m:r>
+                <m:rPr>
+                  <m:sty m:val="p"/>
+                </m:rPr>
+                <m:t>(</m:t>
+              </m:r>
+              <m:r>
+                <m:t>x</m:t>
+              </m:r>
+              <m:r>
+                <m:rPr>
+                  <m:sty m:val="p"/>
+                </m:rPr>
+                <m:t>)</m:t>
+              </m:r>
             </m:oMath>
             <w:r>
               <w:t xml:space="preserve"> </w:t>
@@ -6271,22 +6539,24 @@
                       </m:rPr>
                       <m:t>cos</m:t>
                     </m:r>
-                    <m:d>
-                      <m:dPr>
-                        <m:begChr m:val="("/>
-                        <m:sepChr m:val=""/>
-                        <m:endChr m:val=")"/>
-                        <m:grow/>
-                      </m:dPr>
-                      <m:e>
-                        <m:r>
-                          <m:t>2</m:t>
-                        </m:r>
-                        <m:r>
-                          <m:t>x</m:t>
-                        </m:r>
-                      </m:e>
-                    </m:d>
+                    <m:r>
+                      <m:rPr>
+                        <m:sty m:val="p"/>
+                      </m:rPr>
+                      <m:t>(</m:t>
+                    </m:r>
+                    <m:r>
+                      <m:t>2</m:t>
+                    </m:r>
+                    <m:r>
+                      <m:t>x</m:t>
+                    </m:r>
+                    <m:r>
+                      <m:rPr>
+                        <m:sty m:val="p"/>
+                      </m:rPr>
+                      <m:t>)</m:t>
+                    </m:r>
                     <m:r>
                       <m:rPr>
                         <m:sty m:val="p"/>
@@ -6319,19 +6589,21 @@
                     </m:r>
                   </m:sup>
                 </m:sSup>
-                <m:d>
-                  <m:dPr>
-                    <m:begChr m:val="("/>
-                    <m:sepChr m:val=""/>
-                    <m:endChr m:val=")"/>
-                    <m:grow/>
-                  </m:dPr>
-                  <m:e>
-                    <m:r>
-                      <m:t>x</m:t>
-                    </m:r>
-                  </m:e>
-                </m:d>
+                <m:r>
+                  <m:rPr>
+                    <m:sty m:val="p"/>
+                  </m:rPr>
+                  <m:t>(</m:t>
+                </m:r>
+                <m:r>
+                  <m:t>x</m:t>
+                </m:r>
+                <m:r>
+                  <m:rPr>
+                    <m:sty m:val="p"/>
+                  </m:rPr>
+                  <m:t>)</m:t>
+                </m:r>
               </m:oMath>
             </m:oMathPara>
           </w:p>
@@ -6372,19 +6644,21 @@
             </m:r>
           </m:sup>
         </m:sSup>
-        <m:d>
-          <m:dPr>
-            <m:begChr m:val="("/>
-            <m:sepChr m:val=""/>
-            <m:endChr m:val=")"/>
-            <m:grow/>
-          </m:dPr>
-          <m:e>
-            <m:r>
-              <m:t>x</m:t>
-            </m:r>
-          </m:e>
-        </m:d>
+        <m:r>
+          <m:rPr>
+            <m:sty m:val="p"/>
+          </m:rPr>
+          <m:t>(</m:t>
+        </m:r>
+        <m:r>
+          <m:t>x</m:t>
+        </m:r>
+        <m:r>
+          <m:rPr>
+            <m:sty m:val="p"/>
+          </m:rPr>
+          <m:t>)</m:t>
+        </m:r>
         <m:r>
           <m:rPr>
             <m:sty m:val="p"/>
@@ -6429,22 +6703,24 @@
               </m:rPr>
               <m:t>cos</m:t>
             </m:r>
-            <m:d>
-              <m:dPr>
-                <m:begChr m:val="("/>
-                <m:sepChr m:val=""/>
-                <m:endChr m:val=")"/>
-                <m:grow/>
-              </m:dPr>
-              <m:e>
-                <m:r>
-                  <m:t>2</m:t>
-                </m:r>
-                <m:r>
-                  <m:t>x</m:t>
-                </m:r>
-              </m:e>
-            </m:d>
+            <m:r>
+              <m:rPr>
+                <m:sty m:val="p"/>
+              </m:rPr>
+              <m:t>(</m:t>
+            </m:r>
+            <m:r>
+              <m:t>2</m:t>
+            </m:r>
+            <m:r>
+              <m:t>x</m:t>
+            </m:r>
+            <m:r>
+              <m:rPr>
+                <m:sty m:val="p"/>
+              </m:rPr>
+              <m:t>)</m:t>
+            </m:r>
           </m:e>
         </m:d>
       </m:oMath>
@@ -6452,8 +6728,8 @@
         <w:t xml:space="preserve">.</w:t>
       </w:r>
     </w:p>
-    <w:bookmarkEnd w:id="49"/>
-    <w:bookmarkStart w:id="65" w:name="other-trigonometric-identities"/>
+    <w:bookmarkEnd w:id="38"/>
+    <w:bookmarkStart w:id="54" w:name="other-trigonometric-identities"/>
     <w:p>
       <w:pPr>
         <w:pStyle w:val="Heading1"/>
@@ -6522,7 +6798,7 @@
         <w:t xml:space="preserve">. Both phase shift and parity identities will allow you to work out angles involving multiple revolutions or even negative angles. Half-angle and sum-to-product/product-to-sum identities are especially useful in calculus.</w:t>
       </w:r>
     </w:p>
-    <w:bookmarkStart w:id="58" w:name="phase-shift-identities"/>
+    <w:bookmarkStart w:id="47" w:name="phase-shift-identities"/>
     <w:p>
       <w:pPr>
         <w:pStyle w:val="Heading2"/>
@@ -6541,7 +6817,7 @@
       <w:r>
         <w:t xml:space="preserve"> </w:t>
       </w:r>
-      <w:hyperlink r:id="rId20">
+      <w:hyperlink r:id="rId9">
         <w:r>
           <w:rPr>
             <w:rStyle w:val="Hyperlink"/>
@@ -6629,19 +6905,21 @@
           </m:rPr>
           <m:t>sin</m:t>
         </m:r>
-        <m:d>
-          <m:dPr>
-            <m:begChr m:val="("/>
-            <m:sepChr m:val=""/>
-            <m:endChr m:val=")"/>
-            <m:grow/>
-          </m:dPr>
-          <m:e>
-            <m:r>
-              <m:t>θ</m:t>
-            </m:r>
-          </m:e>
-        </m:d>
+        <m:r>
+          <m:rPr>
+            <m:sty m:val="p"/>
+          </m:rPr>
+          <m:t>(</m:t>
+        </m:r>
+        <m:r>
+          <m:t>θ</m:t>
+        </m:r>
+        <m:r>
+          <m:rPr>
+            <m:sty m:val="p"/>
+          </m:rPr>
+          <m:t>)</m:t>
+        </m:r>
       </m:oMath>
       <w:r>
         <w:t xml:space="preserve"> </w:t>
@@ -6659,19 +6937,21 @@
           </m:rPr>
           <m:t>cos</m:t>
         </m:r>
-        <m:d>
-          <m:dPr>
-            <m:begChr m:val="("/>
-            <m:sepChr m:val=""/>
-            <m:endChr m:val=")"/>
-            <m:grow/>
-          </m:dPr>
-          <m:e>
-            <m:r>
-              <m:t>θ</m:t>
-            </m:r>
-          </m:e>
-        </m:d>
+        <m:r>
+          <m:rPr>
+            <m:sty m:val="p"/>
+          </m:rPr>
+          <m:t>(</m:t>
+        </m:r>
+        <m:r>
+          <m:t>θ</m:t>
+        </m:r>
+        <m:r>
+          <m:rPr>
+            <m:sty m:val="p"/>
+          </m:rPr>
+          <m:t>)</m:t>
+        </m:r>
       </m:oMath>
       <w:r>
         <w:t xml:space="preserve">. These lead to the following properties.</w:t>
@@ -6718,18 +6998,18 @@
                 <wp:inline>
                   <wp:extent cx="152400" cy="152400"/>
                   <wp:effectExtent b="0" l="0" r="0" t="0"/>
-                  <wp:docPr descr="" title="" id="50" name="Picture"/>
+                  <wp:docPr descr="" title="" id="39" name="Picture"/>
                   <a:graphic>
                     <a:graphicData uri="http://schemas.openxmlformats.org/drawingml/2006/picture">
                       <pic:pic>
                         <pic:nvPicPr>
-                          <pic:cNvPr descr="/Applications/quarto/share/formats/docx/note.png" id="51" name="Picture"/>
+                          <pic:cNvPr descr="/Applications/quarto/share/formats/docx/note.png" id="40" name="Picture"/>
                           <pic:cNvPicPr>
                             <a:picLocks noChangeArrowheads="1" noChangeAspect="1"/>
                           </pic:cNvPicPr>
                         </pic:nvPicPr>
                         <pic:blipFill>
-                          <a:blip r:embed="rId23"/>
+                          <a:blip r:embed="rId12"/>
                           <a:stretch>
                             <a:fillRect/>
                           </a:stretch>
@@ -6821,28 +7101,30 @@
                   </m:rPr>
                   <m:t>sin</m:t>
                 </m:r>
-                <m:d>
-                  <m:dPr>
-                    <m:begChr m:val="("/>
-                    <m:sepChr m:val=""/>
-                    <m:endChr m:val=")"/>
-                    <m:grow/>
-                  </m:dPr>
-                  <m:e>
-                    <m:r>
-                      <m:t>θ</m:t>
-                    </m:r>
-                    <m:r>
-                      <m:rPr>
-                        <m:sty m:val="p"/>
-                      </m:rPr>
-                      <m:t>±</m:t>
-                    </m:r>
-                    <m:r>
-                      <m:t>90</m:t>
-                    </m:r>
-                  </m:e>
-                </m:d>
+                <m:r>
+                  <m:rPr>
+                    <m:sty m:val="p"/>
+                  </m:rPr>
+                  <m:t>(</m:t>
+                </m:r>
+                <m:r>
+                  <m:t>θ</m:t>
+                </m:r>
+                <m:r>
+                  <m:rPr>
+                    <m:sty m:val="p"/>
+                  </m:rPr>
+                  <m:t>±</m:t>
+                </m:r>
+                <m:r>
+                  <m:t>90</m:t>
+                </m:r>
+                <m:r>
+                  <m:rPr>
+                    <m:sty m:val="p"/>
+                  </m:rPr>
+                  <m:t>)</m:t>
+                </m:r>
                 <m:r>
                   <m:rPr>
                     <m:sty m:val="p"/>
@@ -6861,19 +7143,21 @@
                   </m:rPr>
                   <m:t>cos</m:t>
                 </m:r>
-                <m:d>
-                  <m:dPr>
-                    <m:begChr m:val="("/>
-                    <m:sepChr m:val=""/>
-                    <m:endChr m:val=")"/>
-                    <m:grow/>
-                  </m:dPr>
-                  <m:e>
-                    <m:r>
-                      <m:t>θ</m:t>
-                    </m:r>
-                  </m:e>
-                </m:d>
+                <m:r>
+                  <m:rPr>
+                    <m:sty m:val="p"/>
+                  </m:rPr>
+                  <m:t>(</m:t>
+                </m:r>
+                <m:r>
+                  <m:t>θ</m:t>
+                </m:r>
+                <m:r>
+                  <m:rPr>
+                    <m:sty m:val="p"/>
+                  </m:rPr>
+                  <m:t>)</m:t>
+                </m:r>
                 <m:r>
                   <m:t>  </m:t>
                 </m:r>
@@ -6883,28 +7167,30 @@
                   </m:rPr>
                   <m:t>cos</m:t>
                 </m:r>
-                <m:d>
-                  <m:dPr>
-                    <m:begChr m:val="("/>
-                    <m:sepChr m:val=""/>
-                    <m:endChr m:val=")"/>
-                    <m:grow/>
-                  </m:dPr>
-                  <m:e>
-                    <m:r>
-                      <m:t>θ</m:t>
-                    </m:r>
-                    <m:r>
-                      <m:rPr>
-                        <m:sty m:val="p"/>
-                      </m:rPr>
-                      <m:t>±</m:t>
-                    </m:r>
-                    <m:r>
-                      <m:t>90</m:t>
-                    </m:r>
-                  </m:e>
-                </m:d>
+                <m:r>
+                  <m:rPr>
+                    <m:sty m:val="p"/>
+                  </m:rPr>
+                  <m:t>(</m:t>
+                </m:r>
+                <m:r>
+                  <m:t>θ</m:t>
+                </m:r>
+                <m:r>
+                  <m:rPr>
+                    <m:sty m:val="p"/>
+                  </m:rPr>
+                  <m:t>±</m:t>
+                </m:r>
+                <m:r>
+                  <m:t>90</m:t>
+                </m:r>
+                <m:r>
+                  <m:rPr>
+                    <m:sty m:val="p"/>
+                  </m:rPr>
+                  <m:t>)</m:t>
+                </m:r>
                 <m:r>
                   <m:rPr>
                     <m:sty m:val="p"/>
@@ -6923,19 +7209,21 @@
                   </m:rPr>
                   <m:t>sin</m:t>
                 </m:r>
-                <m:d>
-                  <m:dPr>
-                    <m:begChr m:val="("/>
-                    <m:sepChr m:val=""/>
-                    <m:endChr m:val=")"/>
-                    <m:grow/>
-                  </m:dPr>
-                  <m:e>
-                    <m:r>
-                      <m:t>θ</m:t>
-                    </m:r>
-                  </m:e>
-                </m:d>
+                <m:r>
+                  <m:rPr>
+                    <m:sty m:val="p"/>
+                  </m:rPr>
+                  <m:t>(</m:t>
+                </m:r>
+                <m:r>
+                  <m:t>θ</m:t>
+                </m:r>
+                <m:r>
+                  <m:rPr>
+                    <m:sty m:val="p"/>
+                  </m:rPr>
+                  <m:t>)</m:t>
+                </m:r>
               </m:oMath>
             </m:oMathPara>
           </w:p>
@@ -6954,28 +7242,30 @@
                   </m:rPr>
                   <m:t>sin</m:t>
                 </m:r>
-                <m:d>
-                  <m:dPr>
-                    <m:begChr m:val="("/>
-                    <m:sepChr m:val=""/>
-                    <m:endChr m:val=")"/>
-                    <m:grow/>
-                  </m:dPr>
-                  <m:e>
-                    <m:r>
-                      <m:t>90</m:t>
-                    </m:r>
-                    <m:r>
-                      <m:rPr>
-                        <m:sty m:val="p"/>
-                      </m:rPr>
-                      <m:t>−</m:t>
-                    </m:r>
-                    <m:r>
-                      <m:t>θ</m:t>
-                    </m:r>
-                  </m:e>
-                </m:d>
+                <m:r>
+                  <m:rPr>
+                    <m:sty m:val="p"/>
+                  </m:rPr>
+                  <m:t>(</m:t>
+                </m:r>
+                <m:r>
+                  <m:t>90</m:t>
+                </m:r>
+                <m:r>
+                  <m:rPr>
+                    <m:sty m:val="p"/>
+                  </m:rPr>
+                  <m:t>−</m:t>
+                </m:r>
+                <m:r>
+                  <m:t>θ</m:t>
+                </m:r>
+                <m:r>
+                  <m:rPr>
+                    <m:sty m:val="p"/>
+                  </m:rPr>
+                  <m:t>)</m:t>
+                </m:r>
                 <m:r>
                   <m:rPr>
                     <m:sty m:val="p"/>
@@ -6988,19 +7278,21 @@
                   </m:rPr>
                   <m:t>cos</m:t>
                 </m:r>
-                <m:d>
-                  <m:dPr>
-                    <m:begChr m:val="("/>
-                    <m:sepChr m:val=""/>
-                    <m:endChr m:val=")"/>
-                    <m:grow/>
-                  </m:dPr>
-                  <m:e>
-                    <m:r>
-                      <m:t>θ</m:t>
-                    </m:r>
-                  </m:e>
-                </m:d>
+                <m:r>
+                  <m:rPr>
+                    <m:sty m:val="p"/>
+                  </m:rPr>
+                  <m:t>(</m:t>
+                </m:r>
+                <m:r>
+                  <m:t>θ</m:t>
+                </m:r>
+                <m:r>
+                  <m:rPr>
+                    <m:sty m:val="p"/>
+                  </m:rPr>
+                  <m:t>)</m:t>
+                </m:r>
                 <m:r>
                   <m:t>  </m:t>
                 </m:r>
@@ -7010,28 +7302,30 @@
                   </m:rPr>
                   <m:t>cos</m:t>
                 </m:r>
-                <m:d>
-                  <m:dPr>
-                    <m:begChr m:val="("/>
-                    <m:sepChr m:val=""/>
-                    <m:endChr m:val=")"/>
-                    <m:grow/>
-                  </m:dPr>
-                  <m:e>
-                    <m:r>
-                      <m:t>90</m:t>
-                    </m:r>
-                    <m:r>
-                      <m:rPr>
-                        <m:sty m:val="p"/>
-                      </m:rPr>
-                      <m:t>−</m:t>
-                    </m:r>
-                    <m:r>
-                      <m:t>θ</m:t>
-                    </m:r>
-                  </m:e>
-                </m:d>
+                <m:r>
+                  <m:rPr>
+                    <m:sty m:val="p"/>
+                  </m:rPr>
+                  <m:t>(</m:t>
+                </m:r>
+                <m:r>
+                  <m:t>90</m:t>
+                </m:r>
+                <m:r>
+                  <m:rPr>
+                    <m:sty m:val="p"/>
+                  </m:rPr>
+                  <m:t>−</m:t>
+                </m:r>
+                <m:r>
+                  <m:t>θ</m:t>
+                </m:r>
+                <m:r>
+                  <m:rPr>
+                    <m:sty m:val="p"/>
+                  </m:rPr>
+                  <m:t>)</m:t>
+                </m:r>
                 <m:r>
                   <m:rPr>
                     <m:sty m:val="p"/>
@@ -7044,19 +7338,21 @@
                   </m:rPr>
                   <m:t>sin</m:t>
                 </m:r>
-                <m:d>
-                  <m:dPr>
-                    <m:begChr m:val="("/>
-                    <m:sepChr m:val=""/>
-                    <m:endChr m:val=")"/>
-                    <m:grow/>
-                  </m:dPr>
-                  <m:e>
-                    <m:r>
-                      <m:t>θ</m:t>
-                    </m:r>
-                  </m:e>
-                </m:d>
+                <m:r>
+                  <m:rPr>
+                    <m:sty m:val="p"/>
+                  </m:rPr>
+                  <m:t>(</m:t>
+                </m:r>
+                <m:r>
+                  <m:t>θ</m:t>
+                </m:r>
+                <m:r>
+                  <m:rPr>
+                    <m:sty m:val="p"/>
+                  </m:rPr>
+                  <m:t>)</m:t>
+                </m:r>
               </m:oMath>
             </m:oMathPara>
           </w:p>
@@ -7139,18 +7435,18 @@
                 <wp:inline>
                   <wp:extent cx="152400" cy="152400"/>
                   <wp:effectExtent b="0" l="0" r="0" t="0"/>
-                  <wp:docPr descr="" title="" id="52" name="Picture"/>
+                  <wp:docPr descr="" title="" id="41" name="Picture"/>
                   <a:graphic>
                     <a:graphicData uri="http://schemas.openxmlformats.org/drawingml/2006/picture">
                       <pic:pic>
                         <pic:nvPicPr>
-                          <pic:cNvPr descr="/Applications/quarto/share/formats/docx/note.png" id="53" name="Picture"/>
+                          <pic:cNvPr descr="/Applications/quarto/share/formats/docx/note.png" id="42" name="Picture"/>
                           <pic:cNvPicPr>
                             <a:picLocks noChangeArrowheads="1" noChangeAspect="1"/>
                           </pic:cNvPicPr>
                         </pic:nvPicPr>
                         <pic:blipFill>
-                          <a:blip r:embed="rId23"/>
+                          <a:blip r:embed="rId12"/>
                           <a:stretch>
                             <a:fillRect/>
                           </a:stretch>
@@ -7234,28 +7530,30 @@
                   </m:rPr>
                   <m:t>sin</m:t>
                 </m:r>
-                <m:d>
-                  <m:dPr>
-                    <m:begChr m:val="("/>
-                    <m:sepChr m:val=""/>
-                    <m:endChr m:val=")"/>
-                    <m:grow/>
-                  </m:dPr>
-                  <m:e>
-                    <m:r>
-                      <m:t>θ</m:t>
-                    </m:r>
-                    <m:r>
-                      <m:rPr>
-                        <m:sty m:val="p"/>
-                      </m:rPr>
-                      <m:t>+</m:t>
-                    </m:r>
-                    <m:r>
-                      <m:t>180</m:t>
-                    </m:r>
-                  </m:e>
-                </m:d>
+                <m:r>
+                  <m:rPr>
+                    <m:sty m:val="p"/>
+                  </m:rPr>
+                  <m:t>(</m:t>
+                </m:r>
+                <m:r>
+                  <m:t>θ</m:t>
+                </m:r>
+                <m:r>
+                  <m:rPr>
+                    <m:sty m:val="p"/>
+                  </m:rPr>
+                  <m:t>+</m:t>
+                </m:r>
+                <m:r>
+                  <m:t>180</m:t>
+                </m:r>
+                <m:r>
+                  <m:rPr>
+                    <m:sty m:val="p"/>
+                  </m:rPr>
+                  <m:t>)</m:t>
+                </m:r>
                 <m:r>
                   <m:rPr>
                     <m:sty m:val="p"/>
@@ -7268,28 +7566,30 @@
                   </m:rPr>
                   <m:t>sin</m:t>
                 </m:r>
-                <m:d>
-                  <m:dPr>
-                    <m:begChr m:val="("/>
-                    <m:sepChr m:val=""/>
-                    <m:endChr m:val=")"/>
-                    <m:grow/>
-                  </m:dPr>
-                  <m:e>
-                    <m:r>
-                      <m:t>θ</m:t>
-                    </m:r>
-                    <m:r>
-                      <m:rPr>
-                        <m:sty m:val="p"/>
-                      </m:rPr>
-                      <m:t>−</m:t>
-                    </m:r>
-                    <m:r>
-                      <m:t>180</m:t>
-                    </m:r>
-                  </m:e>
-                </m:d>
+                <m:r>
+                  <m:rPr>
+                    <m:sty m:val="p"/>
+                  </m:rPr>
+                  <m:t>(</m:t>
+                </m:r>
+                <m:r>
+                  <m:t>θ</m:t>
+                </m:r>
+                <m:r>
+                  <m:rPr>
+                    <m:sty m:val="p"/>
+                  </m:rPr>
+                  <m:t>−</m:t>
+                </m:r>
+                <m:r>
+                  <m:t>180</m:t>
+                </m:r>
+                <m:r>
+                  <m:rPr>
+                    <m:sty m:val="p"/>
+                  </m:rPr>
+                  <m:t>)</m:t>
+                </m:r>
                 <m:r>
                   <m:rPr>
                     <m:sty m:val="p"/>
@@ -7308,19 +7608,21 @@
                   </m:rPr>
                   <m:t>sin</m:t>
                 </m:r>
-                <m:d>
-                  <m:dPr>
-                    <m:begChr m:val="("/>
-                    <m:sepChr m:val=""/>
-                    <m:endChr m:val=")"/>
-                    <m:grow/>
-                  </m:dPr>
-                  <m:e>
-                    <m:r>
-                      <m:t>θ</m:t>
-                    </m:r>
-                  </m:e>
-                </m:d>
+                <m:r>
+                  <m:rPr>
+                    <m:sty m:val="p"/>
+                  </m:rPr>
+                  <m:t>(</m:t>
+                </m:r>
+                <m:r>
+                  <m:t>θ</m:t>
+                </m:r>
+                <m:r>
+                  <m:rPr>
+                    <m:sty m:val="p"/>
+                  </m:rPr>
+                  <m:t>)</m:t>
+                </m:r>
                 <m:r>
                   <m:t>  </m:t>
                 </m:r>
@@ -7330,28 +7632,30 @@
                   </m:rPr>
                   <m:t>cos</m:t>
                 </m:r>
-                <m:d>
-                  <m:dPr>
-                    <m:begChr m:val="("/>
-                    <m:sepChr m:val=""/>
-                    <m:endChr m:val=")"/>
-                    <m:grow/>
-                  </m:dPr>
-                  <m:e>
-                    <m:r>
-                      <m:t>θ</m:t>
-                    </m:r>
-                    <m:r>
-                      <m:rPr>
-                        <m:sty m:val="p"/>
-                      </m:rPr>
-                      <m:t>+</m:t>
-                    </m:r>
-                    <m:r>
-                      <m:t>180</m:t>
-                    </m:r>
-                  </m:e>
-                </m:d>
+                <m:r>
+                  <m:rPr>
+                    <m:sty m:val="p"/>
+                  </m:rPr>
+                  <m:t>(</m:t>
+                </m:r>
+                <m:r>
+                  <m:t>θ</m:t>
+                </m:r>
+                <m:r>
+                  <m:rPr>
+                    <m:sty m:val="p"/>
+                  </m:rPr>
+                  <m:t>+</m:t>
+                </m:r>
+                <m:r>
+                  <m:t>180</m:t>
+                </m:r>
+                <m:r>
+                  <m:rPr>
+                    <m:sty m:val="p"/>
+                  </m:rPr>
+                  <m:t>)</m:t>
+                </m:r>
                 <m:r>
                   <m:rPr>
                     <m:sty m:val="p"/>
@@ -7364,28 +7668,30 @@
                   </m:rPr>
                   <m:t>cos</m:t>
                 </m:r>
-                <m:d>
-                  <m:dPr>
-                    <m:begChr m:val="("/>
-                    <m:sepChr m:val=""/>
-                    <m:endChr m:val=")"/>
-                    <m:grow/>
-                  </m:dPr>
-                  <m:e>
-                    <m:r>
-                      <m:t>θ</m:t>
-                    </m:r>
-                    <m:r>
-                      <m:rPr>
-                        <m:sty m:val="p"/>
-                      </m:rPr>
-                      <m:t>−</m:t>
-                    </m:r>
-                    <m:r>
-                      <m:t>180</m:t>
-                    </m:r>
-                  </m:e>
-                </m:d>
+                <m:r>
+                  <m:rPr>
+                    <m:sty m:val="p"/>
+                  </m:rPr>
+                  <m:t>(</m:t>
+                </m:r>
+                <m:r>
+                  <m:t>θ</m:t>
+                </m:r>
+                <m:r>
+                  <m:rPr>
+                    <m:sty m:val="p"/>
+                  </m:rPr>
+                  <m:t>−</m:t>
+                </m:r>
+                <m:r>
+                  <m:t>180</m:t>
+                </m:r>
+                <m:r>
+                  <m:rPr>
+                    <m:sty m:val="p"/>
+                  </m:rPr>
+                  <m:t>)</m:t>
+                </m:r>
                 <m:r>
                   <m:rPr>
                     <m:sty m:val="p"/>
@@ -7404,19 +7710,21 @@
                   </m:rPr>
                   <m:t>cos</m:t>
                 </m:r>
-                <m:d>
-                  <m:dPr>
-                    <m:begChr m:val="("/>
-                    <m:sepChr m:val=""/>
-                    <m:endChr m:val=")"/>
-                    <m:grow/>
-                  </m:dPr>
-                  <m:e>
-                    <m:r>
-                      <m:t>θ</m:t>
-                    </m:r>
-                  </m:e>
-                </m:d>
+                <m:r>
+                  <m:rPr>
+                    <m:sty m:val="p"/>
+                  </m:rPr>
+                  <m:t>(</m:t>
+                </m:r>
+                <m:r>
+                  <m:t>θ</m:t>
+                </m:r>
+                <m:r>
+                  <m:rPr>
+                    <m:sty m:val="p"/>
+                  </m:rPr>
+                  <m:t>)</m:t>
+                </m:r>
               </m:oMath>
             </m:oMathPara>
           </w:p>
@@ -7446,28 +7754,30 @@
                   </m:rPr>
                   <m:t>tan</m:t>
                 </m:r>
-                <m:d>
-                  <m:dPr>
-                    <m:begChr m:val="("/>
-                    <m:sepChr m:val=""/>
-                    <m:endChr m:val=")"/>
-                    <m:grow/>
-                  </m:dPr>
-                  <m:e>
-                    <m:r>
-                      <m:t>θ</m:t>
-                    </m:r>
-                    <m:r>
-                      <m:rPr>
-                        <m:sty m:val="p"/>
-                      </m:rPr>
-                      <m:t>+</m:t>
-                    </m:r>
-                    <m:r>
-                      <m:t>180</m:t>
-                    </m:r>
-                  </m:e>
-                </m:d>
+                <m:r>
+                  <m:rPr>
+                    <m:sty m:val="p"/>
+                  </m:rPr>
+                  <m:t>(</m:t>
+                </m:r>
+                <m:r>
+                  <m:t>θ</m:t>
+                </m:r>
+                <m:r>
+                  <m:rPr>
+                    <m:sty m:val="p"/>
+                  </m:rPr>
+                  <m:t>+</m:t>
+                </m:r>
+                <m:r>
+                  <m:t>180</m:t>
+                </m:r>
+                <m:r>
+                  <m:rPr>
+                    <m:sty m:val="p"/>
+                  </m:rPr>
+                  <m:t>)</m:t>
+                </m:r>
                 <m:r>
                   <m:rPr>
                     <m:sty m:val="p"/>
@@ -7480,28 +7790,30 @@
                   </m:rPr>
                   <m:t>tan</m:t>
                 </m:r>
-                <m:d>
-                  <m:dPr>
-                    <m:begChr m:val="("/>
-                    <m:sepChr m:val=""/>
-                    <m:endChr m:val=")"/>
-                    <m:grow/>
-                  </m:dPr>
-                  <m:e>
-                    <m:r>
-                      <m:t>θ</m:t>
-                    </m:r>
-                    <m:r>
-                      <m:rPr>
-                        <m:sty m:val="p"/>
-                      </m:rPr>
-                      <m:t>−</m:t>
-                    </m:r>
-                    <m:r>
-                      <m:t>180</m:t>
-                    </m:r>
-                  </m:e>
-                </m:d>
+                <m:r>
+                  <m:rPr>
+                    <m:sty m:val="p"/>
+                  </m:rPr>
+                  <m:t>(</m:t>
+                </m:r>
+                <m:r>
+                  <m:t>θ</m:t>
+                </m:r>
+                <m:r>
+                  <m:rPr>
+                    <m:sty m:val="p"/>
+                  </m:rPr>
+                  <m:t>−</m:t>
+                </m:r>
+                <m:r>
+                  <m:t>180</m:t>
+                </m:r>
+                <m:r>
+                  <m:rPr>
+                    <m:sty m:val="p"/>
+                  </m:rPr>
+                  <m:t>)</m:t>
+                </m:r>
                 <m:r>
                   <m:rPr>
                     <m:sty m:val="p"/>
@@ -7514,19 +7826,21 @@
                   </m:rPr>
                   <m:t>tan</m:t>
                 </m:r>
-                <m:d>
-                  <m:dPr>
-                    <m:begChr m:val="("/>
-                    <m:sepChr m:val=""/>
-                    <m:endChr m:val=")"/>
-                    <m:grow/>
-                  </m:dPr>
-                  <m:e>
-                    <m:r>
-                      <m:t>θ</m:t>
-                    </m:r>
-                  </m:e>
-                </m:d>
+                <m:r>
+                  <m:rPr>
+                    <m:sty m:val="p"/>
+                  </m:rPr>
+                  <m:t>(</m:t>
+                </m:r>
+                <m:r>
+                  <m:t>θ</m:t>
+                </m:r>
+                <m:r>
+                  <m:rPr>
+                    <m:sty m:val="p"/>
+                  </m:rPr>
+                  <m:t>)</m:t>
+                </m:r>
               </m:oMath>
             </m:oMathPara>
           </w:p>
@@ -7609,18 +7923,18 @@
                 <wp:inline>
                   <wp:extent cx="152400" cy="152400"/>
                   <wp:effectExtent b="0" l="0" r="0" t="0"/>
-                  <wp:docPr descr="" title="" id="54" name="Picture"/>
+                  <wp:docPr descr="" title="" id="43" name="Picture"/>
                   <a:graphic>
                     <a:graphicData uri="http://schemas.openxmlformats.org/drawingml/2006/picture">
                       <pic:pic>
                         <pic:nvPicPr>
-                          <pic:cNvPr descr="/Applications/quarto/share/formats/docx/note.png" id="55" name="Picture"/>
+                          <pic:cNvPr descr="/Applications/quarto/share/formats/docx/note.png" id="44" name="Picture"/>
                           <pic:cNvPicPr>
                             <a:picLocks noChangeArrowheads="1" noChangeAspect="1"/>
                           </pic:cNvPicPr>
                         </pic:nvPicPr>
                         <pic:blipFill>
-                          <a:blip r:embed="rId23"/>
+                          <a:blip r:embed="rId12"/>
                           <a:stretch>
                             <a:fillRect/>
                           </a:stretch>
@@ -7712,28 +8026,30 @@
                   </m:rPr>
                   <m:t>sin</m:t>
                 </m:r>
-                <m:d>
-                  <m:dPr>
-                    <m:begChr m:val="("/>
-                    <m:sepChr m:val=""/>
-                    <m:endChr m:val=")"/>
-                    <m:grow/>
-                  </m:dPr>
-                  <m:e>
-                    <m:r>
-                      <m:t>θ</m:t>
-                    </m:r>
-                    <m:r>
-                      <m:rPr>
-                        <m:sty m:val="p"/>
-                      </m:rPr>
-                      <m:t>+</m:t>
-                    </m:r>
-                    <m:r>
-                      <m:t>360</m:t>
-                    </m:r>
-                  </m:e>
-                </m:d>
+                <m:r>
+                  <m:rPr>
+                    <m:sty m:val="p"/>
+                  </m:rPr>
+                  <m:t>(</m:t>
+                </m:r>
+                <m:r>
+                  <m:t>θ</m:t>
+                </m:r>
+                <m:r>
+                  <m:rPr>
+                    <m:sty m:val="p"/>
+                  </m:rPr>
+                  <m:t>+</m:t>
+                </m:r>
+                <m:r>
+                  <m:t>360</m:t>
+                </m:r>
+                <m:r>
+                  <m:rPr>
+                    <m:sty m:val="p"/>
+                  </m:rPr>
+                  <m:t>)</m:t>
+                </m:r>
                 <m:r>
                   <m:rPr>
                     <m:sty m:val="p"/>
@@ -7746,19 +8062,21 @@
                   </m:rPr>
                   <m:t>sin</m:t>
                 </m:r>
-                <m:d>
-                  <m:dPr>
-                    <m:begChr m:val="("/>
-                    <m:sepChr m:val=""/>
-                    <m:endChr m:val=")"/>
-                    <m:grow/>
-                  </m:dPr>
-                  <m:e>
-                    <m:r>
-                      <m:t>θ</m:t>
-                    </m:r>
-                  </m:e>
-                </m:d>
+                <m:r>
+                  <m:rPr>
+                    <m:sty m:val="p"/>
+                  </m:rPr>
+                  <m:t>(</m:t>
+                </m:r>
+                <m:r>
+                  <m:t>θ</m:t>
+                </m:r>
+                <m:r>
+                  <m:rPr>
+                    <m:sty m:val="p"/>
+                  </m:rPr>
+                  <m:t>)</m:t>
+                </m:r>
                 <m:r>
                   <m:t>  </m:t>
                 </m:r>
@@ -7768,28 +8086,30 @@
                   </m:rPr>
                   <m:t>cos</m:t>
                 </m:r>
-                <m:d>
-                  <m:dPr>
-                    <m:begChr m:val="("/>
-                    <m:sepChr m:val=""/>
-                    <m:endChr m:val=")"/>
-                    <m:grow/>
-                  </m:dPr>
-                  <m:e>
-                    <m:r>
-                      <m:t>θ</m:t>
-                    </m:r>
-                    <m:r>
-                      <m:rPr>
-                        <m:sty m:val="p"/>
-                      </m:rPr>
-                      <m:t>+</m:t>
-                    </m:r>
-                    <m:r>
-                      <m:t>360</m:t>
-                    </m:r>
-                  </m:e>
-                </m:d>
+                <m:r>
+                  <m:rPr>
+                    <m:sty m:val="p"/>
+                  </m:rPr>
+                  <m:t>(</m:t>
+                </m:r>
+                <m:r>
+                  <m:t>θ</m:t>
+                </m:r>
+                <m:r>
+                  <m:rPr>
+                    <m:sty m:val="p"/>
+                  </m:rPr>
+                  <m:t>+</m:t>
+                </m:r>
+                <m:r>
+                  <m:t>360</m:t>
+                </m:r>
+                <m:r>
+                  <m:rPr>
+                    <m:sty m:val="p"/>
+                  </m:rPr>
+                  <m:t>)</m:t>
+                </m:r>
                 <m:r>
                   <m:rPr>
                     <m:sty m:val="p"/>
@@ -7802,19 +8122,21 @@
                   </m:rPr>
                   <m:t>cos</m:t>
                 </m:r>
-                <m:d>
-                  <m:dPr>
-                    <m:begChr m:val="("/>
-                    <m:sepChr m:val=""/>
-                    <m:endChr m:val=")"/>
-                    <m:grow/>
-                  </m:dPr>
-                  <m:e>
-                    <m:r>
-                      <m:t>θ</m:t>
-                    </m:r>
-                  </m:e>
-                </m:d>
+                <m:r>
+                  <m:rPr>
+                    <m:sty m:val="p"/>
+                  </m:rPr>
+                  <m:t>(</m:t>
+                </m:r>
+                <m:r>
+                  <m:t>θ</m:t>
+                </m:r>
+                <m:r>
+                  <m:rPr>
+                    <m:sty m:val="p"/>
+                  </m:rPr>
+                  <m:t>)</m:t>
+                </m:r>
               </m:oMath>
             </m:oMathPara>
           </w:p>
@@ -7932,49 +8254,51 @@
             </m:rPr>
             <m:t>sin</m:t>
           </m:r>
-          <m:d>
-            <m:dPr>
-              <m:begChr m:val="("/>
-              <m:sepChr m:val=""/>
-              <m:endChr m:val=")"/>
-              <m:grow/>
-            </m:dPr>
+          <m:r>
+            <m:rPr>
+              <m:sty m:val="p"/>
+            </m:rPr>
+            <m:t>(</m:t>
+          </m:r>
+          <m:r>
+            <m:t>θ</m:t>
+          </m:r>
+          <m:r>
+            <m:rPr>
+              <m:sty m:val="p"/>
+            </m:rPr>
+            <m:t>+</m:t>
+          </m:r>
+          <m:r>
+            <m:t>k</m:t>
+          </m:r>
+          <m:r>
+            <m:rPr>
+              <m:sty m:val="p"/>
+            </m:rPr>
+            <m:t>⋅</m:t>
+          </m:r>
+          <m:sSup>
             <m:e>
               <m:r>
-                <m:t>θ</m:t>
-              </m:r>
-              <m:r>
-                <m:rPr>
-                  <m:sty m:val="p"/>
-                </m:rPr>
-                <m:t>+</m:t>
-              </m:r>
-              <m:r>
-                <m:t>k</m:t>
-              </m:r>
-              <m:r>
-                <m:rPr>
-                  <m:sty m:val="p"/>
-                </m:rPr>
-                <m:t>⋅</m:t>
-              </m:r>
-              <m:sSup>
-                <m:e>
-                  <m:r>
-                    <m:t>360</m:t>
-                  </m:r>
-                </m:e>
-                <m:sup>
-                  <m:r>
-                    <m:rPr>
-                      <m:sty m:val="p"/>
-                    </m:rPr>
-                    <m:t>∘</m:t>
-                  </m:r>
-                </m:sup>
-              </m:sSup>
+                <m:t>360</m:t>
+              </m:r>
             </m:e>
-          </m:d>
+            <m:sup>
+              <m:r>
+                <m:rPr>
+                  <m:sty m:val="p"/>
+                </m:rPr>
+                <m:t>∘</m:t>
+              </m:r>
+            </m:sup>
+          </m:sSup>
+          <m:r>
+            <m:rPr>
+              <m:sty m:val="p"/>
+            </m:rPr>
+            <m:t>)</m:t>
+          </m:r>
           <m:r>
             <m:rPr>
               <m:sty m:val="p"/>
@@ -7987,21 +8311,80 @@
             </m:rPr>
             <m:t>sin</m:t>
           </m:r>
-          <m:d>
-            <m:dPr>
-              <m:begChr m:val="("/>
-              <m:sepChr m:val=""/>
-              <m:endChr m:val=")"/>
-              <m:grow/>
-            </m:dPr>
+          <m:r>
+            <m:rPr>
+              <m:sty m:val="p"/>
+            </m:rPr>
+            <m:t>(</m:t>
+          </m:r>
+          <m:r>
+            <m:t>θ</m:t>
+          </m:r>
+          <m:r>
+            <m:rPr>
+              <m:sty m:val="p"/>
+            </m:rPr>
+            <m:t>)</m:t>
+          </m:r>
+          <m:r>
+            <m:t>  </m:t>
+          </m:r>
+          <m:r>
+            <m:rPr>
+              <m:sty m:val="p"/>
+            </m:rPr>
+            <m:t>cos</m:t>
+          </m:r>
+          <m:r>
+            <m:rPr>
+              <m:sty m:val="p"/>
+            </m:rPr>
+            <m:t>(</m:t>
+          </m:r>
+          <m:r>
+            <m:t>θ</m:t>
+          </m:r>
+          <m:r>
+            <m:rPr>
+              <m:sty m:val="p"/>
+            </m:rPr>
+            <m:t>+</m:t>
+          </m:r>
+          <m:r>
+            <m:t>k</m:t>
+          </m:r>
+          <m:r>
+            <m:rPr>
+              <m:sty m:val="p"/>
+            </m:rPr>
+            <m:t>⋅</m:t>
+          </m:r>
+          <m:sSup>
             <m:e>
               <m:r>
-                <m:t>θ</m:t>
+                <m:t>360</m:t>
               </m:r>
             </m:e>
-          </m:d>
-          <m:r>
-            <m:t>  </m:t>
+            <m:sup>
+              <m:r>
+                <m:rPr>
+                  <m:sty m:val="p"/>
+                </m:rPr>
+                <m:t>∘</m:t>
+              </m:r>
+            </m:sup>
+          </m:sSup>
+          <m:r>
+            <m:rPr>
+              <m:sty m:val="p"/>
+            </m:rPr>
+            <m:t>)</m:t>
+          </m:r>
+          <m:r>
+            <m:rPr>
+              <m:sty m:val="p"/>
+            </m:rPr>
+            <m:t>=</m:t>
           </m:r>
           <m:r>
             <m:rPr>
@@ -8009,74 +8392,21 @@
             </m:rPr>
             <m:t>cos</m:t>
           </m:r>
-          <m:d>
-            <m:dPr>
-              <m:begChr m:val="("/>
-              <m:sepChr m:val=""/>
-              <m:endChr m:val=")"/>
-              <m:grow/>
-            </m:dPr>
-            <m:e>
-              <m:r>
-                <m:t>θ</m:t>
-              </m:r>
-              <m:r>
-                <m:rPr>
-                  <m:sty m:val="p"/>
-                </m:rPr>
-                <m:t>+</m:t>
-              </m:r>
-              <m:r>
-                <m:t>k</m:t>
-              </m:r>
-              <m:r>
-                <m:rPr>
-                  <m:sty m:val="p"/>
-                </m:rPr>
-                <m:t>⋅</m:t>
-              </m:r>
-              <m:sSup>
-                <m:e>
-                  <m:r>
-                    <m:t>360</m:t>
-                  </m:r>
-                </m:e>
-                <m:sup>
-                  <m:r>
-                    <m:rPr>
-                      <m:sty m:val="p"/>
-                    </m:rPr>
-                    <m:t>∘</m:t>
-                  </m:r>
-                </m:sup>
-              </m:sSup>
-            </m:e>
-          </m:d>
-          <m:r>
-            <m:rPr>
-              <m:sty m:val="p"/>
-            </m:rPr>
-            <m:t>=</m:t>
-          </m:r>
-          <m:r>
-            <m:rPr>
-              <m:sty m:val="p"/>
-            </m:rPr>
-            <m:t>cos</m:t>
-          </m:r>
-          <m:d>
-            <m:dPr>
-              <m:begChr m:val="("/>
-              <m:sepChr m:val=""/>
-              <m:endChr m:val=")"/>
-              <m:grow/>
-            </m:dPr>
-            <m:e>
-              <m:r>
-                <m:t>θ</m:t>
-              </m:r>
-            </m:e>
-          </m:d>
+          <m:r>
+            <m:rPr>
+              <m:sty m:val="p"/>
+            </m:rPr>
+            <m:t>(</m:t>
+          </m:r>
+          <m:r>
+            <m:t>θ</m:t>
+          </m:r>
+          <m:r>
+            <m:rPr>
+              <m:sty m:val="p"/>
+            </m:rPr>
+            <m:t>)</m:t>
+          </m:r>
         </m:oMath>
       </m:oMathPara>
     </w:p>
@@ -8128,18 +8458,18 @@
                 <wp:inline>
                   <wp:extent cx="152400" cy="152400"/>
                   <wp:effectExtent b="0" l="0" r="0" t="0"/>
-                  <wp:docPr descr="" title="" id="56" name="Picture"/>
+                  <wp:docPr descr="" title="" id="45" name="Picture"/>
                   <a:graphic>
                     <a:graphicData uri="http://schemas.openxmlformats.org/drawingml/2006/picture">
                       <pic:pic>
                         <pic:nvPicPr>
-                          <pic:cNvPr descr="/Applications/quarto/share/formats/docx/note.png" id="57" name="Picture"/>
+                          <pic:cNvPr descr="/Applications/quarto/share/formats/docx/note.png" id="46" name="Picture"/>
                           <pic:cNvPicPr>
                             <a:picLocks noChangeArrowheads="1" noChangeAspect="1"/>
                           </pic:cNvPicPr>
                         </pic:nvPicPr>
                         <pic:blipFill>
-                          <a:blip r:embed="rId23"/>
+                          <a:blip r:embed="rId12"/>
                           <a:stretch>
                             <a:fillRect/>
                           </a:stretch>
@@ -8203,19 +8533,21 @@
                 </m:rPr>
                 <m:t>cos</m:t>
               </m:r>
-              <m:d>
-                <m:dPr>
-                  <m:begChr m:val="("/>
-                  <m:sepChr m:val=""/>
-                  <m:endChr m:val=")"/>
-                  <m:grow/>
-                </m:dPr>
-                <m:e>
-                  <m:r>
-                    <m:t>60</m:t>
-                  </m:r>
-                </m:e>
-              </m:d>
+              <m:r>
+                <m:rPr>
+                  <m:sty m:val="p"/>
+                </m:rPr>
+                <m:t>(</m:t>
+              </m:r>
+              <m:r>
+                <m:t>60</m:t>
+              </m:r>
+              <m:r>
+                <m:rPr>
+                  <m:sty m:val="p"/>
+                </m:rPr>
+                <m:t>)</m:t>
+              </m:r>
               <m:r>
                 <m:rPr>
                   <m:sty m:val="p"/>
@@ -8251,19 +8583,21 @@
                 </m:rPr>
                 <m:t>sin</m:t>
               </m:r>
-              <m:d>
-                <m:dPr>
-                  <m:begChr m:val="("/>
-                  <m:sepChr m:val=""/>
-                  <m:endChr m:val=")"/>
-                  <m:grow/>
-                </m:dPr>
-                <m:e>
-                  <m:r>
-                    <m:t>60</m:t>
-                  </m:r>
-                </m:e>
-              </m:d>
+              <m:r>
+                <m:rPr>
+                  <m:sty m:val="p"/>
+                </m:rPr>
+                <m:t>(</m:t>
+              </m:r>
+              <m:r>
+                <m:t>60</m:t>
+              </m:r>
+              <m:r>
+                <m:rPr>
+                  <m:sty m:val="p"/>
+                </m:rPr>
+                <m:t>)</m:t>
+              </m:r>
               <m:r>
                 <m:rPr>
                   <m:sty m:val="p"/>
@@ -8308,19 +8642,21 @@
                 </m:rPr>
                 <m:t>cos</m:t>
               </m:r>
-              <m:d>
-                <m:dPr>
-                  <m:begChr m:val="("/>
-                  <m:sepChr m:val=""/>
-                  <m:endChr m:val=")"/>
-                  <m:grow/>
-                </m:dPr>
-                <m:e>
-                  <m:r>
-                    <m:t>1500</m:t>
-                  </m:r>
-                </m:e>
-              </m:d>
+              <m:r>
+                <m:rPr>
+                  <m:sty m:val="p"/>
+                </m:rPr>
+                <m:t>(</m:t>
+              </m:r>
+              <m:r>
+                <m:t>1500</m:t>
+              </m:r>
+              <m:r>
+                <m:rPr>
+                  <m:sty m:val="p"/>
+                </m:rPr>
+                <m:t>)</m:t>
+              </m:r>
             </m:oMath>
             <w:r>
               <w:t xml:space="preserve"> </w:t>
@@ -8338,25 +8674,27 @@
                 </m:rPr>
                 <m:t>sin</m:t>
               </m:r>
-              <m:d>
-                <m:dPr>
-                  <m:begChr m:val="("/>
-                  <m:sepChr m:val=""/>
-                  <m:endChr m:val=")"/>
-                  <m:grow/>
-                </m:dPr>
-                <m:e>
-                  <m:r>
-                    <m:rPr>
-                      <m:sty m:val="p"/>
-                    </m:rPr>
-                    <m:t>−</m:t>
-                  </m:r>
-                  <m:r>
-                    <m:t>2820</m:t>
-                  </m:r>
-                </m:e>
-              </m:d>
+              <m:r>
+                <m:rPr>
+                  <m:sty m:val="p"/>
+                </m:rPr>
+                <m:t>(</m:t>
+              </m:r>
+              <m:r>
+                <m:rPr>
+                  <m:sty m:val="p"/>
+                </m:rPr>
+                <m:t>−</m:t>
+              </m:r>
+              <m:r>
+                <m:t>2820</m:t>
+              </m:r>
+              <m:r>
+                <m:rPr>
+                  <m:sty m:val="p"/>
+                </m:rPr>
+                <m:t>)</m:t>
+              </m:r>
             </m:oMath>
             <w:r>
               <w:t xml:space="preserve">. Here, you can write</w:t>
@@ -8799,8 +9137,8 @@
         </w:tc>
       </w:tr>
     </w:tbl>
-    <w:bookmarkEnd w:id="58"/>
-    <w:bookmarkStart w:id="59" w:name="parity-identities"/>
+    <w:bookmarkEnd w:id="47"/>
+    <w:bookmarkStart w:id="48" w:name="parity-identities"/>
     <w:p>
       <w:pPr>
         <w:pStyle w:val="Heading2"/>
@@ -8899,7 +9237,7 @@
       <w:r>
         <w:t xml:space="preserve"> </w:t>
       </w:r>
-      <w:hyperlink r:id="rId20">
+      <w:hyperlink r:id="rId9">
         <w:r>
           <w:rPr>
             <w:rStyle w:val="Hyperlink"/>
@@ -9207,19 +9545,21 @@
                 </m:rPr>
                 <m:t>sin</m:t>
               </m:r>
-              <m:d>
-                <m:dPr>
-                  <m:begChr m:val="("/>
-                  <m:sepChr m:val=""/>
-                  <m:endChr m:val=")"/>
-                  <m:grow/>
-                </m:dPr>
-                <m:e>
-                  <m:r>
-                    <m:t>θ</m:t>
-                  </m:r>
-                </m:e>
-              </m:d>
+              <m:r>
+                <m:rPr>
+                  <m:sty m:val="p"/>
+                </m:rPr>
+                <m:t>(</m:t>
+              </m:r>
+              <m:r>
+                <m:t>θ</m:t>
+              </m:r>
+              <m:r>
+                <m:rPr>
+                  <m:sty m:val="p"/>
+                </m:rPr>
+                <m:t>)</m:t>
+              </m:r>
             </m:oMath>
           </w:p>
         </w:tc>
@@ -9413,19 +9753,21 @@
                 </m:rPr>
                 <m:t>cos</m:t>
               </m:r>
-              <m:d>
-                <m:dPr>
-                  <m:begChr m:val="("/>
-                  <m:sepChr m:val=""/>
-                  <m:endChr m:val=")"/>
-                  <m:grow/>
-                </m:dPr>
-                <m:e>
-                  <m:r>
-                    <m:t>θ</m:t>
-                  </m:r>
-                </m:e>
-              </m:d>
+              <m:r>
+                <m:rPr>
+                  <m:sty m:val="p"/>
+                </m:rPr>
+                <m:t>(</m:t>
+              </m:r>
+              <m:r>
+                <m:t>θ</m:t>
+              </m:r>
+              <m:r>
+                <m:rPr>
+                  <m:sty m:val="p"/>
+                </m:rPr>
+                <m:t>)</m:t>
+              </m:r>
             </m:oMath>
           </w:p>
         </w:tc>
@@ -9601,19 +9943,21 @@
                 </m:rPr>
                 <m:t>tan</m:t>
               </m:r>
-              <m:d>
-                <m:dPr>
-                  <m:begChr m:val="("/>
-                  <m:sepChr m:val=""/>
-                  <m:endChr m:val=")"/>
-                  <m:grow/>
-                </m:dPr>
-                <m:e>
-                  <m:r>
-                    <m:t>θ</m:t>
-                  </m:r>
-                </m:e>
-              </m:d>
+              <m:r>
+                <m:rPr>
+                  <m:sty m:val="p"/>
+                </m:rPr>
+                <m:t>(</m:t>
+              </m:r>
+              <m:r>
+                <m:t>θ</m:t>
+              </m:r>
+              <m:r>
+                <m:rPr>
+                  <m:sty m:val="p"/>
+                </m:rPr>
+                <m:t>)</m:t>
+              </m:r>
             </m:oMath>
           </w:p>
         </w:tc>
@@ -9759,8 +10103,8 @@
         </w:tc>
       </w:tr>
     </w:tbl>
-    <w:bookmarkEnd w:id="59"/>
-    <w:bookmarkStart w:id="60" w:name="half-angle-identities"/>
+    <w:bookmarkEnd w:id="48"/>
+    <w:bookmarkStart w:id="49" w:name="half-angle-identities"/>
     <w:p>
       <w:pPr>
         <w:pStyle w:val="Heading2"/>
@@ -9886,44 +10230,48 @@
                   <m:type m:val="bar"/>
                 </m:fPr>
                 <m:num>
-                  <m:d>
-                    <m:dPr>
-                      <m:begChr m:val="("/>
-                      <m:sepChr m:val=""/>
-                      <m:endChr m:val=")"/>
-                      <m:grow/>
-                    </m:dPr>
-                    <m:e>
-                      <m:r>
-                        <m:t>1</m:t>
-                      </m:r>
-                      <m:r>
-                        <m:rPr>
-                          <m:sty m:val="p"/>
-                        </m:rPr>
-                        <m:t>−</m:t>
-                      </m:r>
-                      <m:r>
-                        <m:rPr>
-                          <m:sty m:val="p"/>
-                        </m:rPr>
-                        <m:t>cos</m:t>
-                      </m:r>
-                      <m:d>
-                        <m:dPr>
-                          <m:begChr m:val="("/>
-                          <m:sepChr m:val=""/>
-                          <m:endChr m:val=")"/>
-                          <m:grow/>
-                        </m:dPr>
-                        <m:e>
-                          <m:r>
-                            <m:t>θ</m:t>
-                          </m:r>
-                        </m:e>
-                      </m:d>
-                    </m:e>
-                  </m:d>
+                  <m:r>
+                    <m:rPr>
+                      <m:sty m:val="p"/>
+                    </m:rPr>
+                    <m:t>(</m:t>
+                  </m:r>
+                  <m:r>
+                    <m:t>1</m:t>
+                  </m:r>
+                  <m:r>
+                    <m:rPr>
+                      <m:sty m:val="p"/>
+                    </m:rPr>
+                    <m:t>−</m:t>
+                  </m:r>
+                  <m:r>
+                    <m:rPr>
+                      <m:sty m:val="p"/>
+                    </m:rPr>
+                    <m:t>cos</m:t>
+                  </m:r>
+                  <m:r>
+                    <m:rPr>
+                      <m:sty m:val="p"/>
+                    </m:rPr>
+                    <m:t>(</m:t>
+                  </m:r>
+                  <m:r>
+                    <m:t>θ</m:t>
+                  </m:r>
+                  <m:r>
+                    <m:rPr>
+                      <m:sty m:val="p"/>
+                    </m:rPr>
+                    <m:t>)</m:t>
+                  </m:r>
+                  <m:r>
+                    <m:rPr>
+                      <m:sty m:val="p"/>
+                    </m:rPr>
+                    <m:t>)</m:t>
+                  </m:r>
                 </m:num>
                 <m:den>
                   <m:r>
@@ -9999,44 +10347,48 @@
                   <m:type m:val="bar"/>
                 </m:fPr>
                 <m:num>
-                  <m:d>
-                    <m:dPr>
-                      <m:begChr m:val="("/>
-                      <m:sepChr m:val=""/>
-                      <m:endChr m:val=")"/>
-                      <m:grow/>
-                    </m:dPr>
-                    <m:e>
-                      <m:r>
-                        <m:t>1</m:t>
-                      </m:r>
-                      <m:r>
-                        <m:rPr>
-                          <m:sty m:val="p"/>
-                        </m:rPr>
-                        <m:t>+</m:t>
-                      </m:r>
-                      <m:r>
-                        <m:rPr>
-                          <m:sty m:val="p"/>
-                        </m:rPr>
-                        <m:t>cos</m:t>
-                      </m:r>
-                      <m:d>
-                        <m:dPr>
-                          <m:begChr m:val="("/>
-                          <m:sepChr m:val=""/>
-                          <m:endChr m:val=")"/>
-                          <m:grow/>
-                        </m:dPr>
-                        <m:e>
-                          <m:r>
-                            <m:t>θ</m:t>
-                          </m:r>
-                        </m:e>
-                      </m:d>
-                    </m:e>
-                  </m:d>
+                  <m:r>
+                    <m:rPr>
+                      <m:sty m:val="p"/>
+                    </m:rPr>
+                    <m:t>(</m:t>
+                  </m:r>
+                  <m:r>
+                    <m:t>1</m:t>
+                  </m:r>
+                  <m:r>
+                    <m:rPr>
+                      <m:sty m:val="p"/>
+                    </m:rPr>
+                    <m:t>+</m:t>
+                  </m:r>
+                  <m:r>
+                    <m:rPr>
+                      <m:sty m:val="p"/>
+                    </m:rPr>
+                    <m:t>cos</m:t>
+                  </m:r>
+                  <m:r>
+                    <m:rPr>
+                      <m:sty m:val="p"/>
+                    </m:rPr>
+                    <m:t>(</m:t>
+                  </m:r>
+                  <m:r>
+                    <m:t>θ</m:t>
+                  </m:r>
+                  <m:r>
+                    <m:rPr>
+                      <m:sty m:val="p"/>
+                    </m:rPr>
+                    <m:t>)</m:t>
+                  </m:r>
+                  <m:r>
+                    <m:rPr>
+                      <m:sty m:val="p"/>
+                    </m:rPr>
+                    <m:t>)</m:t>
+                  </m:r>
                 </m:num>
                 <m:den>
                   <m:r>
@@ -10112,84 +10464,92 @@
                   <m:type m:val="bar"/>
                 </m:fPr>
                 <m:num>
-                  <m:d>
-                    <m:dPr>
-                      <m:begChr m:val="("/>
-                      <m:sepChr m:val=""/>
-                      <m:endChr m:val=")"/>
-                      <m:grow/>
-                    </m:dPr>
-                    <m:e>
-                      <m:r>
-                        <m:t>1</m:t>
-                      </m:r>
-                      <m:r>
-                        <m:rPr>
-                          <m:sty m:val="p"/>
-                        </m:rPr>
-                        <m:t>−</m:t>
-                      </m:r>
-                      <m:r>
-                        <m:rPr>
-                          <m:sty m:val="p"/>
-                        </m:rPr>
-                        <m:t>cos</m:t>
-                      </m:r>
-                      <m:d>
-                        <m:dPr>
-                          <m:begChr m:val="("/>
-                          <m:sepChr m:val=""/>
-                          <m:endChr m:val=")"/>
-                          <m:grow/>
-                        </m:dPr>
-                        <m:e>
-                          <m:r>
-                            <m:t>θ</m:t>
-                          </m:r>
-                        </m:e>
-                      </m:d>
-                    </m:e>
-                  </m:d>
+                  <m:r>
+                    <m:rPr>
+                      <m:sty m:val="p"/>
+                    </m:rPr>
+                    <m:t>(</m:t>
+                  </m:r>
+                  <m:r>
+                    <m:t>1</m:t>
+                  </m:r>
+                  <m:r>
+                    <m:rPr>
+                      <m:sty m:val="p"/>
+                    </m:rPr>
+                    <m:t>−</m:t>
+                  </m:r>
+                  <m:r>
+                    <m:rPr>
+                      <m:sty m:val="p"/>
+                    </m:rPr>
+                    <m:t>cos</m:t>
+                  </m:r>
+                  <m:r>
+                    <m:rPr>
+                      <m:sty m:val="p"/>
+                    </m:rPr>
+                    <m:t>(</m:t>
+                  </m:r>
+                  <m:r>
+                    <m:t>θ</m:t>
+                  </m:r>
+                  <m:r>
+                    <m:rPr>
+                      <m:sty m:val="p"/>
+                    </m:rPr>
+                    <m:t>)</m:t>
+                  </m:r>
+                  <m:r>
+                    <m:rPr>
+                      <m:sty m:val="p"/>
+                    </m:rPr>
+                    <m:t>)</m:t>
+                  </m:r>
                 </m:num>
                 <m:den>
-                  <m:d>
-                    <m:dPr>
-                      <m:begChr m:val="("/>
-                      <m:sepChr m:val=""/>
-                      <m:endChr m:val=")"/>
-                      <m:grow/>
-                    </m:dPr>
-                    <m:e>
-                      <m:r>
-                        <m:t>1</m:t>
-                      </m:r>
-                      <m:r>
-                        <m:rPr>
-                          <m:sty m:val="p"/>
-                        </m:rPr>
-                        <m:t>+</m:t>
-                      </m:r>
-                      <m:r>
-                        <m:rPr>
-                          <m:sty m:val="p"/>
-                        </m:rPr>
-                        <m:t>cos</m:t>
-                      </m:r>
-                      <m:d>
-                        <m:dPr>
-                          <m:begChr m:val="("/>
-                          <m:sepChr m:val=""/>
-                          <m:endChr m:val=")"/>
-                          <m:grow/>
-                        </m:dPr>
-                        <m:e>
-                          <m:r>
-                            <m:t>θ</m:t>
-                          </m:r>
-                        </m:e>
-                      </m:d>
-                    </m:e>
-                  </m:d>
+                  <m:r>
+                    <m:rPr>
+                      <m:sty m:val="p"/>
+                    </m:rPr>
+                    <m:t>(</m:t>
+                  </m:r>
+                  <m:r>
+                    <m:t>1</m:t>
+                  </m:r>
+                  <m:r>
+                    <m:rPr>
+                      <m:sty m:val="p"/>
+                    </m:rPr>
+                    <m:t>+</m:t>
+                  </m:r>
+                  <m:r>
+                    <m:rPr>
+                      <m:sty m:val="p"/>
+                    </m:rPr>
+                    <m:t>cos</m:t>
+                  </m:r>
+                  <m:r>
+                    <m:rPr>
+                      <m:sty m:val="p"/>
+                    </m:rPr>
+                    <m:t>(</m:t>
+                  </m:r>
+                  <m:r>
+                    <m:t>θ</m:t>
+                  </m:r>
+                  <m:r>
+                    <m:rPr>
+                      <m:sty m:val="p"/>
+                    </m:rPr>
+                    <m:t>)</m:t>
+                  </m:r>
+                  <m:r>
+                    <m:rPr>
+                      <m:sty m:val="p"/>
+                    </m:rPr>
+                    <m:t>)</m:t>
+                  </m:r>
                 </m:den>
               </m:f>
             </m:e>
@@ -10211,59 +10571,65 @@
                 </m:rPr>
                 <m:t>sin</m:t>
               </m:r>
-              <m:d>
-                <m:dPr>
-                  <m:begChr m:val="("/>
-                  <m:sepChr m:val=""/>
-                  <m:endChr m:val=")"/>
-                  <m:grow/>
-                </m:dPr>
-                <m:e>
-                  <m:r>
-                    <m:t>θ</m:t>
-                  </m:r>
-                </m:e>
-              </m:d>
+              <m:r>
+                <m:rPr>
+                  <m:sty m:val="p"/>
+                </m:rPr>
+                <m:t>(</m:t>
+              </m:r>
+              <m:r>
+                <m:t>θ</m:t>
+              </m:r>
+              <m:r>
+                <m:rPr>
+                  <m:sty m:val="p"/>
+                </m:rPr>
+                <m:t>)</m:t>
+              </m:r>
             </m:num>
             <m:den>
-              <m:d>
-                <m:dPr>
-                  <m:begChr m:val="("/>
-                  <m:sepChr m:val=""/>
-                  <m:endChr m:val=")"/>
-                  <m:grow/>
-                </m:dPr>
-                <m:e>
-                  <m:r>
-                    <m:t>1</m:t>
-                  </m:r>
-                  <m:r>
-                    <m:rPr>
-                      <m:sty m:val="p"/>
-                    </m:rPr>
-                    <m:t>+</m:t>
-                  </m:r>
-                  <m:r>
-                    <m:rPr>
-                      <m:sty m:val="p"/>
-                    </m:rPr>
-                    <m:t>cos</m:t>
-                  </m:r>
-                  <m:d>
-                    <m:dPr>
-                      <m:begChr m:val="("/>
-                      <m:sepChr m:val=""/>
-                      <m:endChr m:val=")"/>
-                      <m:grow/>
-                    </m:dPr>
-                    <m:e>
-                      <m:r>
-                        <m:t>θ</m:t>
-                      </m:r>
-                    </m:e>
-                  </m:d>
-                </m:e>
-              </m:d>
+              <m:r>
+                <m:rPr>
+                  <m:sty m:val="p"/>
+                </m:rPr>
+                <m:t>(</m:t>
+              </m:r>
+              <m:r>
+                <m:t>1</m:t>
+              </m:r>
+              <m:r>
+                <m:rPr>
+                  <m:sty m:val="p"/>
+                </m:rPr>
+                <m:t>+</m:t>
+              </m:r>
+              <m:r>
+                <m:rPr>
+                  <m:sty m:val="p"/>
+                </m:rPr>
+                <m:t>cos</m:t>
+              </m:r>
+              <m:r>
+                <m:rPr>
+                  <m:sty m:val="p"/>
+                </m:rPr>
+                <m:t>(</m:t>
+              </m:r>
+              <m:r>
+                <m:t>θ</m:t>
+              </m:r>
+              <m:r>
+                <m:rPr>
+                  <m:sty m:val="p"/>
+                </m:rPr>
+                <m:t>)</m:t>
+              </m:r>
+              <m:r>
+                <m:rPr>
+                  <m:sty m:val="p"/>
+                </m:rPr>
+                <m:t>)</m:t>
+              </m:r>
             </m:den>
           </m:f>
           <m:r>
@@ -10277,44 +10643,48 @@
               <m:type m:val="bar"/>
             </m:fPr>
             <m:num>
-              <m:d>
-                <m:dPr>
-                  <m:begChr m:val="("/>
-                  <m:sepChr m:val=""/>
-                  <m:endChr m:val=")"/>
-                  <m:grow/>
-                </m:dPr>
-                <m:e>
-                  <m:r>
-                    <m:t>1</m:t>
-                  </m:r>
-                  <m:r>
-                    <m:rPr>
-                      <m:sty m:val="p"/>
-                    </m:rPr>
-                    <m:t>−</m:t>
-                  </m:r>
-                  <m:r>
-                    <m:rPr>
-                      <m:sty m:val="p"/>
-                    </m:rPr>
-                    <m:t>cos</m:t>
-                  </m:r>
-                  <m:d>
-                    <m:dPr>
-                      <m:begChr m:val="("/>
-                      <m:sepChr m:val=""/>
-                      <m:endChr m:val=")"/>
-                      <m:grow/>
-                    </m:dPr>
-                    <m:e>
-                      <m:r>
-                        <m:t>θ</m:t>
-                      </m:r>
-                    </m:e>
-                  </m:d>
-                </m:e>
-              </m:d>
+              <m:r>
+                <m:rPr>
+                  <m:sty m:val="p"/>
+                </m:rPr>
+                <m:t>(</m:t>
+              </m:r>
+              <m:r>
+                <m:t>1</m:t>
+              </m:r>
+              <m:r>
+                <m:rPr>
+                  <m:sty m:val="p"/>
+                </m:rPr>
+                <m:t>−</m:t>
+              </m:r>
+              <m:r>
+                <m:rPr>
+                  <m:sty m:val="p"/>
+                </m:rPr>
+                <m:t>cos</m:t>
+              </m:r>
+              <m:r>
+                <m:rPr>
+                  <m:sty m:val="p"/>
+                </m:rPr>
+                <m:t>(</m:t>
+              </m:r>
+              <m:r>
+                <m:t>θ</m:t>
+              </m:r>
+              <m:r>
+                <m:rPr>
+                  <m:sty m:val="p"/>
+                </m:rPr>
+                <m:t>)</m:t>
+              </m:r>
+              <m:r>
+                <m:rPr>
+                  <m:sty m:val="p"/>
+                </m:rPr>
+                <m:t>)</m:t>
+              </m:r>
             </m:num>
             <m:den>
               <m:r>
@@ -10323,26 +10693,28 @@
                 </m:rPr>
                 <m:t>sin</m:t>
               </m:r>
-              <m:d>
-                <m:dPr>
-                  <m:begChr m:val="("/>
-                  <m:sepChr m:val=""/>
-                  <m:endChr m:val=")"/>
-                  <m:grow/>
-                </m:dPr>
-                <m:e>
-                  <m:r>
-                    <m:t>θ</m:t>
-                  </m:r>
-                </m:e>
-              </m:d>
+              <m:r>
+                <m:rPr>
+                  <m:sty m:val="p"/>
+                </m:rPr>
+                <m:t>(</m:t>
+              </m:r>
+              <m:r>
+                <m:t>θ</m:t>
+              </m:r>
+              <m:r>
+                <m:rPr>
+                  <m:sty m:val="p"/>
+                </m:rPr>
+                <m:t>)</m:t>
+              </m:r>
             </m:den>
           </m:f>
         </m:oMath>
       </m:oMathPara>
     </w:p>
-    <w:bookmarkEnd w:id="60"/>
-    <w:bookmarkStart w:id="63" w:name="X2285994b0a8800c1b6e727493134683961cd012"/>
+    <w:bookmarkEnd w:id="49"/>
+    <w:bookmarkStart w:id="52" w:name="X2285994b0a8800c1b6e727493134683961cd012"/>
     <w:p>
       <w:pPr>
         <w:pStyle w:val="Heading2"/>
@@ -10359,7 +10731,7 @@
         <w:t xml:space="preserve">These allow you to express products of sine and cosine as sums/differences of sine and cosine, and also the other way around:</w:t>
       </w:r>
     </w:p>
-    <w:bookmarkStart w:id="61" w:name="product-to-sum-identities"/>
+    <w:bookmarkStart w:id="50" w:name="product-to-sum-identities"/>
     <w:p>
       <w:pPr>
         <w:pStyle w:val="Heading3"/>
@@ -10383,38 +10755,42 @@
             </m:rPr>
             <m:t>sin</m:t>
           </m:r>
-          <m:d>
-            <m:dPr>
-              <m:begChr m:val="("/>
-              <m:sepChr m:val=""/>
-              <m:endChr m:val=")"/>
-              <m:grow/>
-            </m:dPr>
-            <m:e>
-              <m:r>
-                <m:t>α</m:t>
-              </m:r>
-            </m:e>
-          </m:d>
+          <m:r>
+            <m:rPr>
+              <m:sty m:val="p"/>
+            </m:rPr>
+            <m:t>(</m:t>
+          </m:r>
+          <m:r>
+            <m:t>α</m:t>
+          </m:r>
+          <m:r>
+            <m:rPr>
+              <m:sty m:val="p"/>
+            </m:rPr>
+            <m:t>)</m:t>
+          </m:r>
           <m:r>
             <m:rPr>
               <m:sty m:val="p"/>
             </m:rPr>
             <m:t>cos</m:t>
           </m:r>
-          <m:d>
-            <m:dPr>
-              <m:begChr m:val="("/>
-              <m:sepChr m:val=""/>
-              <m:endChr m:val=")"/>
-              <m:grow/>
-            </m:dPr>
-            <m:e>
-              <m:r>
-                <m:t>β</m:t>
-              </m:r>
-            </m:e>
-          </m:d>
+          <m:r>
+            <m:rPr>
+              <m:sty m:val="p"/>
+            </m:rPr>
+            <m:t>(</m:t>
+          </m:r>
+          <m:r>
+            <m:t>β</m:t>
+          </m:r>
+          <m:r>
+            <m:rPr>
+              <m:sty m:val="p"/>
+            </m:rPr>
+            <m:t>)</m:t>
+          </m:r>
           <m:r>
             <m:rPr>
               <m:sty m:val="p"/>
@@ -10450,28 +10826,15 @@
                 </m:rPr>
                 <m:t>sin</m:t>
               </m:r>
-              <m:d>
-                <m:dPr>
-                  <m:begChr m:val="("/>
-                  <m:sepChr m:val=""/>
-                  <m:endChr m:val=")"/>
-                  <m:grow/>
-                </m:dPr>
-                <m:e>
-                  <m:r>
-                    <m:t>α</m:t>
-                  </m:r>
-                  <m:r>
-                    <m:rPr>
-                      <m:sty m:val="p"/>
-                    </m:rPr>
-                    <m:t>+</m:t>
-                  </m:r>
-                  <m:r>
-                    <m:t>β</m:t>
-                  </m:r>
-                </m:e>
-              </m:d>
+              <m:r>
+                <m:rPr>
+                  <m:sty m:val="p"/>
+                </m:rPr>
+                <m:t>(</m:t>
+              </m:r>
+              <m:r>
+                <m:t>α</m:t>
+              </m:r>
               <m:r>
                 <m:rPr>
                   <m:sty m:val="p"/>
@@ -10479,33 +10842,50 @@
                 <m:t>+</m:t>
               </m:r>
               <m:r>
+                <m:t>β</m:t>
+              </m:r>
+              <m:r>
+                <m:rPr>
+                  <m:sty m:val="p"/>
+                </m:rPr>
+                <m:t>)</m:t>
+              </m:r>
+              <m:r>
+                <m:rPr>
+                  <m:sty m:val="p"/>
+                </m:rPr>
+                <m:t>+</m:t>
+              </m:r>
+              <m:r>
                 <m:rPr>
                   <m:sty m:val="p"/>
                 </m:rPr>
                 <m:t>sin</m:t>
               </m:r>
-              <m:d>
-                <m:dPr>
-                  <m:begChr m:val="("/>
-                  <m:sepChr m:val=""/>
-                  <m:endChr m:val=")"/>
-                  <m:grow/>
-                </m:dPr>
-                <m:e>
-                  <m:r>
-                    <m:t>α</m:t>
-                  </m:r>
-                  <m:r>
-                    <m:rPr>
-                      <m:sty m:val="p"/>
-                    </m:rPr>
-                    <m:t>−</m:t>
-                  </m:r>
-                  <m:r>
-                    <m:t>β</m:t>
-                  </m:r>
-                </m:e>
-              </m:d>
+              <m:r>
+                <m:rPr>
+                  <m:sty m:val="p"/>
+                </m:rPr>
+                <m:t>(</m:t>
+              </m:r>
+              <m:r>
+                <m:t>α</m:t>
+              </m:r>
+              <m:r>
+                <m:rPr>
+                  <m:sty m:val="p"/>
+                </m:rPr>
+                <m:t>−</m:t>
+              </m:r>
+              <m:r>
+                <m:t>β</m:t>
+              </m:r>
+              <m:r>
+                <m:rPr>
+                  <m:sty m:val="p"/>
+                </m:rPr>
+                <m:t>)</m:t>
+              </m:r>
             </m:e>
           </m:d>
         </m:oMath>
@@ -10526,38 +10906,42 @@
             </m:rPr>
             <m:t>cos</m:t>
           </m:r>
-          <m:d>
-            <m:dPr>
-              <m:begChr m:val="("/>
-              <m:sepChr m:val=""/>
-              <m:endChr m:val=")"/>
-              <m:grow/>
-            </m:dPr>
-            <m:e>
-              <m:r>
-                <m:t>α</m:t>
-              </m:r>
-            </m:e>
-          </m:d>
+          <m:r>
+            <m:rPr>
+              <m:sty m:val="p"/>
+            </m:rPr>
+            <m:t>(</m:t>
+          </m:r>
+          <m:r>
+            <m:t>α</m:t>
+          </m:r>
+          <m:r>
+            <m:rPr>
+              <m:sty m:val="p"/>
+            </m:rPr>
+            <m:t>)</m:t>
+          </m:r>
           <m:r>
             <m:rPr>
               <m:sty m:val="p"/>
             </m:rPr>
             <m:t>cos</m:t>
           </m:r>
-          <m:d>
-            <m:dPr>
-              <m:begChr m:val="("/>
-              <m:sepChr m:val=""/>
-              <m:endChr m:val=")"/>
-              <m:grow/>
-            </m:dPr>
-            <m:e>
-              <m:r>
-                <m:t>β</m:t>
-              </m:r>
-            </m:e>
-          </m:d>
+          <m:r>
+            <m:rPr>
+              <m:sty m:val="p"/>
+            </m:rPr>
+            <m:t>(</m:t>
+          </m:r>
+          <m:r>
+            <m:t>β</m:t>
+          </m:r>
+          <m:r>
+            <m:rPr>
+              <m:sty m:val="p"/>
+            </m:rPr>
+            <m:t>)</m:t>
+          </m:r>
           <m:r>
             <m:rPr>
               <m:sty m:val="p"/>
@@ -10593,28 +10977,15 @@
                 </m:rPr>
                 <m:t>cos</m:t>
               </m:r>
-              <m:d>
-                <m:dPr>
-                  <m:begChr m:val="("/>
-                  <m:sepChr m:val=""/>
-                  <m:endChr m:val=")"/>
-                  <m:grow/>
-                </m:dPr>
-                <m:e>
-                  <m:r>
-                    <m:t>α</m:t>
-                  </m:r>
-                  <m:r>
-                    <m:rPr>
-                      <m:sty m:val="p"/>
-                    </m:rPr>
-                    <m:t>+</m:t>
-                  </m:r>
-                  <m:r>
-                    <m:t>β</m:t>
-                  </m:r>
-                </m:e>
-              </m:d>
+              <m:r>
+                <m:rPr>
+                  <m:sty m:val="p"/>
+                </m:rPr>
+                <m:t>(</m:t>
+              </m:r>
+              <m:r>
+                <m:t>α</m:t>
+              </m:r>
               <m:r>
                 <m:rPr>
                   <m:sty m:val="p"/>
@@ -10622,33 +10993,50 @@
                 <m:t>+</m:t>
               </m:r>
               <m:r>
+                <m:t>β</m:t>
+              </m:r>
+              <m:r>
+                <m:rPr>
+                  <m:sty m:val="p"/>
+                </m:rPr>
+                <m:t>)</m:t>
+              </m:r>
+              <m:r>
+                <m:rPr>
+                  <m:sty m:val="p"/>
+                </m:rPr>
+                <m:t>+</m:t>
+              </m:r>
+              <m:r>
                 <m:rPr>
                   <m:sty m:val="p"/>
                 </m:rPr>
                 <m:t>cos</m:t>
               </m:r>
-              <m:d>
-                <m:dPr>
-                  <m:begChr m:val="("/>
-                  <m:sepChr m:val=""/>
-                  <m:endChr m:val=")"/>
-                  <m:grow/>
-                </m:dPr>
-                <m:e>
-                  <m:r>
-                    <m:t>α</m:t>
-                  </m:r>
-                  <m:r>
-                    <m:rPr>
-                      <m:sty m:val="p"/>
-                    </m:rPr>
-                    <m:t>−</m:t>
-                  </m:r>
-                  <m:r>
-                    <m:t>β</m:t>
-                  </m:r>
-                </m:e>
-              </m:d>
+              <m:r>
+                <m:rPr>
+                  <m:sty m:val="p"/>
+                </m:rPr>
+                <m:t>(</m:t>
+              </m:r>
+              <m:r>
+                <m:t>α</m:t>
+              </m:r>
+              <m:r>
+                <m:rPr>
+                  <m:sty m:val="p"/>
+                </m:rPr>
+                <m:t>−</m:t>
+              </m:r>
+              <m:r>
+                <m:t>β</m:t>
+              </m:r>
+              <m:r>
+                <m:rPr>
+                  <m:sty m:val="p"/>
+                </m:rPr>
+                <m:t>)</m:t>
+              </m:r>
             </m:e>
           </m:d>
         </m:oMath>
@@ -10669,38 +11057,42 @@
             </m:rPr>
             <m:t>sin</m:t>
           </m:r>
-          <m:d>
-            <m:dPr>
-              <m:begChr m:val="("/>
-              <m:sepChr m:val=""/>
-              <m:endChr m:val=")"/>
-              <m:grow/>
-            </m:dPr>
-            <m:e>
-              <m:r>
-                <m:t>α</m:t>
-              </m:r>
-            </m:e>
-          </m:d>
+          <m:r>
+            <m:rPr>
+              <m:sty m:val="p"/>
+            </m:rPr>
+            <m:t>(</m:t>
+          </m:r>
+          <m:r>
+            <m:t>α</m:t>
+          </m:r>
+          <m:r>
+            <m:rPr>
+              <m:sty m:val="p"/>
+            </m:rPr>
+            <m:t>)</m:t>
+          </m:r>
           <m:r>
             <m:rPr>
               <m:sty m:val="p"/>
             </m:rPr>
             <m:t>sin</m:t>
           </m:r>
-          <m:d>
-            <m:dPr>
-              <m:begChr m:val="("/>
-              <m:sepChr m:val=""/>
-              <m:endChr m:val=")"/>
-              <m:grow/>
-            </m:dPr>
-            <m:e>
-              <m:r>
-                <m:t>β</m:t>
-              </m:r>
-            </m:e>
-          </m:d>
+          <m:r>
+            <m:rPr>
+              <m:sty m:val="p"/>
+            </m:rPr>
+            <m:t>(</m:t>
+          </m:r>
+          <m:r>
+            <m:t>β</m:t>
+          </m:r>
+          <m:r>
+            <m:rPr>
+              <m:sty m:val="p"/>
+            </m:rPr>
+            <m:t>)</m:t>
+          </m:r>
           <m:r>
             <m:rPr>
               <m:sty m:val="p"/>
@@ -10736,28 +11128,15 @@
                 </m:rPr>
                 <m:t>cos</m:t>
               </m:r>
-              <m:d>
-                <m:dPr>
-                  <m:begChr m:val="("/>
-                  <m:sepChr m:val=""/>
-                  <m:endChr m:val=")"/>
-                  <m:grow/>
-                </m:dPr>
-                <m:e>
-                  <m:r>
-                    <m:t>α</m:t>
-                  </m:r>
-                  <m:r>
-                    <m:rPr>
-                      <m:sty m:val="p"/>
-                    </m:rPr>
-                    <m:t>−</m:t>
-                  </m:r>
-                  <m:r>
-                    <m:t>β</m:t>
-                  </m:r>
-                </m:e>
-              </m:d>
+              <m:r>
+                <m:rPr>
+                  <m:sty m:val="p"/>
+                </m:rPr>
+                <m:t>(</m:t>
+              </m:r>
+              <m:r>
+                <m:t>α</m:t>
+              </m:r>
               <m:r>
                 <m:rPr>
                   <m:sty m:val="p"/>
@@ -10765,40 +11144,57 @@
                 <m:t>−</m:t>
               </m:r>
               <m:r>
+                <m:t>β</m:t>
+              </m:r>
+              <m:r>
+                <m:rPr>
+                  <m:sty m:val="p"/>
+                </m:rPr>
+                <m:t>)</m:t>
+              </m:r>
+              <m:r>
+                <m:rPr>
+                  <m:sty m:val="p"/>
+                </m:rPr>
+                <m:t>−</m:t>
+              </m:r>
+              <m:r>
                 <m:rPr>
                   <m:sty m:val="p"/>
                 </m:rPr>
                 <m:t>cos</m:t>
               </m:r>
-              <m:d>
-                <m:dPr>
-                  <m:begChr m:val="("/>
-                  <m:sepChr m:val=""/>
-                  <m:endChr m:val=")"/>
-                  <m:grow/>
-                </m:dPr>
-                <m:e>
-                  <m:r>
-                    <m:t>α</m:t>
-                  </m:r>
-                  <m:r>
-                    <m:rPr>
-                      <m:sty m:val="p"/>
-                    </m:rPr>
-                    <m:t>+</m:t>
-                  </m:r>
-                  <m:r>
-                    <m:t>β</m:t>
-                  </m:r>
-                </m:e>
-              </m:d>
+              <m:r>
+                <m:rPr>
+                  <m:sty m:val="p"/>
+                </m:rPr>
+                <m:t>(</m:t>
+              </m:r>
+              <m:r>
+                <m:t>α</m:t>
+              </m:r>
+              <m:r>
+                <m:rPr>
+                  <m:sty m:val="p"/>
+                </m:rPr>
+                <m:t>+</m:t>
+              </m:r>
+              <m:r>
+                <m:t>β</m:t>
+              </m:r>
+              <m:r>
+                <m:rPr>
+                  <m:sty m:val="p"/>
+                </m:rPr>
+                <m:t>)</m:t>
+              </m:r>
             </m:e>
           </m:d>
         </m:oMath>
       </m:oMathPara>
     </w:p>
-    <w:bookmarkEnd w:id="61"/>
-    <w:bookmarkStart w:id="62" w:name="sum-to-product-identities"/>
+    <w:bookmarkEnd w:id="50"/>
+    <w:bookmarkStart w:id="51" w:name="sum-to-product-identities"/>
     <w:p>
       <w:pPr>
         <w:pStyle w:val="Heading3"/>
@@ -10822,19 +11218,21 @@
             </m:rPr>
             <m:t>sin</m:t>
           </m:r>
-          <m:d>
-            <m:dPr>
-              <m:begChr m:val="("/>
-              <m:sepChr m:val=""/>
-              <m:endChr m:val=")"/>
-              <m:grow/>
-            </m:dPr>
-            <m:e>
-              <m:r>
-                <m:t>α</m:t>
-              </m:r>
-            </m:e>
-          </m:d>
+          <m:r>
+            <m:rPr>
+              <m:sty m:val="p"/>
+            </m:rPr>
+            <m:t>(</m:t>
+          </m:r>
+          <m:r>
+            <m:t>α</m:t>
+          </m:r>
+          <m:r>
+            <m:rPr>
+              <m:sty m:val="p"/>
+            </m:rPr>
+            <m:t>)</m:t>
+          </m:r>
           <m:r>
             <m:rPr>
               <m:sty m:val="p"/>
@@ -10847,19 +11245,21 @@
             </m:rPr>
             <m:t>sin</m:t>
           </m:r>
-          <m:d>
-            <m:dPr>
-              <m:begChr m:val="("/>
-              <m:sepChr m:val=""/>
-              <m:endChr m:val=")"/>
-              <m:grow/>
-            </m:dPr>
-            <m:e>
-              <m:r>
-                <m:t>β</m:t>
-              </m:r>
-            </m:e>
-          </m:d>
+          <m:r>
+            <m:rPr>
+              <m:sty m:val="p"/>
+            </m:rPr>
+            <m:t>(</m:t>
+          </m:r>
+          <m:r>
+            <m:t>β</m:t>
+          </m:r>
+          <m:r>
+            <m:rPr>
+              <m:sty m:val="p"/>
+            </m:rPr>
+            <m:t>)</m:t>
+          </m:r>
           <m:r>
             <m:rPr>
               <m:sty m:val="p"/>
@@ -10967,19 +11367,21 @@
             </m:rPr>
             <m:t>sin</m:t>
           </m:r>
-          <m:d>
-            <m:dPr>
-              <m:begChr m:val="("/>
-              <m:sepChr m:val=""/>
-              <m:endChr m:val=")"/>
-              <m:grow/>
-            </m:dPr>
-            <m:e>
-              <m:r>
-                <m:t>α</m:t>
-              </m:r>
-            </m:e>
-          </m:d>
+          <m:r>
+            <m:rPr>
+              <m:sty m:val="p"/>
+            </m:rPr>
+            <m:t>(</m:t>
+          </m:r>
+          <m:r>
+            <m:t>α</m:t>
+          </m:r>
+          <m:r>
+            <m:rPr>
+              <m:sty m:val="p"/>
+            </m:rPr>
+            <m:t>)</m:t>
+          </m:r>
           <m:r>
             <m:rPr>
               <m:sty m:val="p"/>
@@ -10992,19 +11394,21 @@
             </m:rPr>
             <m:t>sin</m:t>
           </m:r>
-          <m:d>
-            <m:dPr>
-              <m:begChr m:val="("/>
-              <m:sepChr m:val=""/>
-              <m:endChr m:val=")"/>
-              <m:grow/>
-            </m:dPr>
-            <m:e>
-              <m:r>
-                <m:t>β</m:t>
-              </m:r>
-            </m:e>
-          </m:d>
+          <m:r>
+            <m:rPr>
+              <m:sty m:val="p"/>
+            </m:rPr>
+            <m:t>(</m:t>
+          </m:r>
+          <m:r>
+            <m:t>β</m:t>
+          </m:r>
+          <m:r>
+            <m:rPr>
+              <m:sty m:val="p"/>
+            </m:rPr>
+            <m:t>)</m:t>
+          </m:r>
           <m:r>
             <m:rPr>
               <m:sty m:val="p"/>
@@ -11112,19 +11516,21 @@
             </m:rPr>
             <m:t>cos</m:t>
           </m:r>
-          <m:d>
-            <m:dPr>
-              <m:begChr m:val="("/>
-              <m:sepChr m:val=""/>
-              <m:endChr m:val=")"/>
-              <m:grow/>
-            </m:dPr>
-            <m:e>
-              <m:r>
-                <m:t>α</m:t>
-              </m:r>
-            </m:e>
-          </m:d>
+          <m:r>
+            <m:rPr>
+              <m:sty m:val="p"/>
+            </m:rPr>
+            <m:t>(</m:t>
+          </m:r>
+          <m:r>
+            <m:t>α</m:t>
+          </m:r>
+          <m:r>
+            <m:rPr>
+              <m:sty m:val="p"/>
+            </m:rPr>
+            <m:t>)</m:t>
+          </m:r>
           <m:r>
             <m:rPr>
               <m:sty m:val="p"/>
@@ -11137,19 +11543,21 @@
             </m:rPr>
             <m:t>cos</m:t>
           </m:r>
-          <m:d>
-            <m:dPr>
-              <m:begChr m:val="("/>
-              <m:sepChr m:val=""/>
-              <m:endChr m:val=")"/>
-              <m:grow/>
-            </m:dPr>
-            <m:e>
-              <m:r>
-                <m:t>β</m:t>
-              </m:r>
-            </m:e>
-          </m:d>
+          <m:r>
+            <m:rPr>
+              <m:sty m:val="p"/>
+            </m:rPr>
+            <m:t>(</m:t>
+          </m:r>
+          <m:r>
+            <m:t>β</m:t>
+          </m:r>
+          <m:r>
+            <m:rPr>
+              <m:sty m:val="p"/>
+            </m:rPr>
+            <m:t>)</m:t>
+          </m:r>
           <m:r>
             <m:rPr>
               <m:sty m:val="p"/>
@@ -11257,19 +11665,21 @@
             </m:rPr>
             <m:t>cos</m:t>
           </m:r>
-          <m:d>
-            <m:dPr>
-              <m:begChr m:val="("/>
-              <m:sepChr m:val=""/>
-              <m:endChr m:val=")"/>
-              <m:grow/>
-            </m:dPr>
-            <m:e>
-              <m:r>
-                <m:t>α</m:t>
-              </m:r>
-            </m:e>
-          </m:d>
+          <m:r>
+            <m:rPr>
+              <m:sty m:val="p"/>
+            </m:rPr>
+            <m:t>(</m:t>
+          </m:r>
+          <m:r>
+            <m:t>α</m:t>
+          </m:r>
+          <m:r>
+            <m:rPr>
+              <m:sty m:val="p"/>
+            </m:rPr>
+            <m:t>)</m:t>
+          </m:r>
           <m:r>
             <m:rPr>
               <m:sty m:val="p"/>
@@ -11282,19 +11692,21 @@
             </m:rPr>
             <m:t>cos</m:t>
           </m:r>
-          <m:d>
-            <m:dPr>
-              <m:begChr m:val="("/>
-              <m:sepChr m:val=""/>
-              <m:endChr m:val=")"/>
-              <m:grow/>
-            </m:dPr>
-            <m:e>
-              <m:r>
-                <m:t>β</m:t>
-              </m:r>
-            </m:e>
-          </m:d>
+          <m:r>
+            <m:rPr>
+              <m:sty m:val="p"/>
+            </m:rPr>
+            <m:t>(</m:t>
+          </m:r>
+          <m:r>
+            <m:t>β</m:t>
+          </m:r>
+          <m:r>
+            <m:rPr>
+              <m:sty m:val="p"/>
+            </m:rPr>
+            <m:t>)</m:t>
+          </m:r>
           <m:r>
             <m:rPr>
               <m:sty m:val="p"/>
@@ -11401,9 +11813,9 @@
         <w:t xml:space="preserve">Together with the half-angle identities, the sum-to-product and the product-to-sum identities can be incredibly useful in integrating trigonometric functions and in simplifying more complicated trigonometric expressions.</w:t>
       </w:r>
     </w:p>
-    <w:bookmarkEnd w:id="62"/>
-    <w:bookmarkEnd w:id="63"/>
-    <w:bookmarkStart w:id="64" w:name="quick-check-problems"/>
+    <w:bookmarkEnd w:id="51"/>
+    <w:bookmarkEnd w:id="52"/>
+    <w:bookmarkStart w:id="53" w:name="quick-check-problems"/>
     <w:p>
       <w:pPr>
         <w:pStyle w:val="Heading2"/>
@@ -11444,19 +11856,21 @@
             </m:r>
           </m:sup>
         </m:sSup>
-        <m:d>
-          <m:dPr>
-            <m:begChr m:val="("/>
-            <m:sepChr m:val=""/>
-            <m:endChr m:val=")"/>
-            <m:grow/>
-          </m:dPr>
-          <m:e>
-            <m:r>
-              <m:t>θ</m:t>
-            </m:r>
-          </m:e>
-        </m:d>
+        <m:r>
+          <m:rPr>
+            <m:sty m:val="p"/>
+          </m:rPr>
+          <m:t>(</m:t>
+        </m:r>
+        <m:r>
+          <m:t>θ</m:t>
+        </m:r>
+        <m:r>
+          <m:rPr>
+            <m:sty m:val="p"/>
+          </m:rPr>
+          <m:t>)</m:t>
+        </m:r>
         <m:r>
           <m:rPr>
             <m:sty m:val="p"/>
@@ -11478,19 +11892,21 @@
             </m:r>
           </m:sup>
         </m:sSup>
-        <m:d>
-          <m:dPr>
-            <m:begChr m:val="("/>
-            <m:sepChr m:val=""/>
-            <m:endChr m:val=")"/>
-            <m:grow/>
-          </m:dPr>
-          <m:e>
-            <m:r>
-              <m:t>θ</m:t>
-            </m:r>
-          </m:e>
-        </m:d>
+        <m:r>
+          <m:rPr>
+            <m:sty m:val="p"/>
+          </m:rPr>
+          <m:t>(</m:t>
+        </m:r>
+        <m:r>
+          <m:t>θ</m:t>
+        </m:r>
+        <m:r>
+          <m:rPr>
+            <m:sty m:val="p"/>
+          </m:rPr>
+          <m:t>)</m:t>
+        </m:r>
       </m:oMath>
     </w:p>
     <w:p>
@@ -11517,19 +11933,21 @@
             </m:r>
           </m:sup>
         </m:sSup>
-        <m:d>
-          <m:dPr>
-            <m:begChr m:val="("/>
-            <m:sepChr m:val=""/>
-            <m:endChr m:val=")"/>
-            <m:grow/>
-          </m:dPr>
-          <m:e>
-            <m:r>
-              <m:t>θ</m:t>
-            </m:r>
-          </m:e>
-        </m:d>
+        <m:r>
+          <m:rPr>
+            <m:sty m:val="p"/>
+          </m:rPr>
+          <m:t>(</m:t>
+        </m:r>
+        <m:r>
+          <m:t>θ</m:t>
+        </m:r>
+        <m:r>
+          <m:rPr>
+            <m:sty m:val="p"/>
+          </m:rPr>
+          <m:t>)</m:t>
+        </m:r>
         <m:r>
           <m:rPr>
             <m:sty m:val="p"/>
@@ -11551,19 +11969,21 @@
             </m:r>
           </m:sup>
         </m:sSup>
-        <m:d>
-          <m:dPr>
-            <m:begChr m:val="("/>
-            <m:sepChr m:val=""/>
-            <m:endChr m:val=")"/>
-            <m:grow/>
-          </m:dPr>
-          <m:e>
-            <m:r>
-              <m:t>θ</m:t>
-            </m:r>
-          </m:e>
-        </m:d>
+        <m:r>
+          <m:rPr>
+            <m:sty m:val="p"/>
+          </m:rPr>
+          <m:t>(</m:t>
+        </m:r>
+        <m:r>
+          <m:t>θ</m:t>
+        </m:r>
+        <m:r>
+          <m:rPr>
+            <m:sty m:val="p"/>
+          </m:rPr>
+          <m:t>)</m:t>
+        </m:r>
       </m:oMath>
     </w:p>
     <w:p>
@@ -11584,38 +12004,42 @@
           </m:rPr>
           <m:t>sin</m:t>
         </m:r>
-        <m:d>
-          <m:dPr>
-            <m:begChr m:val="("/>
-            <m:sepChr m:val=""/>
-            <m:endChr m:val=")"/>
-            <m:grow/>
-          </m:dPr>
-          <m:e>
-            <m:r>
-              <m:t>θ</m:t>
-            </m:r>
-          </m:e>
-        </m:d>
+        <m:r>
+          <m:rPr>
+            <m:sty m:val="p"/>
+          </m:rPr>
+          <m:t>(</m:t>
+        </m:r>
+        <m:r>
+          <m:t>θ</m:t>
+        </m:r>
+        <m:r>
+          <m:rPr>
+            <m:sty m:val="p"/>
+          </m:rPr>
+          <m:t>)</m:t>
+        </m:r>
         <m:r>
           <m:rPr>
             <m:sty m:val="p"/>
           </m:rPr>
           <m:t>cos</m:t>
         </m:r>
-        <m:d>
-          <m:dPr>
-            <m:begChr m:val="("/>
-            <m:sepChr m:val=""/>
-            <m:endChr m:val=")"/>
-            <m:grow/>
-          </m:dPr>
-          <m:e>
-            <m:r>
-              <m:t>θ</m:t>
-            </m:r>
-          </m:e>
-        </m:d>
+        <m:r>
+          <m:rPr>
+            <m:sty m:val="p"/>
+          </m:rPr>
+          <m:t>(</m:t>
+        </m:r>
+        <m:r>
+          <m:t>θ</m:t>
+        </m:r>
+        <m:r>
+          <m:rPr>
+            <m:sty m:val="p"/>
+          </m:rPr>
+          <m:t>)</m:t>
+        </m:r>
       </m:oMath>
     </w:p>
     <w:p>
@@ -11633,72 +12057,78 @@
           </m:rPr>
           <m:t>cos</m:t>
         </m:r>
-        <m:d>
-          <m:dPr>
-            <m:begChr m:val="("/>
-            <m:sepChr m:val=""/>
-            <m:endChr m:val=")"/>
-            <m:grow/>
-          </m:dPr>
+        <m:r>
+          <m:rPr>
+            <m:sty m:val="p"/>
+          </m:rPr>
+          <m:t>(</m:t>
+        </m:r>
+        <m:r>
+          <m:rPr>
+            <m:sty m:val="p"/>
+          </m:rPr>
+          <m:t>−</m:t>
+        </m:r>
+        <m:r>
+          <m:t>θ</m:t>
+        </m:r>
+        <m:r>
+          <m:rPr>
+            <m:sty m:val="p"/>
+          </m:rPr>
+          <m:t>)</m:t>
+        </m:r>
+        <m:r>
+          <m:rPr>
+            <m:sty m:val="p"/>
+          </m:rPr>
+          <m:t>(</m:t>
+        </m:r>
+        <m:r>
+          <m:t>1</m:t>
+        </m:r>
+        <m:r>
+          <m:rPr>
+            <m:sty m:val="p"/>
+          </m:rPr>
+          <m:t>−</m:t>
+        </m:r>
+        <m:sSup>
           <m:e>
             <m:r>
               <m:rPr>
                 <m:sty m:val="p"/>
               </m:rPr>
-              <m:t>−</m:t>
-            </m:r>
-            <m:r>
-              <m:t>θ</m:t>
+              <m:t>sin</m:t>
             </m:r>
           </m:e>
-        </m:d>
-        <m:d>
-          <m:dPr>
-            <m:begChr m:val="("/>
-            <m:sepChr m:val=""/>
-            <m:endChr m:val=")"/>
-            <m:grow/>
-          </m:dPr>
-          <m:e>
+          <m:sup>
             <m:r>
-              <m:t>1</m:t>
+              <m:t>2</m:t>
             </m:r>
-            <m:r>
-              <m:rPr>
-                <m:sty m:val="p"/>
-              </m:rPr>
-              <m:t>−</m:t>
-            </m:r>
-            <m:sSup>
-              <m:e>
-                <m:r>
-                  <m:rPr>
-                    <m:sty m:val="p"/>
-                  </m:rPr>
-                  <m:t>sin</m:t>
-                </m:r>
-              </m:e>
-              <m:sup>
-                <m:r>
-                  <m:t>2</m:t>
-                </m:r>
-              </m:sup>
-            </m:sSup>
-            <m:d>
-              <m:dPr>
-                <m:begChr m:val="("/>
-                <m:sepChr m:val=""/>
-                <m:endChr m:val=")"/>
-                <m:grow/>
-              </m:dPr>
-              <m:e>
-                <m:r>
-                  <m:t>θ</m:t>
-                </m:r>
-              </m:e>
-            </m:d>
-          </m:e>
-        </m:d>
+          </m:sup>
+        </m:sSup>
+        <m:r>
+          <m:rPr>
+            <m:sty m:val="p"/>
+          </m:rPr>
+          <m:t>(</m:t>
+        </m:r>
+        <m:r>
+          <m:t>θ</m:t>
+        </m:r>
+        <m:r>
+          <m:rPr>
+            <m:sty m:val="p"/>
+          </m:rPr>
+          <m:t>)</m:t>
+        </m:r>
+        <m:r>
+          <m:rPr>
+            <m:sty m:val="p"/>
+          </m:rPr>
+          <m:t>)</m:t>
+        </m:r>
       </m:oMath>
     </w:p>
     <w:p>
@@ -11725,19 +12155,21 @@
             </m:r>
           </m:sup>
         </m:sSup>
-        <m:d>
-          <m:dPr>
-            <m:begChr m:val="("/>
-            <m:sepChr m:val=""/>
-            <m:endChr m:val=")"/>
-            <m:grow/>
-          </m:dPr>
-          <m:e>
-            <m:r>
-              <m:t>θ</m:t>
-            </m:r>
-          </m:e>
-        </m:d>
+        <m:r>
+          <m:rPr>
+            <m:sty m:val="p"/>
+          </m:rPr>
+          <m:t>(</m:t>
+        </m:r>
+        <m:r>
+          <m:t>θ</m:t>
+        </m:r>
+        <m:r>
+          <m:rPr>
+            <m:sty m:val="p"/>
+          </m:rPr>
+          <m:t>)</m:t>
+        </m:r>
         <m:r>
           <m:rPr>
             <m:sty m:val="p"/>
@@ -11759,19 +12191,21 @@
             </m:r>
           </m:sup>
         </m:sSup>
-        <m:d>
-          <m:dPr>
-            <m:begChr m:val="("/>
-            <m:sepChr m:val=""/>
-            <m:endChr m:val=")"/>
-            <m:grow/>
-          </m:dPr>
-          <m:e>
-            <m:r>
-              <m:t>θ</m:t>
-            </m:r>
-          </m:e>
-        </m:d>
+        <m:r>
+          <m:rPr>
+            <m:sty m:val="p"/>
+          </m:rPr>
+          <m:t>(</m:t>
+        </m:r>
+        <m:r>
+          <m:t>θ</m:t>
+        </m:r>
+        <m:r>
+          <m:rPr>
+            <m:sty m:val="p"/>
+          </m:rPr>
+          <m:t>)</m:t>
+        </m:r>
         <m:r>
           <m:rPr>
             <m:sty m:val="p"/>
@@ -11793,19 +12227,21 @@
             </m:r>
           </m:sup>
         </m:sSup>
-        <m:d>
-          <m:dPr>
-            <m:begChr m:val="("/>
-            <m:sepChr m:val=""/>
-            <m:endChr m:val=")"/>
-            <m:grow/>
-          </m:dPr>
-          <m:e>
-            <m:r>
-              <m:t>θ</m:t>
-            </m:r>
-          </m:e>
-        </m:d>
+        <m:r>
+          <m:rPr>
+            <m:sty m:val="p"/>
+          </m:rPr>
+          <m:t>(</m:t>
+        </m:r>
+        <m:r>
+          <m:t>θ</m:t>
+        </m:r>
+        <m:r>
+          <m:rPr>
+            <m:sty m:val="p"/>
+          </m:rPr>
+          <m:t>)</m:t>
+        </m:r>
       </m:oMath>
     </w:p>
     <w:p>
@@ -11832,19 +12268,21 @@
             </m:r>
           </m:sup>
         </m:sSup>
-        <m:d>
-          <m:dPr>
-            <m:begChr m:val="("/>
-            <m:sepChr m:val=""/>
-            <m:endChr m:val=")"/>
-            <m:grow/>
-          </m:dPr>
-          <m:e>
-            <m:r>
-              <m:t>θ</m:t>
-            </m:r>
-          </m:e>
-        </m:d>
+        <m:r>
+          <m:rPr>
+            <m:sty m:val="p"/>
+          </m:rPr>
+          <m:t>(</m:t>
+        </m:r>
+        <m:r>
+          <m:t>θ</m:t>
+        </m:r>
+        <m:r>
+          <m:rPr>
+            <m:sty m:val="p"/>
+          </m:rPr>
+          <m:t>)</m:t>
+        </m:r>
       </m:oMath>
     </w:p>
     <w:p>
@@ -11885,19 +12323,21 @@
             </m:r>
           </m:sup>
         </m:sSup>
-        <m:d>
-          <m:dPr>
-            <m:begChr m:val="("/>
-            <m:sepChr m:val=""/>
-            <m:endChr m:val=")"/>
-            <m:grow/>
-          </m:dPr>
-          <m:e>
-            <m:r>
-              <m:t>θ</m:t>
-            </m:r>
-          </m:e>
-        </m:d>
+        <m:r>
+          <m:rPr>
+            <m:sty m:val="p"/>
+          </m:rPr>
+          <m:t>(</m:t>
+        </m:r>
+        <m:r>
+          <m:t>θ</m:t>
+        </m:r>
+        <m:r>
+          <m:rPr>
+            <m:sty m:val="p"/>
+          </m:rPr>
+          <m:t>)</m:t>
+        </m:r>
       </m:oMath>
     </w:p>
     <w:p>
@@ -11915,22 +12355,24 @@
           </m:rPr>
           <m:t>sin</m:t>
         </m:r>
-        <m:d>
-          <m:dPr>
-            <m:begChr m:val="("/>
-            <m:sepChr m:val=""/>
-            <m:endChr m:val=")"/>
-            <m:grow/>
-          </m:dPr>
-          <m:e>
-            <m:r>
-              <m:t>2</m:t>
-            </m:r>
-            <m:r>
-              <m:t>θ</m:t>
-            </m:r>
-          </m:e>
-        </m:d>
+        <m:r>
+          <m:rPr>
+            <m:sty m:val="p"/>
+          </m:rPr>
+          <m:t>(</m:t>
+        </m:r>
+        <m:r>
+          <m:t>2</m:t>
+        </m:r>
+        <m:r>
+          <m:t>θ</m:t>
+        </m:r>
+        <m:r>
+          <m:rPr>
+            <m:sty m:val="p"/>
+          </m:rPr>
+          <m:t>)</m:t>
+        </m:r>
       </m:oMath>
     </w:p>
     <w:p>
@@ -11948,27 +12390,29 @@
           </m:rPr>
           <m:t>cos</m:t>
         </m:r>
-        <m:d>
-          <m:dPr>
-            <m:begChr m:val="("/>
-            <m:sepChr m:val=""/>
-            <m:endChr m:val=")"/>
-            <m:grow/>
-          </m:dPr>
-          <m:e>
-            <m:r>
-              <m:t>2</m:t>
-            </m:r>
-            <m:r>
-              <m:t>θ</m:t>
-            </m:r>
-          </m:e>
-        </m:d>
+        <m:r>
+          <m:rPr>
+            <m:sty m:val="p"/>
+          </m:rPr>
+          <m:t>(</m:t>
+        </m:r>
+        <m:r>
+          <m:t>2</m:t>
+        </m:r>
+        <m:r>
+          <m:t>θ</m:t>
+        </m:r>
+        <m:r>
+          <m:rPr>
+            <m:sty m:val="p"/>
+          </m:rPr>
+          <m:t>)</m:t>
+        </m:r>
       </m:oMath>
     </w:p>
-    <w:bookmarkEnd w:id="64"/>
-    <w:bookmarkEnd w:id="65"/>
-    <w:bookmarkStart w:id="69" w:name="further-reading"/>
+    <w:bookmarkEnd w:id="53"/>
+    <w:bookmarkEnd w:id="54"/>
+    <w:bookmarkStart w:id="58" w:name="further-reading"/>
     <w:p>
       <w:pPr>
         <w:pStyle w:val="Heading1"/>
@@ -11981,7 +12425,7 @@
       <w:pPr>
         <w:pStyle w:val="FirstParagraph"/>
       </w:pPr>
-      <w:hyperlink r:id="rId66">
+      <w:hyperlink r:id="rId55">
         <w:r>
           <w:rPr>
             <w:rStyle w:val="Hyperlink"/>
@@ -11994,7 +12438,7 @@
       <w:pPr>
         <w:pStyle w:val="BodyText"/>
       </w:pPr>
-      <w:hyperlink r:id="rId22">
+      <w:hyperlink r:id="rId11">
         <w:r>
           <w:rPr>
             <w:rStyle w:val="Hyperlink"/>
@@ -12003,7 +12447,7 @@
         </w:r>
       </w:hyperlink>
     </w:p>
-    <w:bookmarkStart w:id="68" w:name="version-history"/>
+    <w:bookmarkStart w:id="57" w:name="version-history"/>
     <w:p>
       <w:pPr>
         <w:pStyle w:val="Heading2"/>
@@ -12036,7 +12480,7 @@
       <w:pPr>
         <w:pStyle w:val="FirstParagraph"/>
       </w:pPr>
-      <w:hyperlink r:id="rId67">
+      <w:hyperlink r:id="rId56">
         <w:r>
           <w:rPr>
             <w:rStyle w:val="Hyperlink"/>
@@ -12045,8 +12489,8 @@
         </w:r>
       </w:hyperlink>
     </w:p>
-    <w:bookmarkEnd w:id="68"/>
-    <w:bookmarkEnd w:id="69"/>
+    <w:bookmarkEnd w:id="57"/>
+    <w:bookmarkEnd w:id="58"/>
     <w:sectPr>
       <w:pgSz w:h="15840" w:w="12240"/>
       <w:pgMar w:bottom="1440" w:footer="720" w:gutter="0" w:header="720" w:left="1440" w:right="1440" w:top="1440"/>
